--- a/Documentação - Copia.docx
+++ b/Documentação - Copia.docx
@@ -1947,7 +1947,25 @@
                 <w:b/>
                 <w:noProof/>
               </w:rPr>
-              <w:t>4 MÉTODOS</w:t>
+              <w:t>4 MÉ</w:t>
+            </w:r>
+            <w:r>
+              <w:rPr>
+                <w:rStyle w:val="Hyperlink"/>
+                <w:rFonts w:ascii="Times New Roman" w:hAnsi="Times New Roman" w:cs="Times New Roman"/>
+                <w:b/>
+                <w:noProof/>
+              </w:rPr>
+              <w:t>T</w:t>
+            </w:r>
+            <w:r>
+              <w:rPr>
+                <w:rStyle w:val="Hyperlink"/>
+                <w:rFonts w:ascii="Times New Roman" w:hAnsi="Times New Roman" w:cs="Times New Roman"/>
+                <w:b/>
+                <w:noProof/>
+              </w:rPr>
+              <w:t>ODOS</w:t>
             </w:r>
             <w:r>
               <w:rPr>
@@ -2553,425 +2571,423 @@
         </w:rPr>
         <w:t xml:space="preserve"> </w:t>
       </w:r>
-      <w:bookmarkStart w:id="1" w:name="_GoBack"/>
+      <w:r>
+        <w:rPr>
+          <w:rFonts w:ascii="Times New Roman" w:hAnsi="Times New Roman" w:cs="Times New Roman"/>
+          <w:sz w:val="24"/>
+          <w:szCs w:val="24"/>
+        </w:rPr>
+        <w:t>Einstein</w:t>
+      </w:r>
+      <w:r>
+        <w:rPr>
+          <w:rFonts w:ascii="Times New Roman" w:hAnsi="Times New Roman" w:cs="Times New Roman"/>
+          <w:sz w:val="24"/>
+          <w:szCs w:val="24"/>
+        </w:rPr>
+        <w:t>, 2025</w:t>
+      </w:r>
+      <w:r>
+        <w:rPr>
+          <w:rFonts w:ascii="Times New Roman" w:hAnsi="Times New Roman" w:cs="Times New Roman"/>
+          <w:sz w:val="24"/>
+          <w:szCs w:val="24"/>
+        </w:rPr>
+        <w:t xml:space="preserve">, grande cientista e físico alemão já reconhecia o quão influente a tecnologia é na sociedade, por isso segundo </w:t>
+      </w:r>
+      <w:r>
+        <w:rPr>
+          <w:rFonts w:ascii="Times New Roman" w:hAnsi="Times New Roman" w:cs="Times New Roman"/>
+          <w:sz w:val="24"/>
+          <w:szCs w:val="24"/>
+        </w:rPr>
+        <w:t>ele se</w:t>
+      </w:r>
+      <w:r>
+        <w:rPr>
+          <w:rFonts w:ascii="Times New Roman" w:hAnsi="Times New Roman" w:cs="Times New Roman"/>
+          <w:sz w:val="24"/>
+          <w:szCs w:val="24"/>
+        </w:rPr>
+        <w:t xml:space="preserve"> tornou aparentemente óbvio que a nossa tecnologia excedeu a nossa humanidade.</w:t>
+      </w:r>
+    </w:p>
+    <w:p>
+      <w:pPr>
+        <w:spacing w:after="0" w:line="360" w:lineRule="auto"/>
+        <w:ind w:firstLine="709"/>
+        <w:jc w:val="both"/>
+        <w:rPr>
+          <w:rFonts w:ascii="Times New Roman" w:hAnsi="Times New Roman" w:cs="Times New Roman"/>
+          <w:sz w:val="24"/>
+          <w:szCs w:val="24"/>
+        </w:rPr>
+      </w:pPr>
+      <w:r>
+        <w:rPr>
+          <w:rFonts w:ascii="Times New Roman" w:hAnsi="Times New Roman" w:cs="Times New Roman"/>
+          <w:sz w:val="24"/>
+          <w:szCs w:val="24"/>
+        </w:rPr>
+        <w:t xml:space="preserve">Diante dessa situação, o intuito desse projeto é </w:t>
+      </w:r>
+      <w:r>
+        <w:rPr>
+          <w:rFonts w:ascii="Times New Roman" w:hAnsi="Times New Roman" w:cs="Times New Roman"/>
+          <w:sz w:val="24"/>
+          <w:szCs w:val="24"/>
+        </w:rPr>
+        <w:t>criar um site confiável, de fácil acesso, interface interativa que não propõe riscos nem golpes para seus clientes, mas garante compras de produtos de pet- shop de qualidade, entregas rápidas e confiáveis, garantindo bons retornos aos consumidores de seu produto</w:t>
+      </w:r>
+      <w:r>
+        <w:rPr>
+          <w:rFonts w:ascii="Times New Roman" w:hAnsi="Times New Roman" w:cs="Times New Roman"/>
+          <w:sz w:val="24"/>
+          <w:szCs w:val="24"/>
+        </w:rPr>
+        <w:t xml:space="preserve">. </w:t>
+      </w:r>
+    </w:p>
+    <w:p>
+      <w:pPr>
+        <w:spacing w:after="0" w:line="360" w:lineRule="auto"/>
+        <w:ind w:firstLine="709"/>
+        <w:jc w:val="both"/>
+        <w:rPr>
+          <w:rFonts w:ascii="Times New Roman" w:hAnsi="Times New Roman" w:cs="Times New Roman"/>
+          <w:sz w:val="24"/>
+          <w:szCs w:val="24"/>
+        </w:rPr>
+      </w:pPr>
+      <w:r>
+        <w:rPr>
+          <w:rFonts w:ascii="Times New Roman" w:hAnsi="Times New Roman" w:cs="Times New Roman"/>
+          <w:sz w:val="24"/>
+          <w:szCs w:val="24"/>
+        </w:rPr>
+        <w:t xml:space="preserve">O site possui </w:t>
+      </w:r>
+      <w:r>
+        <w:rPr>
+          <w:rFonts w:ascii="Times New Roman" w:hAnsi="Times New Roman" w:cs="Times New Roman"/>
+          <w:sz w:val="24"/>
+          <w:szCs w:val="24"/>
+        </w:rPr>
+        <w:t>como público-alvo, pessoas que possuem animais domésticos e buscam sempre a melhor qualidade para o seu pet</w:t>
+      </w:r>
+      <w:r>
+        <w:rPr>
+          <w:rFonts w:ascii="Times New Roman" w:hAnsi="Times New Roman" w:cs="Times New Roman"/>
+          <w:sz w:val="24"/>
+          <w:szCs w:val="24"/>
+        </w:rPr>
+        <w:t>, parceiros comerciais e visitantes interessados nos produtos</w:t>
+      </w:r>
+      <w:r>
+        <w:rPr>
+          <w:rFonts w:ascii="Times New Roman" w:hAnsi="Times New Roman" w:cs="Times New Roman"/>
+          <w:sz w:val="24"/>
+          <w:szCs w:val="24"/>
+        </w:rPr>
+        <w:t xml:space="preserve"> oferecidos. Transmitindo e sempre ressaltando o profissionalismo e a confiança.</w:t>
+      </w:r>
+    </w:p>
+    <w:p>
+      <w:pPr>
+        <w:spacing w:after="0" w:line="360" w:lineRule="auto"/>
+        <w:ind w:firstLine="709"/>
+        <w:jc w:val="both"/>
+        <w:rPr>
+          <w:rFonts w:ascii="Times New Roman" w:hAnsi="Times New Roman" w:cs="Times New Roman"/>
+          <w:sz w:val="24"/>
+          <w:szCs w:val="24"/>
+        </w:rPr>
+      </w:pPr>
+      <w:r>
+        <w:rPr>
+          <w:rFonts w:ascii="Times New Roman" w:hAnsi="Times New Roman" w:cs="Times New Roman"/>
+          <w:sz w:val="24"/>
+          <w:szCs w:val="24"/>
+        </w:rPr>
+        <w:t xml:space="preserve">O projeto </w:t>
+      </w:r>
+      <w:r>
+        <w:rPr>
+          <w:rFonts w:ascii="Times New Roman" w:hAnsi="Times New Roman" w:cs="Times New Roman"/>
+          <w:sz w:val="24"/>
+          <w:szCs w:val="24"/>
+        </w:rPr>
+        <w:t>utiliza</w:t>
+      </w:r>
+      <w:r>
+        <w:rPr>
+          <w:rFonts w:ascii="Times New Roman" w:hAnsi="Times New Roman" w:cs="Times New Roman"/>
+          <w:sz w:val="24"/>
+          <w:szCs w:val="24"/>
+        </w:rPr>
+        <w:t xml:space="preserve"> as linguagens de </w:t>
+      </w:r>
+      <w:r>
+        <w:rPr>
+          <w:rFonts w:ascii="Times New Roman" w:hAnsi="Times New Roman" w:cs="Times New Roman"/>
+          <w:sz w:val="24"/>
+          <w:szCs w:val="24"/>
+        </w:rPr>
+        <w:t xml:space="preserve">marcação </w:t>
+      </w:r>
+      <w:r>
+        <w:rPr>
+          <w:rFonts w:ascii="Times New Roman" w:hAnsi="Times New Roman" w:cs="Times New Roman"/>
+          <w:sz w:val="24"/>
+          <w:szCs w:val="24"/>
+        </w:rPr>
+        <w:t>HTML5 e CSS3</w:t>
+      </w:r>
+      <w:r>
+        <w:rPr>
+          <w:rFonts w:ascii="Times New Roman" w:hAnsi="Times New Roman" w:cs="Times New Roman"/>
+          <w:sz w:val="24"/>
+          <w:szCs w:val="24"/>
+        </w:rPr>
+        <w:t>, a hospedagem de dados será realizada no GIT, distribuição de tarefas realizada através da plataforma Trello, para garantir entregas no prazo garantindo maior organização do projeto.</w:t>
+      </w:r>
+    </w:p>
+    <w:p>
+      <w:pPr>
+        <w:spacing w:after="0" w:line="360" w:lineRule="auto"/>
+        <w:ind w:firstLine="709"/>
+        <w:jc w:val="both"/>
+        <w:rPr>
+          <w:rFonts w:ascii="Times New Roman" w:hAnsi="Times New Roman" w:cs="Times New Roman"/>
+          <w:sz w:val="24"/>
+          <w:szCs w:val="24"/>
+        </w:rPr>
+      </w:pPr>
+      <w:r>
+        <w:rPr>
+          <w:rFonts w:ascii="Times New Roman" w:hAnsi="Times New Roman" w:cs="Times New Roman"/>
+          <w:sz w:val="24"/>
+          <w:szCs w:val="24"/>
+        </w:rPr>
+        <w:t xml:space="preserve">Dessa forma, garantimos uma experiência positiva ao usuário, alinhada com design de alta qualidade, de um site bem posicionado, acessível </w:t>
+      </w:r>
+      <w:r>
+        <w:rPr>
+          <w:rFonts w:ascii="Times New Roman" w:hAnsi="Times New Roman" w:cs="Times New Roman"/>
+          <w:sz w:val="24"/>
+          <w:szCs w:val="24"/>
+        </w:rPr>
+        <w:t>e comunicativo.</w:t>
+      </w:r>
+    </w:p>
+    <w:p>
+      <w:pPr>
+        <w:spacing w:after="0" w:line="360" w:lineRule="auto"/>
+        <w:jc w:val="both"/>
+        <w:rPr>
+          <w:rFonts w:ascii="Times New Roman" w:hAnsi="Times New Roman" w:cs="Times New Roman"/>
+          <w:b/>
+          <w:sz w:val="24"/>
+          <w:szCs w:val="24"/>
+        </w:rPr>
+      </w:pPr>
+    </w:p>
+    <w:p>
+      <w:pPr>
+        <w:spacing w:after="0" w:line="360" w:lineRule="auto"/>
+        <w:jc w:val="both"/>
+        <w:rPr>
+          <w:rFonts w:ascii="Times New Roman" w:hAnsi="Times New Roman" w:cs="Times New Roman"/>
+          <w:b/>
+          <w:sz w:val="24"/>
+          <w:szCs w:val="24"/>
+        </w:rPr>
+      </w:pPr>
+    </w:p>
+    <w:p>
+      <w:pPr>
+        <w:spacing w:after="0" w:line="360" w:lineRule="auto"/>
+        <w:jc w:val="both"/>
+        <w:rPr>
+          <w:rFonts w:ascii="Times New Roman" w:hAnsi="Times New Roman" w:cs="Times New Roman"/>
+          <w:b/>
+          <w:sz w:val="24"/>
+          <w:szCs w:val="24"/>
+        </w:rPr>
+      </w:pPr>
+    </w:p>
+    <w:p>
+      <w:pPr>
+        <w:spacing w:after="0" w:line="360" w:lineRule="auto"/>
+        <w:jc w:val="both"/>
+        <w:rPr>
+          <w:rFonts w:ascii="Times New Roman" w:hAnsi="Times New Roman" w:cs="Times New Roman"/>
+          <w:b/>
+          <w:sz w:val="24"/>
+          <w:szCs w:val="24"/>
+        </w:rPr>
+      </w:pPr>
+    </w:p>
+    <w:p>
+      <w:pPr>
+        <w:spacing w:after="0" w:line="360" w:lineRule="auto"/>
+        <w:jc w:val="both"/>
+        <w:rPr>
+          <w:rFonts w:ascii="Times New Roman" w:hAnsi="Times New Roman" w:cs="Times New Roman"/>
+          <w:b/>
+          <w:sz w:val="24"/>
+          <w:szCs w:val="24"/>
+        </w:rPr>
+      </w:pPr>
+    </w:p>
+    <w:p>
+      <w:pPr>
+        <w:spacing w:after="0" w:line="360" w:lineRule="auto"/>
+        <w:jc w:val="both"/>
+        <w:rPr>
+          <w:rFonts w:ascii="Times New Roman" w:hAnsi="Times New Roman" w:cs="Times New Roman"/>
+          <w:b/>
+          <w:sz w:val="24"/>
+          <w:szCs w:val="24"/>
+        </w:rPr>
+      </w:pPr>
+    </w:p>
+    <w:p>
+      <w:pPr>
+        <w:spacing w:after="0" w:line="360" w:lineRule="auto"/>
+        <w:jc w:val="both"/>
+        <w:rPr>
+          <w:rFonts w:ascii="Times New Roman" w:hAnsi="Times New Roman" w:cs="Times New Roman"/>
+          <w:b/>
+          <w:sz w:val="24"/>
+          <w:szCs w:val="24"/>
+        </w:rPr>
+      </w:pPr>
+    </w:p>
+    <w:p>
+      <w:pPr>
+        <w:spacing w:after="0" w:line="360" w:lineRule="auto"/>
+        <w:jc w:val="both"/>
+        <w:rPr>
+          <w:rFonts w:ascii="Times New Roman" w:hAnsi="Times New Roman" w:cs="Times New Roman"/>
+          <w:b/>
+          <w:sz w:val="24"/>
+          <w:szCs w:val="24"/>
+        </w:rPr>
+      </w:pPr>
+    </w:p>
+    <w:p>
+      <w:pPr>
+        <w:spacing w:after="0" w:line="360" w:lineRule="auto"/>
+        <w:jc w:val="both"/>
+        <w:rPr>
+          <w:rFonts w:ascii="Times New Roman" w:hAnsi="Times New Roman" w:cs="Times New Roman"/>
+          <w:b/>
+          <w:sz w:val="24"/>
+          <w:szCs w:val="24"/>
+        </w:rPr>
+      </w:pPr>
+    </w:p>
+    <w:p>
+      <w:pPr>
+        <w:spacing w:after="0" w:line="360" w:lineRule="auto"/>
+        <w:jc w:val="both"/>
+        <w:rPr>
+          <w:rFonts w:ascii="Times New Roman" w:hAnsi="Times New Roman" w:cs="Times New Roman"/>
+          <w:b/>
+          <w:sz w:val="24"/>
+          <w:szCs w:val="24"/>
+        </w:rPr>
+      </w:pPr>
+    </w:p>
+    <w:p>
+      <w:pPr>
+        <w:spacing w:after="0" w:line="360" w:lineRule="auto"/>
+        <w:jc w:val="both"/>
+        <w:rPr>
+          <w:rFonts w:ascii="Times New Roman" w:hAnsi="Times New Roman" w:cs="Times New Roman"/>
+          <w:b/>
+          <w:sz w:val="24"/>
+          <w:szCs w:val="24"/>
+        </w:rPr>
+      </w:pPr>
+    </w:p>
+    <w:p>
+      <w:pPr>
+        <w:spacing w:after="0" w:line="360" w:lineRule="auto"/>
+        <w:jc w:val="both"/>
+        <w:rPr>
+          <w:rFonts w:ascii="Times New Roman" w:hAnsi="Times New Roman" w:cs="Times New Roman"/>
+          <w:b/>
+          <w:sz w:val="24"/>
+          <w:szCs w:val="24"/>
+        </w:rPr>
+      </w:pPr>
+    </w:p>
+    <w:p>
+      <w:pPr>
+        <w:spacing w:after="0" w:line="360" w:lineRule="auto"/>
+        <w:jc w:val="both"/>
+        <w:rPr>
+          <w:rFonts w:ascii="Times New Roman" w:hAnsi="Times New Roman" w:cs="Times New Roman"/>
+          <w:b/>
+          <w:sz w:val="24"/>
+          <w:szCs w:val="24"/>
+        </w:rPr>
+      </w:pPr>
+    </w:p>
+    <w:p>
+      <w:pPr>
+        <w:spacing w:after="0" w:line="360" w:lineRule="auto"/>
+        <w:outlineLvl w:val="0"/>
+        <w:rPr>
+          <w:rFonts w:ascii="Times New Roman" w:hAnsi="Times New Roman" w:cs="Times New Roman"/>
+          <w:b/>
+          <w:sz w:val="24"/>
+          <w:szCs w:val="24"/>
+        </w:rPr>
+      </w:pPr>
+    </w:p>
+    <w:p>
+      <w:pPr>
+        <w:spacing w:after="0" w:line="360" w:lineRule="auto"/>
+        <w:outlineLvl w:val="0"/>
+        <w:rPr>
+          <w:rFonts w:ascii="Times New Roman" w:hAnsi="Times New Roman" w:cs="Times New Roman"/>
+          <w:b/>
+          <w:sz w:val="24"/>
+          <w:szCs w:val="24"/>
+        </w:rPr>
+      </w:pPr>
+      <w:bookmarkStart w:id="1" w:name="_Toc205989569"/>
+      <w:r>
+        <w:rPr>
+          <w:rFonts w:ascii="Times New Roman" w:hAnsi="Times New Roman" w:cs="Times New Roman"/>
+          <w:b/>
+          <w:sz w:val="24"/>
+          <w:szCs w:val="24"/>
+        </w:rPr>
+        <w:t xml:space="preserve">2 </w:t>
+      </w:r>
+      <w:r>
+        <w:rPr>
+          <w:rFonts w:ascii="Times New Roman" w:hAnsi="Times New Roman" w:cs="Times New Roman"/>
+          <w:b/>
+          <w:sz w:val="24"/>
+          <w:szCs w:val="24"/>
+        </w:rPr>
+        <w:t>D</w:t>
+      </w:r>
+      <w:r>
+        <w:rPr>
+          <w:rFonts w:ascii="Times New Roman" w:hAnsi="Times New Roman" w:cs="Times New Roman"/>
+          <w:b/>
+          <w:sz w:val="24"/>
+          <w:szCs w:val="24"/>
+        </w:rPr>
+        <w:t>ESENVOLVIMENTO</w:t>
+      </w:r>
       <w:bookmarkEnd w:id="1"/>
-      <w:r>
-        <w:rPr>
-          <w:rFonts w:ascii="Times New Roman" w:hAnsi="Times New Roman" w:cs="Times New Roman"/>
-          <w:sz w:val="24"/>
-          <w:szCs w:val="24"/>
-        </w:rPr>
-        <w:t>Einstein</w:t>
-      </w:r>
-      <w:r>
-        <w:rPr>
-          <w:rFonts w:ascii="Times New Roman" w:hAnsi="Times New Roman" w:cs="Times New Roman"/>
-          <w:sz w:val="24"/>
-          <w:szCs w:val="24"/>
-        </w:rPr>
-        <w:t>, 2025</w:t>
-      </w:r>
-      <w:r>
-        <w:rPr>
-          <w:rFonts w:ascii="Times New Roman" w:hAnsi="Times New Roman" w:cs="Times New Roman"/>
-          <w:sz w:val="24"/>
-          <w:szCs w:val="24"/>
-        </w:rPr>
-        <w:t xml:space="preserve">, grande cientista e físico alemão já reconhecia o quão influente a tecnologia é na sociedade, por isso segundo </w:t>
-      </w:r>
-      <w:r>
-        <w:rPr>
-          <w:rFonts w:ascii="Times New Roman" w:hAnsi="Times New Roman" w:cs="Times New Roman"/>
-          <w:sz w:val="24"/>
-          <w:szCs w:val="24"/>
-        </w:rPr>
-        <w:t>ele se</w:t>
-      </w:r>
-      <w:r>
-        <w:rPr>
-          <w:rFonts w:ascii="Times New Roman" w:hAnsi="Times New Roman" w:cs="Times New Roman"/>
-          <w:sz w:val="24"/>
-          <w:szCs w:val="24"/>
-        </w:rPr>
-        <w:t xml:space="preserve"> tornou aparentemente óbvio que a nossa tecnologia excedeu a nossa humanidade.</w:t>
-      </w:r>
-    </w:p>
-    <w:p>
-      <w:pPr>
-        <w:spacing w:after="0" w:line="360" w:lineRule="auto"/>
-        <w:ind w:firstLine="709"/>
-        <w:jc w:val="both"/>
-        <w:rPr>
-          <w:rFonts w:ascii="Times New Roman" w:hAnsi="Times New Roman" w:cs="Times New Roman"/>
-          <w:sz w:val="24"/>
-          <w:szCs w:val="24"/>
-        </w:rPr>
-      </w:pPr>
-      <w:r>
-        <w:rPr>
-          <w:rFonts w:ascii="Times New Roman" w:hAnsi="Times New Roman" w:cs="Times New Roman"/>
-          <w:sz w:val="24"/>
-          <w:szCs w:val="24"/>
-        </w:rPr>
-        <w:t xml:space="preserve">Diante dessa situação, o intuito desse projeto é </w:t>
-      </w:r>
-      <w:r>
-        <w:rPr>
-          <w:rFonts w:ascii="Times New Roman" w:hAnsi="Times New Roman" w:cs="Times New Roman"/>
-          <w:sz w:val="24"/>
-          <w:szCs w:val="24"/>
-        </w:rPr>
-        <w:t>criar um site confiável, de fácil acesso, interface interativa que não propõe riscos nem golpes para seus clientes, mas garante compras de produtos de pet- shop de qualidade, entregas rápidas e confiáveis, garantindo bons retornos aos consumidores de seu produto</w:t>
-      </w:r>
-      <w:r>
-        <w:rPr>
-          <w:rFonts w:ascii="Times New Roman" w:hAnsi="Times New Roman" w:cs="Times New Roman"/>
-          <w:sz w:val="24"/>
-          <w:szCs w:val="24"/>
-        </w:rPr>
-        <w:t xml:space="preserve">. </w:t>
-      </w:r>
-    </w:p>
-    <w:p>
-      <w:pPr>
-        <w:spacing w:after="0" w:line="360" w:lineRule="auto"/>
-        <w:ind w:firstLine="709"/>
-        <w:jc w:val="both"/>
-        <w:rPr>
-          <w:rFonts w:ascii="Times New Roman" w:hAnsi="Times New Roman" w:cs="Times New Roman"/>
-          <w:sz w:val="24"/>
-          <w:szCs w:val="24"/>
-        </w:rPr>
-      </w:pPr>
-      <w:r>
-        <w:rPr>
-          <w:rFonts w:ascii="Times New Roman" w:hAnsi="Times New Roman" w:cs="Times New Roman"/>
-          <w:sz w:val="24"/>
-          <w:szCs w:val="24"/>
-        </w:rPr>
-        <w:t xml:space="preserve">O site possui </w:t>
-      </w:r>
-      <w:r>
-        <w:rPr>
-          <w:rFonts w:ascii="Times New Roman" w:hAnsi="Times New Roman" w:cs="Times New Roman"/>
-          <w:sz w:val="24"/>
-          <w:szCs w:val="24"/>
-        </w:rPr>
-        <w:t>como público-alvo, pessoas que possuem animais domésticos e buscam sempre a melhor qualidade para o seu pet</w:t>
-      </w:r>
-      <w:r>
-        <w:rPr>
-          <w:rFonts w:ascii="Times New Roman" w:hAnsi="Times New Roman" w:cs="Times New Roman"/>
-          <w:sz w:val="24"/>
-          <w:szCs w:val="24"/>
-        </w:rPr>
-        <w:t>, parceiros comerciais e visitantes interessados nos produtos</w:t>
-      </w:r>
-      <w:r>
-        <w:rPr>
-          <w:rFonts w:ascii="Times New Roman" w:hAnsi="Times New Roman" w:cs="Times New Roman"/>
-          <w:sz w:val="24"/>
-          <w:szCs w:val="24"/>
-        </w:rPr>
-        <w:t xml:space="preserve"> oferecidos. Transmitindo e sempre ressaltando o profissionalismo e a confiança.</w:t>
-      </w:r>
-    </w:p>
-    <w:p>
-      <w:pPr>
-        <w:spacing w:after="0" w:line="360" w:lineRule="auto"/>
-        <w:ind w:firstLine="709"/>
-        <w:jc w:val="both"/>
-        <w:rPr>
-          <w:rFonts w:ascii="Times New Roman" w:hAnsi="Times New Roman" w:cs="Times New Roman"/>
-          <w:sz w:val="24"/>
-          <w:szCs w:val="24"/>
-        </w:rPr>
-      </w:pPr>
-      <w:r>
-        <w:rPr>
-          <w:rFonts w:ascii="Times New Roman" w:hAnsi="Times New Roman" w:cs="Times New Roman"/>
-          <w:sz w:val="24"/>
-          <w:szCs w:val="24"/>
-        </w:rPr>
-        <w:t xml:space="preserve">O projeto </w:t>
-      </w:r>
-      <w:r>
-        <w:rPr>
-          <w:rFonts w:ascii="Times New Roman" w:hAnsi="Times New Roman" w:cs="Times New Roman"/>
-          <w:sz w:val="24"/>
-          <w:szCs w:val="24"/>
-        </w:rPr>
-        <w:t>utiliza</w:t>
-      </w:r>
-      <w:r>
-        <w:rPr>
-          <w:rFonts w:ascii="Times New Roman" w:hAnsi="Times New Roman" w:cs="Times New Roman"/>
-          <w:sz w:val="24"/>
-          <w:szCs w:val="24"/>
-        </w:rPr>
-        <w:t xml:space="preserve"> as linguagens de </w:t>
-      </w:r>
-      <w:r>
-        <w:rPr>
-          <w:rFonts w:ascii="Times New Roman" w:hAnsi="Times New Roman" w:cs="Times New Roman"/>
-          <w:sz w:val="24"/>
-          <w:szCs w:val="24"/>
-        </w:rPr>
-        <w:t xml:space="preserve">marcação </w:t>
-      </w:r>
-      <w:r>
-        <w:rPr>
-          <w:rFonts w:ascii="Times New Roman" w:hAnsi="Times New Roman" w:cs="Times New Roman"/>
-          <w:sz w:val="24"/>
-          <w:szCs w:val="24"/>
-        </w:rPr>
-        <w:t>HTML5 e CSS3</w:t>
-      </w:r>
-      <w:r>
-        <w:rPr>
-          <w:rFonts w:ascii="Times New Roman" w:hAnsi="Times New Roman" w:cs="Times New Roman"/>
-          <w:sz w:val="24"/>
-          <w:szCs w:val="24"/>
-        </w:rPr>
-        <w:t>, a hospedagem de dados será realizada no GIT, distribuição de tarefas realizada através da plataforma Trello, para garantir entregas no prazo garantindo maior organização do projeto.</w:t>
-      </w:r>
-    </w:p>
-    <w:p>
-      <w:pPr>
-        <w:spacing w:after="0" w:line="360" w:lineRule="auto"/>
-        <w:ind w:firstLine="709"/>
-        <w:jc w:val="both"/>
-        <w:rPr>
-          <w:rFonts w:ascii="Times New Roman" w:hAnsi="Times New Roman" w:cs="Times New Roman"/>
-          <w:sz w:val="24"/>
-          <w:szCs w:val="24"/>
-        </w:rPr>
-      </w:pPr>
-      <w:r>
-        <w:rPr>
-          <w:rFonts w:ascii="Times New Roman" w:hAnsi="Times New Roman" w:cs="Times New Roman"/>
-          <w:sz w:val="24"/>
-          <w:szCs w:val="24"/>
-        </w:rPr>
-        <w:t xml:space="preserve">Dessa forma, garantimos uma experiência positiva ao usuário, alinhada com design de alta qualidade, de um site bem posicionado, acessível </w:t>
-      </w:r>
-      <w:r>
-        <w:rPr>
-          <w:rFonts w:ascii="Times New Roman" w:hAnsi="Times New Roman" w:cs="Times New Roman"/>
-          <w:sz w:val="24"/>
-          <w:szCs w:val="24"/>
-        </w:rPr>
-        <w:t>e comunicativo.</w:t>
-      </w:r>
-    </w:p>
-    <w:p>
-      <w:pPr>
-        <w:spacing w:after="0" w:line="360" w:lineRule="auto"/>
-        <w:jc w:val="both"/>
-        <w:rPr>
-          <w:rFonts w:ascii="Times New Roman" w:hAnsi="Times New Roman" w:cs="Times New Roman"/>
-          <w:b/>
-          <w:sz w:val="24"/>
-          <w:szCs w:val="24"/>
-        </w:rPr>
-      </w:pPr>
-    </w:p>
-    <w:p>
-      <w:pPr>
-        <w:spacing w:after="0" w:line="360" w:lineRule="auto"/>
-        <w:jc w:val="both"/>
-        <w:rPr>
-          <w:rFonts w:ascii="Times New Roman" w:hAnsi="Times New Roman" w:cs="Times New Roman"/>
-          <w:b/>
-          <w:sz w:val="24"/>
-          <w:szCs w:val="24"/>
-        </w:rPr>
-      </w:pPr>
-    </w:p>
-    <w:p>
-      <w:pPr>
-        <w:spacing w:after="0" w:line="360" w:lineRule="auto"/>
-        <w:jc w:val="both"/>
-        <w:rPr>
-          <w:rFonts w:ascii="Times New Roman" w:hAnsi="Times New Roman" w:cs="Times New Roman"/>
-          <w:b/>
-          <w:sz w:val="24"/>
-          <w:szCs w:val="24"/>
-        </w:rPr>
-      </w:pPr>
-    </w:p>
-    <w:p>
-      <w:pPr>
-        <w:spacing w:after="0" w:line="360" w:lineRule="auto"/>
-        <w:jc w:val="both"/>
-        <w:rPr>
-          <w:rFonts w:ascii="Times New Roman" w:hAnsi="Times New Roman" w:cs="Times New Roman"/>
-          <w:b/>
-          <w:sz w:val="24"/>
-          <w:szCs w:val="24"/>
-        </w:rPr>
-      </w:pPr>
-    </w:p>
-    <w:p>
-      <w:pPr>
-        <w:spacing w:after="0" w:line="360" w:lineRule="auto"/>
-        <w:jc w:val="both"/>
-        <w:rPr>
-          <w:rFonts w:ascii="Times New Roman" w:hAnsi="Times New Roman" w:cs="Times New Roman"/>
-          <w:b/>
-          <w:sz w:val="24"/>
-          <w:szCs w:val="24"/>
-        </w:rPr>
-      </w:pPr>
-    </w:p>
-    <w:p>
-      <w:pPr>
-        <w:spacing w:after="0" w:line="360" w:lineRule="auto"/>
-        <w:jc w:val="both"/>
-        <w:rPr>
-          <w:rFonts w:ascii="Times New Roman" w:hAnsi="Times New Roman" w:cs="Times New Roman"/>
-          <w:b/>
-          <w:sz w:val="24"/>
-          <w:szCs w:val="24"/>
-        </w:rPr>
-      </w:pPr>
-    </w:p>
-    <w:p>
-      <w:pPr>
-        <w:spacing w:after="0" w:line="360" w:lineRule="auto"/>
-        <w:jc w:val="both"/>
-        <w:rPr>
-          <w:rFonts w:ascii="Times New Roman" w:hAnsi="Times New Roman" w:cs="Times New Roman"/>
-          <w:b/>
-          <w:sz w:val="24"/>
-          <w:szCs w:val="24"/>
-        </w:rPr>
-      </w:pPr>
-    </w:p>
-    <w:p>
-      <w:pPr>
-        <w:spacing w:after="0" w:line="360" w:lineRule="auto"/>
-        <w:jc w:val="both"/>
-        <w:rPr>
-          <w:rFonts w:ascii="Times New Roman" w:hAnsi="Times New Roman" w:cs="Times New Roman"/>
-          <w:b/>
-          <w:sz w:val="24"/>
-          <w:szCs w:val="24"/>
-        </w:rPr>
-      </w:pPr>
-    </w:p>
-    <w:p>
-      <w:pPr>
-        <w:spacing w:after="0" w:line="360" w:lineRule="auto"/>
-        <w:jc w:val="both"/>
-        <w:rPr>
-          <w:rFonts w:ascii="Times New Roman" w:hAnsi="Times New Roman" w:cs="Times New Roman"/>
-          <w:b/>
-          <w:sz w:val="24"/>
-          <w:szCs w:val="24"/>
-        </w:rPr>
-      </w:pPr>
-    </w:p>
-    <w:p>
-      <w:pPr>
-        <w:spacing w:after="0" w:line="360" w:lineRule="auto"/>
-        <w:jc w:val="both"/>
-        <w:rPr>
-          <w:rFonts w:ascii="Times New Roman" w:hAnsi="Times New Roman" w:cs="Times New Roman"/>
-          <w:b/>
-          <w:sz w:val="24"/>
-          <w:szCs w:val="24"/>
-        </w:rPr>
-      </w:pPr>
-    </w:p>
-    <w:p>
-      <w:pPr>
-        <w:spacing w:after="0" w:line="360" w:lineRule="auto"/>
-        <w:jc w:val="both"/>
-        <w:rPr>
-          <w:rFonts w:ascii="Times New Roman" w:hAnsi="Times New Roman" w:cs="Times New Roman"/>
-          <w:b/>
-          <w:sz w:val="24"/>
-          <w:szCs w:val="24"/>
-        </w:rPr>
-      </w:pPr>
-    </w:p>
-    <w:p>
-      <w:pPr>
-        <w:spacing w:after="0" w:line="360" w:lineRule="auto"/>
-        <w:jc w:val="both"/>
-        <w:rPr>
-          <w:rFonts w:ascii="Times New Roman" w:hAnsi="Times New Roman" w:cs="Times New Roman"/>
-          <w:b/>
-          <w:sz w:val="24"/>
-          <w:szCs w:val="24"/>
-        </w:rPr>
-      </w:pPr>
-    </w:p>
-    <w:p>
-      <w:pPr>
-        <w:spacing w:after="0" w:line="360" w:lineRule="auto"/>
-        <w:jc w:val="both"/>
-        <w:rPr>
-          <w:rFonts w:ascii="Times New Roman" w:hAnsi="Times New Roman" w:cs="Times New Roman"/>
-          <w:b/>
-          <w:sz w:val="24"/>
-          <w:szCs w:val="24"/>
-        </w:rPr>
-      </w:pPr>
-    </w:p>
-    <w:p>
-      <w:pPr>
-        <w:spacing w:after="0" w:line="360" w:lineRule="auto"/>
-        <w:outlineLvl w:val="0"/>
-        <w:rPr>
-          <w:rFonts w:ascii="Times New Roman" w:hAnsi="Times New Roman" w:cs="Times New Roman"/>
-          <w:b/>
-          <w:sz w:val="24"/>
-          <w:szCs w:val="24"/>
-        </w:rPr>
-      </w:pPr>
-    </w:p>
-    <w:p>
-      <w:pPr>
-        <w:spacing w:after="0" w:line="360" w:lineRule="auto"/>
-        <w:outlineLvl w:val="0"/>
-        <w:rPr>
-          <w:rFonts w:ascii="Times New Roman" w:hAnsi="Times New Roman" w:cs="Times New Roman"/>
-          <w:b/>
-          <w:sz w:val="24"/>
-          <w:szCs w:val="24"/>
-        </w:rPr>
-      </w:pPr>
-      <w:bookmarkStart w:id="2" w:name="_Toc205989569"/>
-      <w:r>
-        <w:rPr>
-          <w:rFonts w:ascii="Times New Roman" w:hAnsi="Times New Roman" w:cs="Times New Roman"/>
-          <w:b/>
-          <w:sz w:val="24"/>
-          <w:szCs w:val="24"/>
-        </w:rPr>
-        <w:t xml:space="preserve">2 </w:t>
-      </w:r>
-      <w:r>
-        <w:rPr>
-          <w:rFonts w:ascii="Times New Roman" w:hAnsi="Times New Roman" w:cs="Times New Roman"/>
-          <w:b/>
-          <w:sz w:val="24"/>
-          <w:szCs w:val="24"/>
-        </w:rPr>
-        <w:t>D</w:t>
-      </w:r>
-      <w:r>
-        <w:rPr>
-          <w:rFonts w:ascii="Times New Roman" w:hAnsi="Times New Roman" w:cs="Times New Roman"/>
-          <w:b/>
-          <w:sz w:val="24"/>
-          <w:szCs w:val="24"/>
-        </w:rPr>
-        <w:t>ESENVOLVIMENTO</w:t>
-      </w:r>
-      <w:bookmarkEnd w:id="2"/>
     </w:p>
     <w:p>
       <w:pPr>
@@ -2985,7 +3001,7 @@
           <w:szCs w:val="24"/>
         </w:rPr>
       </w:pPr>
-      <w:bookmarkStart w:id="3" w:name="_Toc205989570"/>
+      <w:bookmarkStart w:id="2" w:name="_Toc205989570"/>
       <w:r>
         <w:rPr>
           <w:rFonts w:ascii="Times New Roman" w:hAnsi="Times New Roman" w:cs="Times New Roman"/>
@@ -2995,7 +3011,7 @@
         </w:rPr>
         <w:t>2.1 Objetivo geral</w:t>
       </w:r>
-      <w:bookmarkEnd w:id="3"/>
+      <w:bookmarkEnd w:id="2"/>
     </w:p>
     <w:p>
       <w:pPr>
@@ -3030,7 +3046,7 @@
           <w:szCs w:val="24"/>
         </w:rPr>
       </w:pPr>
-      <w:bookmarkStart w:id="4" w:name="_Toc205989571"/>
+      <w:bookmarkStart w:id="3" w:name="_Toc205989571"/>
       <w:r>
         <w:rPr>
           <w:rFonts w:ascii="Times New Roman" w:hAnsi="Times New Roman" w:cs="Times New Roman"/>
@@ -3040,7 +3056,7 @@
         </w:rPr>
         <w:t>2.2 Objetivos específicos</w:t>
       </w:r>
-      <w:bookmarkEnd w:id="4"/>
+      <w:bookmarkEnd w:id="3"/>
     </w:p>
     <w:p>
       <w:pPr>
@@ -3411,7 +3427,7 @@
           <w:szCs w:val="24"/>
         </w:rPr>
       </w:pPr>
-      <w:bookmarkStart w:id="5" w:name="_Toc205989572"/>
+      <w:bookmarkStart w:id="4" w:name="_Toc205989572"/>
       <w:r>
         <w:rPr>
           <w:rFonts w:ascii="Times New Roman" w:hAnsi="Times New Roman" w:cs="Times New Roman"/>
@@ -3421,538 +3437,18 @@
         </w:rPr>
         <w:t>3 METODOLOGIA OU PROCEDIMENTOS METODOLÓGICOS</w:t>
       </w:r>
-      <w:bookmarkEnd w:id="5"/>
-    </w:p>
-    <w:p>
-      <w:pPr>
-        <w:tabs>
-          <w:tab w:val="left" w:pos="2400"/>
-        </w:tabs>
-        <w:rPr>
-          <w:rFonts w:ascii="Times New Roman" w:hAnsi="Times New Roman" w:cs="Times New Roman"/>
-          <w:b/>
-        </w:rPr>
-      </w:pPr>
-      <w:r>
-        <w:rPr>
-          <w:rFonts w:ascii="Times New Roman" w:hAnsi="Times New Roman" w:cs="Times New Roman"/>
-          <w:b/>
-        </w:rPr>
-        <w:t>Neste capítulo o pesquisador deve descrever exatamente todos os passos</w:t>
-      </w:r>
-    </w:p>
-    <w:p>
-      <w:pPr>
-        <w:tabs>
-          <w:tab w:val="left" w:pos="2400"/>
-        </w:tabs>
-        <w:rPr>
-          <w:rFonts w:ascii="Times New Roman" w:hAnsi="Times New Roman" w:cs="Times New Roman"/>
-          <w:b/>
-        </w:rPr>
-      </w:pPr>
-      <w:r>
-        <w:rPr>
-          <w:rFonts w:ascii="Times New Roman" w:hAnsi="Times New Roman" w:cs="Times New Roman"/>
-          <w:b/>
-        </w:rPr>
-        <w:t>que ele utilizou para realizar o estudo.</w:t>
-      </w:r>
-    </w:p>
-    <w:p>
-      <w:pPr>
-        <w:tabs>
-          <w:tab w:val="left" w:pos="2400"/>
-        </w:tabs>
-        <w:rPr>
-          <w:rFonts w:ascii="Times New Roman" w:hAnsi="Times New Roman" w:cs="Times New Roman"/>
-          <w:b/>
-        </w:rPr>
-      </w:pPr>
-      <w:r>
-        <w:rPr>
-          <w:rFonts w:ascii="Times New Roman" w:hAnsi="Times New Roman" w:cs="Times New Roman"/>
-          <w:b/>
-        </w:rPr>
-        <w:t>Deve indicar as fontes que utilizou para construir seu referencial teórico</w:t>
-      </w:r>
-    </w:p>
-    <w:p>
-      <w:pPr>
-        <w:tabs>
-          <w:tab w:val="left" w:pos="2400"/>
-        </w:tabs>
-        <w:rPr>
-          <w:rFonts w:ascii="Times New Roman" w:hAnsi="Times New Roman" w:cs="Times New Roman"/>
-          <w:b/>
-        </w:rPr>
-      </w:pPr>
-      <w:r>
-        <w:rPr>
-          <w:rFonts w:ascii="Times New Roman" w:hAnsi="Times New Roman" w:cs="Times New Roman"/>
-          <w:b/>
-        </w:rPr>
-        <w:t xml:space="preserve">(livros, periódicos, documentos da internet, bases de dados, </w:t>
-      </w:r>
-      <w:proofErr w:type="spellStart"/>
-      <w:r>
-        <w:rPr>
-          <w:rFonts w:ascii="Times New Roman" w:hAnsi="Times New Roman" w:cs="Times New Roman"/>
-          <w:b/>
-        </w:rPr>
-        <w:t>etc</w:t>
-      </w:r>
-      <w:proofErr w:type="spellEnd"/>
-      <w:r>
-        <w:rPr>
-          <w:rFonts w:ascii="Times New Roman" w:hAnsi="Times New Roman" w:cs="Times New Roman"/>
-          <w:b/>
-        </w:rPr>
-        <w:t>).</w:t>
-      </w:r>
-    </w:p>
-    <w:p>
-      <w:pPr>
-        <w:tabs>
-          <w:tab w:val="left" w:pos="2400"/>
-        </w:tabs>
-        <w:rPr>
-          <w:rFonts w:ascii="Times New Roman" w:hAnsi="Times New Roman" w:cs="Times New Roman"/>
-          <w:b/>
-        </w:rPr>
-      </w:pPr>
-      <w:r>
-        <w:rPr>
-          <w:rFonts w:ascii="Times New Roman" w:hAnsi="Times New Roman" w:cs="Times New Roman"/>
-          <w:b/>
-        </w:rPr>
-        <w:t>Quando for o caso, indicar as fases relativas à exploração (opção pelo espaço</w:t>
-      </w:r>
-    </w:p>
-    <w:p>
-      <w:pPr>
-        <w:tabs>
-          <w:tab w:val="left" w:pos="2400"/>
-        </w:tabs>
-        <w:rPr>
-          <w:rFonts w:ascii="Times New Roman" w:hAnsi="Times New Roman" w:cs="Times New Roman"/>
-          <w:b/>
-        </w:rPr>
-      </w:pPr>
-      <w:r>
-        <w:rPr>
-          <w:rFonts w:ascii="Times New Roman" w:hAnsi="Times New Roman" w:cs="Times New Roman"/>
-          <w:b/>
-        </w:rPr>
-        <w:t>da pesquisa, grupo a ser pesquisado, estabelecimento dos critérios de amostragem</w:t>
-      </w:r>
-    </w:p>
-    <w:p>
-      <w:pPr>
-        <w:tabs>
-          <w:tab w:val="left" w:pos="2400"/>
-        </w:tabs>
-        <w:rPr>
-          <w:rFonts w:ascii="Times New Roman" w:hAnsi="Times New Roman" w:cs="Times New Roman"/>
-          <w:b/>
-        </w:rPr>
-      </w:pPr>
-      <w:r>
-        <w:rPr>
-          <w:rFonts w:ascii="Times New Roman" w:hAnsi="Times New Roman" w:cs="Times New Roman"/>
-          <w:b/>
-        </w:rPr>
-        <w:t>e constituição de estratégias para a ida a campo) como também a definição de</w:t>
-      </w:r>
-    </w:p>
-    <w:p>
-      <w:pPr>
-        <w:tabs>
-          <w:tab w:val="left" w:pos="2400"/>
-        </w:tabs>
-        <w:rPr>
-          <w:rFonts w:ascii="Times New Roman" w:hAnsi="Times New Roman" w:cs="Times New Roman"/>
-          <w:b/>
-        </w:rPr>
-      </w:pPr>
-      <w:r>
-        <w:rPr>
-          <w:rFonts w:ascii="Times New Roman" w:hAnsi="Times New Roman" w:cs="Times New Roman"/>
-          <w:b/>
-        </w:rPr>
-        <w:t>instrumentos e procedimentos (entrevista, questionário).</w:t>
-      </w:r>
-    </w:p>
-    <w:p>
-      <w:pPr>
-        <w:tabs>
-          <w:tab w:val="left" w:pos="2400"/>
-        </w:tabs>
-        <w:rPr>
-          <w:rFonts w:ascii="Times New Roman" w:hAnsi="Times New Roman" w:cs="Times New Roman"/>
-          <w:b/>
-        </w:rPr>
-      </w:pPr>
-      <w:r>
-        <w:rPr>
-          <w:rFonts w:ascii="Times New Roman" w:hAnsi="Times New Roman" w:cs="Times New Roman"/>
-          <w:b/>
-        </w:rPr>
-        <w:t>Existem várias modalidades de pesquisa, e para cada uma delas um método</w:t>
-      </w:r>
-    </w:p>
-    <w:p>
-      <w:pPr>
-        <w:tabs>
-          <w:tab w:val="left" w:pos="2400"/>
-        </w:tabs>
-        <w:rPr>
-          <w:rFonts w:ascii="Times New Roman" w:hAnsi="Times New Roman" w:cs="Times New Roman"/>
-          <w:b/>
-        </w:rPr>
-      </w:pPr>
-      <w:r>
-        <w:rPr>
-          <w:rFonts w:ascii="Times New Roman" w:hAnsi="Times New Roman" w:cs="Times New Roman"/>
-          <w:b/>
-        </w:rPr>
-        <w:t>diferente deve ser utilizado.</w:t>
-      </w:r>
-    </w:p>
-    <w:p>
-      <w:pPr>
-        <w:tabs>
-          <w:tab w:val="left" w:pos="2400"/>
-        </w:tabs>
-        <w:rPr>
-          <w:rFonts w:ascii="Times New Roman" w:hAnsi="Times New Roman" w:cs="Times New Roman"/>
-          <w:b/>
-        </w:rPr>
-      </w:pPr>
-      <w:r>
-        <w:rPr>
-          <w:rFonts w:ascii="Times New Roman" w:hAnsi="Times New Roman" w:cs="Times New Roman"/>
-          <w:b/>
-        </w:rPr>
-        <w:t>As pesquisas podem ser divididas em pesquisa teórica, pesquisa exploratória,</w:t>
-      </w:r>
-    </w:p>
-    <w:p>
-      <w:pPr>
-        <w:tabs>
-          <w:tab w:val="left" w:pos="2400"/>
-        </w:tabs>
-        <w:rPr>
-          <w:rFonts w:ascii="Times New Roman" w:hAnsi="Times New Roman" w:cs="Times New Roman"/>
-          <w:b/>
-        </w:rPr>
-      </w:pPr>
-      <w:r>
-        <w:rPr>
-          <w:rFonts w:ascii="Times New Roman" w:hAnsi="Times New Roman" w:cs="Times New Roman"/>
-          <w:b/>
-        </w:rPr>
-        <w:t>pesquisa teórico-exploratória e pesquisa ação.</w:t>
-      </w:r>
-    </w:p>
-    <w:p>
-      <w:pPr>
-        <w:tabs>
-          <w:tab w:val="left" w:pos="2400"/>
-        </w:tabs>
-        <w:rPr>
-          <w:rFonts w:ascii="Times New Roman" w:hAnsi="Times New Roman" w:cs="Times New Roman"/>
-          <w:b/>
-        </w:rPr>
-      </w:pPr>
-      <w:r>
-        <w:rPr>
-          <w:rFonts w:ascii="Times New Roman" w:hAnsi="Times New Roman" w:cs="Times New Roman"/>
-          <w:b/>
-        </w:rPr>
-        <w:t>Os dados obtidos com estes métodos podem ser quantitativos, qualitativos ou</w:t>
-      </w:r>
-    </w:p>
-    <w:p>
-      <w:pPr>
-        <w:tabs>
-          <w:tab w:val="left" w:pos="2400"/>
-        </w:tabs>
-        <w:rPr>
-          <w:rFonts w:ascii="Times New Roman" w:hAnsi="Times New Roman" w:cs="Times New Roman"/>
-          <w:b/>
-        </w:rPr>
-      </w:pPr>
-      <w:r>
-        <w:rPr>
-          <w:rFonts w:ascii="Times New Roman" w:hAnsi="Times New Roman" w:cs="Times New Roman"/>
-          <w:b/>
-        </w:rPr>
-        <w:t>quanti-qualitativos.</w:t>
-      </w:r>
-    </w:p>
-    <w:p>
-      <w:pPr>
-        <w:tabs>
-          <w:tab w:val="left" w:pos="2400"/>
-        </w:tabs>
-        <w:rPr>
-          <w:rFonts w:ascii="Times New Roman" w:hAnsi="Times New Roman" w:cs="Times New Roman"/>
-          <w:b/>
-        </w:rPr>
-      </w:pPr>
-      <w:r>
-        <w:rPr>
-          <w:rFonts w:ascii="Times New Roman" w:hAnsi="Times New Roman" w:cs="Times New Roman"/>
-          <w:b/>
-        </w:rPr>
-        <w:t>Lembramos que tais aspectos devem ser definidos junto com o Orientador.</w:t>
-      </w:r>
-    </w:p>
-    <w:p>
-      <w:pPr>
-        <w:tabs>
-          <w:tab w:val="left" w:pos="2400"/>
-        </w:tabs>
-        <w:rPr>
-          <w:rFonts w:ascii="Times New Roman" w:hAnsi="Times New Roman" w:cs="Times New Roman"/>
-          <w:b/>
-        </w:rPr>
-      </w:pPr>
-    </w:p>
-    <w:p>
-      <w:pPr>
-        <w:tabs>
-          <w:tab w:val="left" w:pos="2400"/>
-        </w:tabs>
-        <w:rPr>
-          <w:rFonts w:ascii="Times New Roman" w:hAnsi="Times New Roman" w:cs="Times New Roman"/>
-          <w:b/>
-        </w:rPr>
-      </w:pPr>
-      <w:r>
-        <w:rPr>
-          <w:rFonts w:ascii="Times New Roman" w:hAnsi="Times New Roman" w:cs="Times New Roman"/>
-          <w:b/>
-        </w:rPr>
-        <w:t>Tipo de pesquisa:</w:t>
-      </w:r>
-    </w:p>
-    <w:p>
-      <w:pPr>
-        <w:tabs>
-          <w:tab w:val="left" w:pos="2400"/>
-        </w:tabs>
-        <w:rPr>
-          <w:rFonts w:ascii="Times New Roman" w:hAnsi="Times New Roman" w:cs="Times New Roman"/>
-          <w:b/>
-        </w:rPr>
-      </w:pPr>
-      <w:r>
-        <w:rPr>
-          <w:rFonts w:ascii="Times New Roman" w:hAnsi="Times New Roman" w:cs="Times New Roman"/>
-          <w:b/>
-        </w:rPr>
-        <w:t>Pesquisa Bibliográfica: Quando elaborada a partir de material já publicado,</w:t>
-      </w:r>
-    </w:p>
-    <w:p>
-      <w:pPr>
-        <w:tabs>
-          <w:tab w:val="left" w:pos="2400"/>
-        </w:tabs>
-        <w:rPr>
-          <w:rFonts w:ascii="Times New Roman" w:hAnsi="Times New Roman" w:cs="Times New Roman"/>
-          <w:b/>
-        </w:rPr>
-      </w:pPr>
-      <w:r>
-        <w:rPr>
-          <w:rFonts w:ascii="Times New Roman" w:hAnsi="Times New Roman" w:cs="Times New Roman"/>
-          <w:b/>
-        </w:rPr>
-        <w:t>constituído principalmente de livros, revistas, jornais, etc. e não por intermédio de</w:t>
-      </w:r>
-    </w:p>
-    <w:p>
-      <w:pPr>
-        <w:tabs>
-          <w:tab w:val="left" w:pos="2400"/>
-        </w:tabs>
-        <w:rPr>
-          <w:rFonts w:ascii="Times New Roman" w:hAnsi="Times New Roman" w:cs="Times New Roman"/>
-          <w:b/>
-        </w:rPr>
-      </w:pPr>
-      <w:r>
-        <w:rPr>
-          <w:rFonts w:ascii="Times New Roman" w:hAnsi="Times New Roman" w:cs="Times New Roman"/>
-          <w:b/>
-        </w:rPr>
-        <w:t>relatos de pessoas ou experimentos.</w:t>
-      </w:r>
-    </w:p>
-    <w:p>
-      <w:pPr>
-        <w:tabs>
-          <w:tab w:val="left" w:pos="2400"/>
-        </w:tabs>
-        <w:rPr>
-          <w:rFonts w:ascii="Times New Roman" w:hAnsi="Times New Roman" w:cs="Times New Roman"/>
-          <w:b/>
-        </w:rPr>
-      </w:pPr>
-      <w:r>
-        <w:rPr>
-          <w:rFonts w:ascii="Times New Roman" w:hAnsi="Times New Roman" w:cs="Times New Roman"/>
-          <w:b/>
-        </w:rPr>
-        <w:t>Pesquisa Descritiva: Quando tem como objetivo descrever as características de</w:t>
-      </w:r>
-    </w:p>
-    <w:p>
-      <w:pPr>
-        <w:tabs>
-          <w:tab w:val="left" w:pos="2400"/>
-        </w:tabs>
-        <w:rPr>
-          <w:rFonts w:ascii="Times New Roman" w:hAnsi="Times New Roman" w:cs="Times New Roman"/>
-          <w:b/>
-        </w:rPr>
-      </w:pPr>
-      <w:r>
-        <w:rPr>
-          <w:rFonts w:ascii="Times New Roman" w:hAnsi="Times New Roman" w:cs="Times New Roman"/>
-          <w:b/>
-        </w:rPr>
-        <w:t>determinado fenômeno ou população, correlacionar fatos, etc. Observação, registro</w:t>
-      </w:r>
-    </w:p>
-    <w:p>
-      <w:pPr>
-        <w:tabs>
-          <w:tab w:val="left" w:pos="2400"/>
-        </w:tabs>
-        <w:rPr>
-          <w:rFonts w:ascii="Times New Roman" w:hAnsi="Times New Roman" w:cs="Times New Roman"/>
-          <w:b/>
-        </w:rPr>
-      </w:pPr>
-      <w:r>
-        <w:rPr>
-          <w:rFonts w:ascii="Times New Roman" w:hAnsi="Times New Roman" w:cs="Times New Roman"/>
-          <w:b/>
-        </w:rPr>
-        <w:t>e análise do objeto que está sendo estudado, podendo ser classificadas em: estudo</w:t>
-      </w:r>
-    </w:p>
-    <w:p>
-      <w:pPr>
-        <w:tabs>
-          <w:tab w:val="left" w:pos="2400"/>
-        </w:tabs>
-        <w:rPr>
-          <w:rFonts w:ascii="Times New Roman" w:hAnsi="Times New Roman" w:cs="Times New Roman"/>
-          <w:b/>
-        </w:rPr>
-      </w:pPr>
-      <w:r>
-        <w:rPr>
-          <w:rFonts w:ascii="Times New Roman" w:hAnsi="Times New Roman" w:cs="Times New Roman"/>
-          <w:b/>
-        </w:rPr>
-        <w:t>exploratório, descritivo, pesquisa de opinião, pesquisa de motivação, estudo de caso</w:t>
-      </w:r>
-    </w:p>
-    <w:p>
-      <w:pPr>
-        <w:tabs>
-          <w:tab w:val="left" w:pos="2400"/>
-        </w:tabs>
-        <w:rPr>
-          <w:rFonts w:ascii="Times New Roman" w:hAnsi="Times New Roman" w:cs="Times New Roman"/>
-          <w:b/>
-        </w:rPr>
-      </w:pPr>
-      <w:r>
-        <w:rPr>
-          <w:rFonts w:ascii="Times New Roman" w:hAnsi="Times New Roman" w:cs="Times New Roman"/>
-          <w:b/>
-        </w:rPr>
-        <w:t>e pesquisa documental.</w:t>
-      </w:r>
-    </w:p>
-    <w:p>
-      <w:pPr>
-        <w:tabs>
-          <w:tab w:val="left" w:pos="2400"/>
-        </w:tabs>
-        <w:rPr>
-          <w:rFonts w:ascii="Times New Roman" w:hAnsi="Times New Roman" w:cs="Times New Roman"/>
-          <w:b/>
-        </w:rPr>
-      </w:pPr>
-      <w:r>
-        <w:rPr>
-          <w:rFonts w:ascii="Times New Roman" w:hAnsi="Times New Roman" w:cs="Times New Roman"/>
-          <w:b/>
-        </w:rPr>
-        <w:t>Pesquisa experimental: Quando se determina um objeto de estudo, selecionam-se</w:t>
-      </w:r>
-    </w:p>
-    <w:p>
-      <w:pPr>
-        <w:tabs>
-          <w:tab w:val="left" w:pos="2400"/>
-        </w:tabs>
-        <w:rPr>
-          <w:rFonts w:ascii="Times New Roman" w:hAnsi="Times New Roman" w:cs="Times New Roman"/>
-          <w:b/>
-        </w:rPr>
-      </w:pPr>
-      <w:r>
-        <w:rPr>
-          <w:rFonts w:ascii="Times New Roman" w:hAnsi="Times New Roman" w:cs="Times New Roman"/>
-          <w:b/>
-        </w:rPr>
-        <w:t>as variáveis que seriam capazes de influenciá-lo, definem-se as formas de controle e</w:t>
-      </w:r>
-    </w:p>
-    <w:p>
-      <w:pPr>
-        <w:tabs>
-          <w:tab w:val="left" w:pos="2400"/>
-        </w:tabs>
-        <w:rPr>
-          <w:rFonts w:ascii="Times New Roman" w:hAnsi="Times New Roman" w:cs="Times New Roman"/>
-          <w:b/>
-        </w:rPr>
-      </w:pPr>
-      <w:r>
-        <w:rPr>
-          <w:rFonts w:ascii="Times New Roman" w:hAnsi="Times New Roman" w:cs="Times New Roman"/>
-          <w:b/>
-        </w:rPr>
-        <w:t>de observação dos efeitos que a variável produz no objeto. Seu objetivo é estudar as</w:t>
-      </w:r>
-    </w:p>
-    <w:p>
-      <w:pPr>
-        <w:tabs>
-          <w:tab w:val="left" w:pos="2400"/>
-        </w:tabs>
-        <w:rPr>
-          <w:rFonts w:ascii="Times New Roman" w:hAnsi="Times New Roman" w:cs="Times New Roman"/>
-          <w:b/>
-        </w:rPr>
-      </w:pPr>
-      <w:r>
-        <w:rPr>
-          <w:rFonts w:ascii="Times New Roman" w:hAnsi="Times New Roman" w:cs="Times New Roman"/>
-          <w:b/>
-        </w:rPr>
-        <w:t>causas que determinam o fenômeno e o modo como são produzidas.</w:t>
-      </w:r>
+      <w:bookmarkEnd w:id="4"/>
+    </w:p>
+    <w:p>
+      <w:pPr>
+        <w:tabs>
+          <w:tab w:val="left" w:pos="2400"/>
+        </w:tabs>
+        <w:rPr>
+          <w:rFonts w:ascii="Times New Roman" w:hAnsi="Times New Roman" w:cs="Times New Roman"/>
+          <w:b/>
+        </w:rPr>
+      </w:pPr>
     </w:p>
     <w:p>
       <w:pPr>
@@ -3983,7 +3479,7 @@
           <w:szCs w:val="24"/>
         </w:rPr>
       </w:pPr>
-      <w:bookmarkStart w:id="6" w:name="_Toc205989573"/>
+      <w:bookmarkStart w:id="5" w:name="_Toc205989573"/>
       <w:r>
         <w:rPr>
           <w:rFonts w:ascii="Times New Roman" w:hAnsi="Times New Roman" w:cs="Times New Roman"/>
@@ -3993,816 +3489,7 @@
         </w:rPr>
         <w:t>4 MÉTODOS</w:t>
       </w:r>
-      <w:bookmarkEnd w:id="6"/>
-    </w:p>
-    <w:p>
-      <w:pPr>
-        <w:tabs>
-          <w:tab w:val="left" w:pos="2400"/>
-        </w:tabs>
-        <w:spacing w:after="0" w:line="360" w:lineRule="auto"/>
-        <w:ind w:firstLine="709"/>
-        <w:jc w:val="both"/>
-        <w:rPr>
-          <w:rFonts w:ascii="Times New Roman" w:hAnsi="Times New Roman" w:cs="Times New Roman"/>
-          <w:b/>
-          <w:sz w:val="24"/>
-          <w:szCs w:val="24"/>
-        </w:rPr>
-      </w:pPr>
-      <w:r>
-        <w:rPr>
-          <w:rFonts w:ascii="Times New Roman" w:hAnsi="Times New Roman" w:cs="Times New Roman"/>
-          <w:b/>
-          <w:sz w:val="24"/>
-          <w:szCs w:val="24"/>
-        </w:rPr>
-        <w:t xml:space="preserve">Neste capítulo o(s) </w:t>
-      </w:r>
-      <w:proofErr w:type="gramStart"/>
-      <w:r>
-        <w:rPr>
-          <w:rFonts w:ascii="Times New Roman" w:hAnsi="Times New Roman" w:cs="Times New Roman"/>
-          <w:b/>
-          <w:sz w:val="24"/>
-          <w:szCs w:val="24"/>
-        </w:rPr>
-        <w:t>autor(es) devem</w:t>
-      </w:r>
-      <w:proofErr w:type="gramEnd"/>
-      <w:r>
-        <w:rPr>
-          <w:rFonts w:ascii="Times New Roman" w:hAnsi="Times New Roman" w:cs="Times New Roman"/>
-          <w:b/>
-          <w:sz w:val="24"/>
-          <w:szCs w:val="24"/>
-        </w:rPr>
-        <w:t xml:space="preserve"> apresentar as tecnologias, ferramentas</w:t>
-      </w:r>
-    </w:p>
-    <w:p>
-      <w:pPr>
-        <w:tabs>
-          <w:tab w:val="left" w:pos="2400"/>
-        </w:tabs>
-        <w:spacing w:after="0" w:line="360" w:lineRule="auto"/>
-        <w:ind w:firstLine="709"/>
-        <w:jc w:val="both"/>
-        <w:rPr>
-          <w:rFonts w:ascii="Times New Roman" w:hAnsi="Times New Roman" w:cs="Times New Roman"/>
-          <w:b/>
-          <w:sz w:val="24"/>
-          <w:szCs w:val="24"/>
-        </w:rPr>
-      </w:pPr>
-      <w:r>
-        <w:rPr>
-          <w:rFonts w:ascii="Times New Roman" w:hAnsi="Times New Roman" w:cs="Times New Roman"/>
-          <w:b/>
-          <w:sz w:val="24"/>
-          <w:szCs w:val="24"/>
-        </w:rPr>
-        <w:t>utilizadas para o desenvolvimento do projeto. Realizando pesquisas em artigos</w:t>
-      </w:r>
-    </w:p>
-    <w:p>
-      <w:pPr>
-        <w:tabs>
-          <w:tab w:val="left" w:pos="2400"/>
-        </w:tabs>
-        <w:spacing w:after="0" w:line="360" w:lineRule="auto"/>
-        <w:ind w:firstLine="709"/>
-        <w:jc w:val="both"/>
-        <w:rPr>
-          <w:rFonts w:ascii="Times New Roman" w:hAnsi="Times New Roman" w:cs="Times New Roman"/>
-          <w:b/>
-          <w:sz w:val="24"/>
-          <w:szCs w:val="24"/>
-        </w:rPr>
-      </w:pPr>
-      <w:r>
-        <w:rPr>
-          <w:rFonts w:ascii="Times New Roman" w:hAnsi="Times New Roman" w:cs="Times New Roman"/>
-          <w:b/>
-          <w:sz w:val="24"/>
-          <w:szCs w:val="24"/>
-        </w:rPr>
-        <w:t>científicos e repositórios acadêmicos para pesquisar sobre as tecnologias.</w:t>
-      </w:r>
-    </w:p>
-    <w:p>
-      <w:pPr>
-        <w:tabs>
-          <w:tab w:val="left" w:pos="2400"/>
-        </w:tabs>
-        <w:spacing w:after="0" w:line="360" w:lineRule="auto"/>
-        <w:ind w:firstLine="709"/>
-        <w:jc w:val="both"/>
-        <w:rPr>
-          <w:rFonts w:ascii="Times New Roman" w:hAnsi="Times New Roman" w:cs="Times New Roman"/>
-          <w:b/>
-          <w:sz w:val="24"/>
-          <w:szCs w:val="24"/>
-        </w:rPr>
-      </w:pPr>
-    </w:p>
-    <w:p>
-      <w:pPr>
-        <w:tabs>
-          <w:tab w:val="left" w:pos="2400"/>
-        </w:tabs>
-        <w:rPr>
-          <w:rFonts w:ascii="Times New Roman" w:hAnsi="Times New Roman" w:cs="Times New Roman"/>
-          <w:b/>
-        </w:rPr>
-      </w:pPr>
-    </w:p>
-    <w:p>
-      <w:pPr>
-        <w:tabs>
-          <w:tab w:val="left" w:pos="2400"/>
-        </w:tabs>
-        <w:rPr>
-          <w:rFonts w:ascii="Times New Roman" w:hAnsi="Times New Roman" w:cs="Times New Roman"/>
-          <w:b/>
-        </w:rPr>
-      </w:pPr>
-    </w:p>
-    <w:p>
-      <w:pPr>
-        <w:tabs>
-          <w:tab w:val="left" w:pos="2400"/>
-        </w:tabs>
-        <w:rPr>
-          <w:rFonts w:ascii="Times New Roman" w:hAnsi="Times New Roman" w:cs="Times New Roman"/>
-          <w:b/>
-        </w:rPr>
-      </w:pPr>
-    </w:p>
-    <w:p>
-      <w:pPr>
-        <w:tabs>
-          <w:tab w:val="left" w:pos="2400"/>
-        </w:tabs>
-        <w:rPr>
-          <w:rFonts w:ascii="Times New Roman" w:hAnsi="Times New Roman" w:cs="Times New Roman"/>
-          <w:b/>
-        </w:rPr>
-      </w:pPr>
-    </w:p>
-    <w:p>
-      <w:pPr>
-        <w:tabs>
-          <w:tab w:val="left" w:pos="2400"/>
-        </w:tabs>
-        <w:rPr>
-          <w:rFonts w:ascii="Times New Roman" w:hAnsi="Times New Roman" w:cs="Times New Roman"/>
-          <w:b/>
-        </w:rPr>
-      </w:pPr>
-    </w:p>
-    <w:p>
-      <w:pPr>
-        <w:tabs>
-          <w:tab w:val="left" w:pos="2400"/>
-        </w:tabs>
-        <w:rPr>
-          <w:rFonts w:ascii="Times New Roman" w:hAnsi="Times New Roman" w:cs="Times New Roman"/>
-          <w:b/>
-        </w:rPr>
-      </w:pPr>
-    </w:p>
-    <w:p>
-      <w:pPr>
-        <w:tabs>
-          <w:tab w:val="left" w:pos="2400"/>
-        </w:tabs>
-        <w:rPr>
-          <w:rFonts w:ascii="Times New Roman" w:hAnsi="Times New Roman" w:cs="Times New Roman"/>
-          <w:b/>
-        </w:rPr>
-      </w:pPr>
-    </w:p>
-    <w:p>
-      <w:pPr>
-        <w:tabs>
-          <w:tab w:val="left" w:pos="2400"/>
-        </w:tabs>
-        <w:rPr>
-          <w:rFonts w:ascii="Times New Roman" w:hAnsi="Times New Roman" w:cs="Times New Roman"/>
-          <w:b/>
-        </w:rPr>
-      </w:pPr>
-    </w:p>
-    <w:p>
-      <w:pPr>
-        <w:tabs>
-          <w:tab w:val="left" w:pos="2400"/>
-        </w:tabs>
-        <w:rPr>
-          <w:rFonts w:ascii="Times New Roman" w:hAnsi="Times New Roman" w:cs="Times New Roman"/>
-          <w:b/>
-        </w:rPr>
-      </w:pPr>
-    </w:p>
-    <w:p>
-      <w:pPr>
-        <w:tabs>
-          <w:tab w:val="left" w:pos="2400"/>
-        </w:tabs>
-        <w:rPr>
-          <w:rFonts w:ascii="Times New Roman" w:hAnsi="Times New Roman" w:cs="Times New Roman"/>
-          <w:b/>
-        </w:rPr>
-      </w:pPr>
-    </w:p>
-    <w:p>
-      <w:pPr>
-        <w:tabs>
-          <w:tab w:val="left" w:pos="2400"/>
-        </w:tabs>
-        <w:rPr>
-          <w:rFonts w:ascii="Times New Roman" w:hAnsi="Times New Roman" w:cs="Times New Roman"/>
-          <w:b/>
-        </w:rPr>
-      </w:pPr>
-    </w:p>
-    <w:p>
-      <w:pPr>
-        <w:tabs>
-          <w:tab w:val="left" w:pos="2400"/>
-        </w:tabs>
-        <w:rPr>
-          <w:rFonts w:ascii="Times New Roman" w:hAnsi="Times New Roman" w:cs="Times New Roman"/>
-          <w:b/>
-        </w:rPr>
-      </w:pPr>
-    </w:p>
-    <w:p>
-      <w:pPr>
-        <w:tabs>
-          <w:tab w:val="left" w:pos="2400"/>
-        </w:tabs>
-        <w:rPr>
-          <w:rFonts w:ascii="Times New Roman" w:hAnsi="Times New Roman" w:cs="Times New Roman"/>
-          <w:b/>
-        </w:rPr>
-      </w:pPr>
-    </w:p>
-    <w:p>
-      <w:pPr>
-        <w:tabs>
-          <w:tab w:val="left" w:pos="2400"/>
-        </w:tabs>
-        <w:rPr>
-          <w:rFonts w:ascii="Times New Roman" w:hAnsi="Times New Roman" w:cs="Times New Roman"/>
-          <w:b/>
-        </w:rPr>
-      </w:pPr>
-    </w:p>
-    <w:p>
-      <w:pPr>
-        <w:tabs>
-          <w:tab w:val="left" w:pos="2400"/>
-        </w:tabs>
-        <w:rPr>
-          <w:rFonts w:ascii="Times New Roman" w:hAnsi="Times New Roman" w:cs="Times New Roman"/>
-          <w:b/>
-        </w:rPr>
-      </w:pPr>
-    </w:p>
-    <w:p>
-      <w:pPr>
-        <w:tabs>
-          <w:tab w:val="left" w:pos="2400"/>
-        </w:tabs>
-        <w:rPr>
-          <w:rFonts w:ascii="Times New Roman" w:hAnsi="Times New Roman" w:cs="Times New Roman"/>
-          <w:b/>
-        </w:rPr>
-      </w:pPr>
-    </w:p>
-    <w:p>
-      <w:pPr>
-        <w:tabs>
-          <w:tab w:val="left" w:pos="2400"/>
-        </w:tabs>
-        <w:rPr>
-          <w:rFonts w:ascii="Times New Roman" w:hAnsi="Times New Roman" w:cs="Times New Roman"/>
-          <w:b/>
-        </w:rPr>
-      </w:pPr>
-    </w:p>
-    <w:p>
-      <w:pPr>
-        <w:tabs>
-          <w:tab w:val="left" w:pos="2400"/>
-        </w:tabs>
-        <w:rPr>
-          <w:rFonts w:ascii="Times New Roman" w:hAnsi="Times New Roman" w:cs="Times New Roman"/>
-          <w:b/>
-        </w:rPr>
-      </w:pPr>
-    </w:p>
-    <w:p>
-      <w:pPr>
-        <w:tabs>
-          <w:tab w:val="left" w:pos="2400"/>
-        </w:tabs>
-        <w:rPr>
-          <w:rFonts w:ascii="Times New Roman" w:hAnsi="Times New Roman" w:cs="Times New Roman"/>
-          <w:b/>
-        </w:rPr>
-      </w:pPr>
-    </w:p>
-    <w:p>
-      <w:pPr>
-        <w:tabs>
-          <w:tab w:val="left" w:pos="2400"/>
-        </w:tabs>
-        <w:rPr>
-          <w:rFonts w:ascii="Times New Roman" w:hAnsi="Times New Roman" w:cs="Times New Roman"/>
-          <w:b/>
-        </w:rPr>
-      </w:pPr>
-    </w:p>
-    <w:p>
-      <w:pPr>
-        <w:tabs>
-          <w:tab w:val="left" w:pos="2400"/>
-        </w:tabs>
-        <w:rPr>
-          <w:rFonts w:ascii="Times New Roman" w:hAnsi="Times New Roman" w:cs="Times New Roman"/>
-          <w:b/>
-        </w:rPr>
-      </w:pPr>
-    </w:p>
-    <w:p>
-      <w:pPr>
-        <w:tabs>
-          <w:tab w:val="left" w:pos="2400"/>
-        </w:tabs>
-        <w:rPr>
-          <w:rFonts w:ascii="Times New Roman" w:hAnsi="Times New Roman" w:cs="Times New Roman"/>
-          <w:b/>
-        </w:rPr>
-      </w:pPr>
-    </w:p>
-    <w:p>
-      <w:pPr>
-        <w:tabs>
-          <w:tab w:val="left" w:pos="2400"/>
-        </w:tabs>
-        <w:rPr>
-          <w:rFonts w:ascii="Times New Roman" w:hAnsi="Times New Roman" w:cs="Times New Roman"/>
-          <w:b/>
-        </w:rPr>
-      </w:pPr>
-    </w:p>
-    <w:p>
-      <w:pPr>
-        <w:tabs>
-          <w:tab w:val="left" w:pos="2400"/>
-        </w:tabs>
-        <w:rPr>
-          <w:rFonts w:ascii="Times New Roman" w:hAnsi="Times New Roman" w:cs="Times New Roman"/>
-          <w:b/>
-        </w:rPr>
-      </w:pPr>
-    </w:p>
-    <w:p>
-      <w:pPr>
-        <w:tabs>
-          <w:tab w:val="left" w:pos="2400"/>
-        </w:tabs>
-        <w:rPr>
-          <w:rFonts w:ascii="Times New Roman" w:hAnsi="Times New Roman" w:cs="Times New Roman"/>
-          <w:b/>
-        </w:rPr>
-      </w:pPr>
-    </w:p>
-    <w:p>
-      <w:pPr>
-        <w:tabs>
-          <w:tab w:val="left" w:pos="2400"/>
-        </w:tabs>
-        <w:spacing w:line="360" w:lineRule="auto"/>
-        <w:outlineLvl w:val="0"/>
-        <w:rPr>
-          <w:rFonts w:ascii="Times New Roman" w:hAnsi="Times New Roman" w:cs="Times New Roman"/>
-          <w:b/>
-        </w:rPr>
-      </w:pPr>
-    </w:p>
-    <w:p>
-      <w:pPr>
-        <w:tabs>
-          <w:tab w:val="left" w:pos="2400"/>
-        </w:tabs>
-        <w:spacing w:line="360" w:lineRule="auto"/>
-        <w:outlineLvl w:val="0"/>
-        <w:rPr>
-          <w:rFonts w:ascii="Times New Roman" w:hAnsi="Times New Roman" w:cs="Times New Roman"/>
-          <w:b/>
-          <w:sz w:val="24"/>
-          <w:szCs w:val="24"/>
-        </w:rPr>
-      </w:pPr>
-      <w:bookmarkStart w:id="7" w:name="_Toc205989574"/>
-      <w:r>
-        <w:rPr>
-          <w:rFonts w:ascii="Times New Roman" w:hAnsi="Times New Roman" w:cs="Times New Roman"/>
-          <w:b/>
-          <w:sz w:val="24"/>
-          <w:szCs w:val="24"/>
-        </w:rPr>
-        <w:t>5 APRESENTAÇÃO E ANALISE DOS RESULTADOS</w:t>
-      </w:r>
-      <w:bookmarkEnd w:id="7"/>
-    </w:p>
-    <w:p>
-      <w:pPr>
-        <w:tabs>
-          <w:tab w:val="left" w:pos="2400"/>
-        </w:tabs>
-        <w:spacing w:line="360" w:lineRule="auto"/>
-        <w:ind w:firstLine="709"/>
-        <w:jc w:val="both"/>
-        <w:rPr>
-          <w:rFonts w:ascii="Times New Roman" w:hAnsi="Times New Roman" w:cs="Times New Roman"/>
-          <w:b/>
-          <w:sz w:val="24"/>
-          <w:szCs w:val="24"/>
-        </w:rPr>
-      </w:pPr>
-      <w:r>
-        <w:rPr>
-          <w:rFonts w:ascii="Times New Roman" w:hAnsi="Times New Roman" w:cs="Times New Roman"/>
-          <w:b/>
-          <w:sz w:val="24"/>
-          <w:szCs w:val="24"/>
-        </w:rPr>
-        <w:t>Neste capítulo o autor deve apresentar os resultados obtidos com a execução</w:t>
-      </w:r>
-    </w:p>
-    <w:p>
-      <w:pPr>
-        <w:tabs>
-          <w:tab w:val="left" w:pos="2400"/>
-        </w:tabs>
-        <w:spacing w:line="360" w:lineRule="auto"/>
-        <w:ind w:firstLine="709"/>
-        <w:jc w:val="both"/>
-        <w:rPr>
-          <w:rFonts w:ascii="Times New Roman" w:hAnsi="Times New Roman" w:cs="Times New Roman"/>
-          <w:b/>
-          <w:sz w:val="24"/>
-          <w:szCs w:val="24"/>
-        </w:rPr>
-      </w:pPr>
-      <w:r>
-        <w:rPr>
-          <w:rFonts w:ascii="Times New Roman" w:hAnsi="Times New Roman" w:cs="Times New Roman"/>
-          <w:b/>
-          <w:sz w:val="24"/>
-          <w:szCs w:val="24"/>
-        </w:rPr>
-        <w:t>das propostas trabalhadas nos capítulos de desenvolvimento do trabalho. Em</w:t>
-      </w:r>
-    </w:p>
-    <w:p>
-      <w:pPr>
-        <w:tabs>
-          <w:tab w:val="left" w:pos="2400"/>
-        </w:tabs>
-        <w:spacing w:line="360" w:lineRule="auto"/>
-        <w:ind w:firstLine="709"/>
-        <w:jc w:val="both"/>
-        <w:rPr>
-          <w:rFonts w:ascii="Times New Roman" w:hAnsi="Times New Roman" w:cs="Times New Roman"/>
-          <w:b/>
-          <w:sz w:val="24"/>
-          <w:szCs w:val="24"/>
-        </w:rPr>
-      </w:pPr>
-      <w:r>
-        <w:rPr>
-          <w:rFonts w:ascii="Times New Roman" w:hAnsi="Times New Roman" w:cs="Times New Roman"/>
-          <w:b/>
-          <w:sz w:val="24"/>
-          <w:szCs w:val="24"/>
-        </w:rPr>
-        <w:t>algumas pesquisas este capítulo pode resultar em um capítulo posterior de Análise</w:t>
-      </w:r>
-    </w:p>
-    <w:p>
-      <w:pPr>
-        <w:tabs>
-          <w:tab w:val="left" w:pos="2400"/>
-        </w:tabs>
-        <w:spacing w:line="360" w:lineRule="auto"/>
-        <w:ind w:firstLine="709"/>
-        <w:jc w:val="both"/>
-        <w:rPr>
-          <w:rFonts w:ascii="Times New Roman" w:hAnsi="Times New Roman" w:cs="Times New Roman"/>
-          <w:b/>
-          <w:sz w:val="24"/>
-          <w:szCs w:val="24"/>
-        </w:rPr>
-      </w:pPr>
-      <w:r>
-        <w:rPr>
-          <w:rFonts w:ascii="Times New Roman" w:hAnsi="Times New Roman" w:cs="Times New Roman"/>
-          <w:b/>
-          <w:sz w:val="24"/>
-          <w:szCs w:val="24"/>
-        </w:rPr>
-        <w:t>e Discussão dos Dados.</w:t>
-      </w:r>
-    </w:p>
-    <w:p>
-      <w:pPr>
-        <w:tabs>
-          <w:tab w:val="left" w:pos="2400"/>
-        </w:tabs>
-        <w:spacing w:line="360" w:lineRule="auto"/>
-        <w:ind w:firstLine="709"/>
-        <w:jc w:val="both"/>
-        <w:rPr>
-          <w:rFonts w:ascii="Times New Roman" w:hAnsi="Times New Roman" w:cs="Times New Roman"/>
-          <w:b/>
-          <w:sz w:val="24"/>
-          <w:szCs w:val="24"/>
-        </w:rPr>
-      </w:pPr>
-      <w:r>
-        <w:rPr>
-          <w:rFonts w:ascii="Times New Roman" w:hAnsi="Times New Roman" w:cs="Times New Roman"/>
-          <w:b/>
-          <w:sz w:val="24"/>
-          <w:szCs w:val="24"/>
-        </w:rPr>
-        <w:t>A transcrição dos resultados deve ser feita de maneira fiel aquela obtida com</w:t>
-      </w:r>
-    </w:p>
-    <w:p>
-      <w:pPr>
-        <w:tabs>
-          <w:tab w:val="left" w:pos="2400"/>
-        </w:tabs>
-        <w:spacing w:line="360" w:lineRule="auto"/>
-        <w:ind w:firstLine="709"/>
-        <w:jc w:val="both"/>
-        <w:rPr>
-          <w:rFonts w:ascii="Times New Roman" w:hAnsi="Times New Roman" w:cs="Times New Roman"/>
-          <w:b/>
-          <w:sz w:val="24"/>
-          <w:szCs w:val="24"/>
-        </w:rPr>
-      </w:pPr>
-      <w:r>
-        <w:rPr>
-          <w:rFonts w:ascii="Times New Roman" w:hAnsi="Times New Roman" w:cs="Times New Roman"/>
-          <w:b/>
-          <w:sz w:val="24"/>
-          <w:szCs w:val="24"/>
-        </w:rPr>
-        <w:t>a execução das propostas e, apresentar a interpretação crítica dos dados,</w:t>
-      </w:r>
-    </w:p>
-    <w:p>
-      <w:pPr>
-        <w:tabs>
-          <w:tab w:val="left" w:pos="2400"/>
-        </w:tabs>
-        <w:spacing w:line="360" w:lineRule="auto"/>
-        <w:ind w:firstLine="709"/>
-        <w:jc w:val="both"/>
-        <w:rPr>
-          <w:rFonts w:ascii="Times New Roman" w:hAnsi="Times New Roman" w:cs="Times New Roman"/>
-          <w:b/>
-          <w:sz w:val="24"/>
-          <w:szCs w:val="24"/>
-        </w:rPr>
-      </w:pPr>
-      <w:r>
-        <w:rPr>
-          <w:rFonts w:ascii="Times New Roman" w:hAnsi="Times New Roman" w:cs="Times New Roman"/>
-          <w:b/>
-          <w:sz w:val="24"/>
-          <w:szCs w:val="24"/>
-        </w:rPr>
-        <w:t>verificando se os mesmos comprovam ou refutam as hipóteses.</w:t>
-      </w:r>
-    </w:p>
-    <w:p>
-      <w:pPr>
-        <w:tabs>
-          <w:tab w:val="left" w:pos="2400"/>
-        </w:tabs>
-        <w:rPr>
-          <w:rFonts w:ascii="Times New Roman" w:hAnsi="Times New Roman" w:cs="Times New Roman"/>
-          <w:b/>
-        </w:rPr>
-      </w:pPr>
-    </w:p>
-    <w:p>
-      <w:pPr>
-        <w:tabs>
-          <w:tab w:val="left" w:pos="2400"/>
-        </w:tabs>
-        <w:rPr>
-          <w:rFonts w:ascii="Times New Roman" w:hAnsi="Times New Roman" w:cs="Times New Roman"/>
-          <w:b/>
-        </w:rPr>
-      </w:pPr>
-    </w:p>
-    <w:p>
-      <w:pPr>
-        <w:tabs>
-          <w:tab w:val="left" w:pos="2400"/>
-        </w:tabs>
-        <w:rPr>
-          <w:rFonts w:ascii="Times New Roman" w:hAnsi="Times New Roman" w:cs="Times New Roman"/>
-          <w:b/>
-        </w:rPr>
-      </w:pPr>
-    </w:p>
-    <w:p>
-      <w:pPr>
-        <w:tabs>
-          <w:tab w:val="left" w:pos="2400"/>
-        </w:tabs>
-        <w:rPr>
-          <w:rFonts w:ascii="Times New Roman" w:hAnsi="Times New Roman" w:cs="Times New Roman"/>
-          <w:b/>
-        </w:rPr>
-      </w:pPr>
-    </w:p>
-    <w:p>
-      <w:pPr>
-        <w:tabs>
-          <w:tab w:val="left" w:pos="2400"/>
-        </w:tabs>
-        <w:rPr>
-          <w:rFonts w:ascii="Times New Roman" w:hAnsi="Times New Roman" w:cs="Times New Roman"/>
-          <w:b/>
-        </w:rPr>
-      </w:pPr>
-    </w:p>
-    <w:p>
-      <w:pPr>
-        <w:tabs>
-          <w:tab w:val="left" w:pos="2400"/>
-        </w:tabs>
-        <w:rPr>
-          <w:rFonts w:ascii="Times New Roman" w:hAnsi="Times New Roman" w:cs="Times New Roman"/>
-          <w:b/>
-        </w:rPr>
-      </w:pPr>
-    </w:p>
-    <w:p>
-      <w:pPr>
-        <w:tabs>
-          <w:tab w:val="left" w:pos="2400"/>
-        </w:tabs>
-        <w:rPr>
-          <w:rFonts w:ascii="Times New Roman" w:hAnsi="Times New Roman" w:cs="Times New Roman"/>
-          <w:b/>
-        </w:rPr>
-      </w:pPr>
-    </w:p>
-    <w:p>
-      <w:pPr>
-        <w:tabs>
-          <w:tab w:val="left" w:pos="2400"/>
-        </w:tabs>
-        <w:rPr>
-          <w:rFonts w:ascii="Times New Roman" w:hAnsi="Times New Roman" w:cs="Times New Roman"/>
-          <w:b/>
-        </w:rPr>
-      </w:pPr>
-    </w:p>
-    <w:p>
-      <w:pPr>
-        <w:tabs>
-          <w:tab w:val="left" w:pos="2400"/>
-        </w:tabs>
-        <w:rPr>
-          <w:rFonts w:ascii="Times New Roman" w:hAnsi="Times New Roman" w:cs="Times New Roman"/>
-          <w:b/>
-        </w:rPr>
-      </w:pPr>
-    </w:p>
-    <w:p>
-      <w:pPr>
-        <w:tabs>
-          <w:tab w:val="left" w:pos="2400"/>
-        </w:tabs>
-        <w:rPr>
-          <w:rFonts w:ascii="Times New Roman" w:hAnsi="Times New Roman" w:cs="Times New Roman"/>
-          <w:b/>
-        </w:rPr>
-      </w:pPr>
-    </w:p>
-    <w:p>
-      <w:pPr>
-        <w:tabs>
-          <w:tab w:val="left" w:pos="2400"/>
-        </w:tabs>
-        <w:rPr>
-          <w:rFonts w:ascii="Times New Roman" w:hAnsi="Times New Roman" w:cs="Times New Roman"/>
-          <w:b/>
-        </w:rPr>
-      </w:pPr>
-    </w:p>
-    <w:p>
-      <w:pPr>
-        <w:tabs>
-          <w:tab w:val="left" w:pos="2400"/>
-        </w:tabs>
-        <w:rPr>
-          <w:rFonts w:ascii="Times New Roman" w:hAnsi="Times New Roman" w:cs="Times New Roman"/>
-          <w:b/>
-        </w:rPr>
-      </w:pPr>
-    </w:p>
-    <w:p>
-      <w:pPr>
-        <w:tabs>
-          <w:tab w:val="left" w:pos="2400"/>
-        </w:tabs>
-        <w:rPr>
-          <w:rFonts w:ascii="Times New Roman" w:hAnsi="Times New Roman" w:cs="Times New Roman"/>
-          <w:b/>
-        </w:rPr>
-      </w:pPr>
-    </w:p>
-    <w:p>
-      <w:pPr>
-        <w:tabs>
-          <w:tab w:val="left" w:pos="2400"/>
-        </w:tabs>
-        <w:rPr>
-          <w:rFonts w:ascii="Times New Roman" w:hAnsi="Times New Roman" w:cs="Times New Roman"/>
-          <w:b/>
-        </w:rPr>
-      </w:pPr>
-    </w:p>
-    <w:p>
-      <w:pPr>
-        <w:tabs>
-          <w:tab w:val="left" w:pos="2400"/>
-        </w:tabs>
-        <w:rPr>
-          <w:rFonts w:ascii="Times New Roman" w:hAnsi="Times New Roman" w:cs="Times New Roman"/>
-          <w:b/>
-        </w:rPr>
-      </w:pPr>
-    </w:p>
-    <w:p>
-      <w:pPr>
-        <w:tabs>
-          <w:tab w:val="left" w:pos="2400"/>
-        </w:tabs>
-        <w:rPr>
-          <w:rFonts w:ascii="Times New Roman" w:hAnsi="Times New Roman" w:cs="Times New Roman"/>
-          <w:b/>
-        </w:rPr>
-      </w:pPr>
-    </w:p>
-    <w:p>
-      <w:pPr>
-        <w:tabs>
-          <w:tab w:val="left" w:pos="2400"/>
-        </w:tabs>
-        <w:rPr>
-          <w:rFonts w:ascii="Times New Roman" w:hAnsi="Times New Roman" w:cs="Times New Roman"/>
-          <w:b/>
-        </w:rPr>
-      </w:pPr>
-    </w:p>
-    <w:p>
-      <w:pPr>
-        <w:tabs>
-          <w:tab w:val="left" w:pos="2400"/>
-        </w:tabs>
-        <w:rPr>
-          <w:rFonts w:ascii="Times New Roman" w:hAnsi="Times New Roman" w:cs="Times New Roman"/>
-          <w:b/>
-        </w:rPr>
-      </w:pPr>
-    </w:p>
-    <w:p>
-      <w:pPr>
-        <w:tabs>
-          <w:tab w:val="left" w:pos="2400"/>
-        </w:tabs>
-        <w:rPr>
-          <w:rFonts w:ascii="Times New Roman" w:hAnsi="Times New Roman" w:cs="Times New Roman"/>
-          <w:b/>
-        </w:rPr>
-      </w:pPr>
+      <w:bookmarkEnd w:id="5"/>
     </w:p>
     <w:p>
       <w:pPr>
@@ -4815,8 +3502,185 @@
         <w:rPr>
           <w:rFonts w:ascii="Times New Roman" w:hAnsi="Times New Roman" w:cs="Times New Roman"/>
           <w:b/>
-        </w:rPr>
-      </w:pPr>
+          <w:sz w:val="24"/>
+          <w:szCs w:val="24"/>
+        </w:rPr>
+      </w:pPr>
+      <w:r>
+        <w:rPr>
+          <w:rFonts w:ascii="Times New Roman" w:hAnsi="Times New Roman" w:cs="Times New Roman"/>
+          <w:b/>
+          <w:sz w:val="24"/>
+          <w:szCs w:val="24"/>
+        </w:rPr>
+        <w:t xml:space="preserve">4.1 HTML </w:t>
+      </w:r>
+    </w:p>
+    <w:p>
+      <w:pPr>
+        <w:tabs>
+          <w:tab w:val="left" w:pos="2400"/>
+        </w:tabs>
+        <w:spacing w:after="0" w:line="360" w:lineRule="auto"/>
+        <w:ind w:firstLine="709"/>
+        <w:jc w:val="both"/>
+        <w:rPr>
+          <w:rFonts w:ascii="Times New Roman" w:hAnsi="Times New Roman" w:cs="Times New Roman"/>
+          <w:sz w:val="24"/>
+          <w:szCs w:val="24"/>
+        </w:rPr>
+      </w:pPr>
+      <w:r>
+        <w:rPr>
+          <w:rFonts w:ascii="Times New Roman" w:hAnsi="Times New Roman" w:cs="Times New Roman"/>
+          <w:sz w:val="24"/>
+          <w:szCs w:val="24"/>
+        </w:rPr>
+        <w:t>O HTML é uma linguagem de marcação padrão utilizada para definir e estruturar conteúdos de páginas web através de etiquetas</w:t>
+      </w:r>
+      <w:r>
+        <w:rPr>
+          <w:rFonts w:ascii="Times New Roman" w:hAnsi="Times New Roman" w:cs="Times New Roman"/>
+          <w:sz w:val="24"/>
+          <w:szCs w:val="24"/>
+        </w:rPr>
+        <w:t xml:space="preserve"> </w:t>
+      </w:r>
+      <w:r>
+        <w:rPr>
+          <w:rFonts w:ascii="Times New Roman" w:hAnsi="Times New Roman" w:cs="Times New Roman"/>
+          <w:sz w:val="24"/>
+          <w:szCs w:val="24"/>
+        </w:rPr>
+        <w:t>(tags) que diferenciam partes do conteúdo como, imagens, listas, parágrafos, títulos, etc. Foi criada em 1991 no CERN (Organização Europeia para Pesquisa Nuclear) pelo cientista da computação britânico Tim Berners-Lee.</w:t>
+      </w:r>
+      <w:r>
+        <w:rPr>
+          <w:rFonts w:ascii="Times New Roman" w:hAnsi="Times New Roman" w:cs="Times New Roman"/>
+          <w:sz w:val="24"/>
+          <w:szCs w:val="24"/>
+        </w:rPr>
+        <w:t xml:space="preserve"> </w:t>
+      </w:r>
+    </w:p>
+    <w:p>
+      <w:pPr>
+        <w:tabs>
+          <w:tab w:val="left" w:pos="2400"/>
+        </w:tabs>
+        <w:spacing w:after="0" w:line="360" w:lineRule="auto"/>
+        <w:ind w:firstLine="709"/>
+        <w:jc w:val="both"/>
+        <w:rPr>
+          <w:rFonts w:ascii="Times New Roman" w:hAnsi="Times New Roman" w:cs="Times New Roman"/>
+          <w:sz w:val="24"/>
+          <w:szCs w:val="24"/>
+        </w:rPr>
+      </w:pPr>
+      <w:r>
+        <w:rPr>
+          <w:rFonts w:ascii="Times New Roman" w:hAnsi="Times New Roman" w:cs="Times New Roman"/>
+          <w:sz w:val="24"/>
+          <w:szCs w:val="24"/>
+        </w:rPr>
+        <w:t xml:space="preserve">Utilizamos a linguagem HTML </w:t>
+      </w:r>
+      <w:r>
+        <w:rPr>
+          <w:rFonts w:ascii="Times New Roman" w:hAnsi="Times New Roman" w:cs="Times New Roman"/>
+          <w:sz w:val="24"/>
+          <w:szCs w:val="24"/>
+        </w:rPr>
+        <w:t>em</w:t>
+      </w:r>
+      <w:r>
+        <w:rPr>
+          <w:rFonts w:ascii="Times New Roman" w:hAnsi="Times New Roman" w:cs="Times New Roman"/>
+          <w:sz w:val="24"/>
+          <w:szCs w:val="24"/>
+        </w:rPr>
+        <w:t xml:space="preserve"> nosso projeto devido a sua fácil usabilidade e compreendimento, </w:t>
+      </w:r>
+      <w:r>
+        <w:rPr>
+          <w:rFonts w:ascii="Times New Roman" w:hAnsi="Times New Roman" w:cs="Times New Roman"/>
+          <w:sz w:val="24"/>
+          <w:szCs w:val="24"/>
+        </w:rPr>
+        <w:t>acessibilidade</w:t>
+      </w:r>
+      <w:r>
+        <w:rPr>
+          <w:rFonts w:ascii="Times New Roman" w:hAnsi="Times New Roman" w:cs="Times New Roman"/>
+          <w:sz w:val="24"/>
+          <w:szCs w:val="24"/>
+        </w:rPr>
+        <w:t xml:space="preserve"> e a </w:t>
+      </w:r>
+      <w:r>
+        <w:rPr>
+          <w:rFonts w:ascii="Times New Roman" w:hAnsi="Times New Roman" w:cs="Times New Roman"/>
+          <w:sz w:val="24"/>
+          <w:szCs w:val="24"/>
+        </w:rPr>
+        <w:t>estruturação do projeto, além de, sua alta compatibilidade com diversos navegadores webs</w:t>
+      </w:r>
+      <w:r>
+        <w:rPr>
+          <w:rFonts w:ascii="Times New Roman" w:hAnsi="Times New Roman" w:cs="Times New Roman"/>
+          <w:sz w:val="24"/>
+          <w:szCs w:val="24"/>
+        </w:rPr>
+        <w:t>, possibilitando acessos rápidos e suporte. A linguagem permitiu a</w:t>
+      </w:r>
+      <w:r>
+        <w:rPr>
+          <w:rFonts w:ascii="Times New Roman" w:hAnsi="Times New Roman" w:cs="Times New Roman"/>
+          <w:sz w:val="24"/>
+          <w:szCs w:val="24"/>
+        </w:rPr>
+        <w:t xml:space="preserve"> organiza</w:t>
+      </w:r>
+      <w:r>
+        <w:rPr>
+          <w:rFonts w:ascii="Times New Roman" w:hAnsi="Times New Roman" w:cs="Times New Roman"/>
+          <w:sz w:val="24"/>
+          <w:szCs w:val="24"/>
+        </w:rPr>
+        <w:t xml:space="preserve">ção de </w:t>
+      </w:r>
+      <w:r>
+        <w:rPr>
+          <w:rFonts w:ascii="Times New Roman" w:hAnsi="Times New Roman" w:cs="Times New Roman"/>
+          <w:sz w:val="24"/>
+          <w:szCs w:val="24"/>
+        </w:rPr>
+        <w:t xml:space="preserve">elementos </w:t>
+      </w:r>
+      <w:r>
+        <w:rPr>
+          <w:rFonts w:ascii="Times New Roman" w:hAnsi="Times New Roman" w:cs="Times New Roman"/>
+          <w:sz w:val="24"/>
+          <w:szCs w:val="24"/>
+        </w:rPr>
+        <w:t>no</w:t>
+      </w:r>
+      <w:r>
+        <w:rPr>
+          <w:rFonts w:ascii="Times New Roman" w:hAnsi="Times New Roman" w:cs="Times New Roman"/>
+          <w:sz w:val="24"/>
+          <w:szCs w:val="24"/>
+        </w:rPr>
+        <w:t xml:space="preserve"> site de maneira coerente, tornando a navegação do usuário agradável e intuitiva</w:t>
+      </w:r>
+      <w:r>
+        <w:rPr>
+          <w:rFonts w:ascii="Times New Roman" w:hAnsi="Times New Roman" w:cs="Times New Roman"/>
+          <w:sz w:val="24"/>
+          <w:szCs w:val="24"/>
+        </w:rPr>
+        <w:t>.</w:t>
+      </w:r>
     </w:p>
     <w:p>
       <w:pPr>
@@ -4833,708 +3697,1738 @@
           <w:szCs w:val="24"/>
         </w:rPr>
       </w:pPr>
-      <w:bookmarkStart w:id="8" w:name="_Toc205989575"/>
-      <w:r>
-        <w:rPr>
-          <w:rFonts w:ascii="Times New Roman" w:hAnsi="Times New Roman" w:cs="Times New Roman"/>
-          <w:b/>
-          <w:sz w:val="24"/>
-          <w:szCs w:val="24"/>
-        </w:rPr>
-        <w:t>6 CONCLUSÃO</w:t>
-      </w:r>
-      <w:bookmarkEnd w:id="8"/>
-    </w:p>
-    <w:p>
-      <w:pPr>
-        <w:tabs>
-          <w:tab w:val="left" w:pos="2400"/>
-        </w:tabs>
-        <w:spacing w:after="0" w:line="360" w:lineRule="auto"/>
-        <w:ind w:firstLine="709"/>
-        <w:jc w:val="both"/>
-        <w:rPr>
-          <w:rFonts w:ascii="Times New Roman" w:hAnsi="Times New Roman" w:cs="Times New Roman"/>
-          <w:b/>
-        </w:rPr>
-      </w:pPr>
-      <w:r>
-        <w:rPr>
-          <w:rFonts w:ascii="Times New Roman" w:hAnsi="Times New Roman" w:cs="Times New Roman"/>
-          <w:b/>
-        </w:rPr>
-        <w:t>Parte final do texto, na qual se apresentam conclusões correspondentes aos</w:t>
-      </w:r>
-    </w:p>
-    <w:p>
-      <w:pPr>
-        <w:tabs>
-          <w:tab w:val="left" w:pos="2400"/>
-        </w:tabs>
-        <w:spacing w:after="0" w:line="360" w:lineRule="auto"/>
-        <w:ind w:firstLine="709"/>
-        <w:jc w:val="both"/>
-        <w:rPr>
-          <w:rFonts w:ascii="Times New Roman" w:hAnsi="Times New Roman" w:cs="Times New Roman"/>
-          <w:b/>
-        </w:rPr>
-      </w:pPr>
-      <w:r>
-        <w:rPr>
-          <w:rFonts w:ascii="Times New Roman" w:hAnsi="Times New Roman" w:cs="Times New Roman"/>
-          <w:b/>
-        </w:rPr>
-        <w:t>objetivos ou hipóteses.</w:t>
-      </w:r>
-    </w:p>
-    <w:p>
-      <w:pPr>
-        <w:tabs>
-          <w:tab w:val="left" w:pos="2400"/>
-        </w:tabs>
-        <w:spacing w:after="0" w:line="360" w:lineRule="auto"/>
-        <w:ind w:firstLine="709"/>
-        <w:jc w:val="both"/>
-        <w:rPr>
-          <w:rFonts w:ascii="Times New Roman" w:hAnsi="Times New Roman" w:cs="Times New Roman"/>
-          <w:b/>
-        </w:rPr>
-      </w:pPr>
-      <w:r>
-        <w:rPr>
-          <w:rFonts w:ascii="Times New Roman" w:hAnsi="Times New Roman" w:cs="Times New Roman"/>
-          <w:b/>
-        </w:rPr>
-        <w:t>A seção Conclusão é a última do texto e dessa forma deve tem a função de</w:t>
-      </w:r>
-    </w:p>
-    <w:p>
-      <w:pPr>
-        <w:tabs>
-          <w:tab w:val="left" w:pos="2400"/>
-        </w:tabs>
-        <w:spacing w:after="0" w:line="360" w:lineRule="auto"/>
-        <w:ind w:firstLine="709"/>
-        <w:jc w:val="both"/>
-        <w:rPr>
-          <w:rFonts w:ascii="Times New Roman" w:hAnsi="Times New Roman" w:cs="Times New Roman"/>
-          <w:b/>
-        </w:rPr>
-      </w:pPr>
-      <w:r>
-        <w:rPr>
-          <w:rFonts w:ascii="Times New Roman" w:hAnsi="Times New Roman" w:cs="Times New Roman"/>
-          <w:b/>
-        </w:rPr>
-        <w:t>finalizar o assunto. Durante a conclusão do trabalho, a discussão deve ser uma</w:t>
-      </w:r>
-    </w:p>
-    <w:p>
-      <w:pPr>
-        <w:tabs>
-          <w:tab w:val="left" w:pos="2400"/>
-        </w:tabs>
-        <w:spacing w:after="0" w:line="360" w:lineRule="auto"/>
-        <w:ind w:firstLine="709"/>
-        <w:jc w:val="both"/>
-        <w:rPr>
-          <w:rFonts w:ascii="Times New Roman" w:hAnsi="Times New Roman" w:cs="Times New Roman"/>
-          <w:b/>
-        </w:rPr>
-      </w:pPr>
-      <w:r>
-        <w:rPr>
-          <w:rFonts w:ascii="Times New Roman" w:hAnsi="Times New Roman" w:cs="Times New Roman"/>
-          <w:b/>
-        </w:rPr>
-        <w:t>consideração objetiva dos resultados apresentados na seção anterior e deve</w:t>
-      </w:r>
-    </w:p>
-    <w:p>
-      <w:pPr>
-        <w:tabs>
-          <w:tab w:val="left" w:pos="2400"/>
-        </w:tabs>
-        <w:spacing w:after="0" w:line="360" w:lineRule="auto"/>
-        <w:ind w:firstLine="709"/>
-        <w:jc w:val="both"/>
-        <w:rPr>
-          <w:rFonts w:ascii="Times New Roman" w:hAnsi="Times New Roman" w:cs="Times New Roman"/>
-          <w:b/>
-        </w:rPr>
-      </w:pPr>
-      <w:r>
-        <w:rPr>
-          <w:rFonts w:ascii="Times New Roman" w:hAnsi="Times New Roman" w:cs="Times New Roman"/>
-          <w:b/>
-        </w:rPr>
-        <w:t>conduzir com naturalidade às suas principais conclusões.</w:t>
-      </w:r>
-    </w:p>
-    <w:p>
-      <w:pPr>
-        <w:tabs>
-          <w:tab w:val="left" w:pos="2400"/>
-        </w:tabs>
-        <w:spacing w:after="0" w:line="360" w:lineRule="auto"/>
-        <w:ind w:firstLine="709"/>
-        <w:jc w:val="both"/>
-        <w:rPr>
-          <w:rFonts w:ascii="Times New Roman" w:hAnsi="Times New Roman" w:cs="Times New Roman"/>
-          <w:b/>
-        </w:rPr>
-      </w:pPr>
-      <w:r>
-        <w:rPr>
-          <w:rFonts w:ascii="Times New Roman" w:hAnsi="Times New Roman" w:cs="Times New Roman"/>
-          <w:b/>
-        </w:rPr>
-        <w:t>Deve-se fazer referência a qualquer esclarecimento adicional sobre os</w:t>
-      </w:r>
-    </w:p>
-    <w:p>
-      <w:pPr>
-        <w:tabs>
-          <w:tab w:val="left" w:pos="2400"/>
-        </w:tabs>
-        <w:spacing w:after="0" w:line="360" w:lineRule="auto"/>
-        <w:ind w:firstLine="709"/>
-        <w:jc w:val="both"/>
-        <w:rPr>
-          <w:rFonts w:ascii="Times New Roman" w:hAnsi="Times New Roman" w:cs="Times New Roman"/>
-          <w:b/>
-        </w:rPr>
-      </w:pPr>
-      <w:r>
-        <w:rPr>
-          <w:rFonts w:ascii="Times New Roman" w:hAnsi="Times New Roman" w:cs="Times New Roman"/>
-          <w:b/>
-        </w:rPr>
-        <w:t>problemas levantados na seção Introdução e dizer como o trabalho se enquadra no</w:t>
-      </w:r>
-    </w:p>
-    <w:p>
-      <w:pPr>
-        <w:tabs>
-          <w:tab w:val="left" w:pos="2400"/>
-        </w:tabs>
-        <w:spacing w:after="0" w:line="360" w:lineRule="auto"/>
-        <w:ind w:firstLine="709"/>
-        <w:jc w:val="both"/>
-        <w:rPr>
-          <w:rFonts w:ascii="Times New Roman" w:hAnsi="Times New Roman" w:cs="Times New Roman"/>
-          <w:b/>
-        </w:rPr>
-      </w:pPr>
-      <w:r>
-        <w:rPr>
-          <w:rFonts w:ascii="Times New Roman" w:hAnsi="Times New Roman" w:cs="Times New Roman"/>
-          <w:b/>
-        </w:rPr>
-        <w:t>conjunto das investigações precedentes.</w:t>
-      </w:r>
-    </w:p>
-    <w:p>
-      <w:pPr>
-        <w:tabs>
-          <w:tab w:val="left" w:pos="2400"/>
-        </w:tabs>
-        <w:spacing w:after="0" w:line="360" w:lineRule="auto"/>
-        <w:ind w:firstLine="709"/>
-        <w:jc w:val="both"/>
-        <w:rPr>
-          <w:rFonts w:ascii="Times New Roman" w:hAnsi="Times New Roman" w:cs="Times New Roman"/>
-          <w:b/>
-        </w:rPr>
-      </w:pPr>
-      <w:r>
-        <w:rPr>
-          <w:rFonts w:ascii="Times New Roman" w:hAnsi="Times New Roman" w:cs="Times New Roman"/>
-          <w:b/>
-        </w:rPr>
-        <w:t>Referências ao que foi feito devem ser escritas com o verbo no passado, para</w:t>
-      </w:r>
-    </w:p>
-    <w:p>
-      <w:pPr>
-        <w:tabs>
-          <w:tab w:val="left" w:pos="2400"/>
-        </w:tabs>
-        <w:spacing w:after="0" w:line="360" w:lineRule="auto"/>
-        <w:ind w:firstLine="709"/>
-        <w:jc w:val="both"/>
-        <w:rPr>
-          <w:rFonts w:ascii="Times New Roman" w:hAnsi="Times New Roman" w:cs="Times New Roman"/>
-          <w:b/>
-        </w:rPr>
-      </w:pPr>
-      <w:r>
-        <w:rPr>
-          <w:rFonts w:ascii="Times New Roman" w:hAnsi="Times New Roman" w:cs="Times New Roman"/>
-          <w:b/>
-        </w:rPr>
-        <w:t>sublinhar que se está comentando o trabalho relatado. Porém, quando se referir a</w:t>
-      </w:r>
-    </w:p>
-    <w:p>
-      <w:pPr>
-        <w:tabs>
-          <w:tab w:val="left" w:pos="2400"/>
-        </w:tabs>
-        <w:spacing w:after="0" w:line="360" w:lineRule="auto"/>
-        <w:ind w:firstLine="709"/>
-        <w:jc w:val="both"/>
-        <w:rPr>
-          <w:rFonts w:ascii="Times New Roman" w:hAnsi="Times New Roman" w:cs="Times New Roman"/>
-          <w:b/>
-        </w:rPr>
-      </w:pPr>
-      <w:r>
-        <w:rPr>
-          <w:rFonts w:ascii="Times New Roman" w:hAnsi="Times New Roman" w:cs="Times New Roman"/>
-          <w:b/>
-        </w:rPr>
-        <w:t>fatos, o texto deve ser escrito no presente.</w:t>
-      </w:r>
-    </w:p>
-    <w:p>
-      <w:pPr>
-        <w:tabs>
-          <w:tab w:val="left" w:pos="2400"/>
-        </w:tabs>
-        <w:spacing w:after="0" w:line="360" w:lineRule="auto"/>
-        <w:ind w:firstLine="709"/>
-        <w:jc w:val="both"/>
-        <w:rPr>
-          <w:rFonts w:ascii="Times New Roman" w:hAnsi="Times New Roman" w:cs="Times New Roman"/>
-          <w:b/>
-        </w:rPr>
-      </w:pPr>
-      <w:r>
-        <w:rPr>
-          <w:rFonts w:ascii="Times New Roman" w:hAnsi="Times New Roman" w:cs="Times New Roman"/>
-          <w:b/>
-        </w:rPr>
-        <w:t>A rigorosidade de o autor apresentar a discussão dentro de um ritual filosófico</w:t>
-      </w:r>
-    </w:p>
-    <w:p>
-      <w:pPr>
-        <w:tabs>
-          <w:tab w:val="left" w:pos="2400"/>
-        </w:tabs>
-        <w:spacing w:after="0" w:line="360" w:lineRule="auto"/>
-        <w:ind w:firstLine="709"/>
-        <w:jc w:val="both"/>
-        <w:rPr>
-          <w:rFonts w:ascii="Times New Roman" w:hAnsi="Times New Roman" w:cs="Times New Roman"/>
-          <w:b/>
-        </w:rPr>
-      </w:pPr>
-      <w:r>
-        <w:rPr>
-          <w:rFonts w:ascii="Times New Roman" w:hAnsi="Times New Roman" w:cs="Times New Roman"/>
-          <w:b/>
-        </w:rPr>
-        <w:t>inexiste, mas é imprescindível que comunique seu ponto de vista ou o seu achado</w:t>
-      </w:r>
-    </w:p>
-    <w:p>
-      <w:pPr>
-        <w:tabs>
-          <w:tab w:val="left" w:pos="2400"/>
-        </w:tabs>
-        <w:spacing w:after="0" w:line="360" w:lineRule="auto"/>
-        <w:ind w:firstLine="709"/>
-        <w:jc w:val="both"/>
-        <w:rPr>
-          <w:rFonts w:ascii="Times New Roman" w:hAnsi="Times New Roman" w:cs="Times New Roman"/>
-          <w:b/>
-        </w:rPr>
-      </w:pPr>
-      <w:r>
-        <w:rPr>
-          <w:rFonts w:ascii="Times New Roman" w:hAnsi="Times New Roman" w:cs="Times New Roman"/>
-          <w:b/>
-        </w:rPr>
-        <w:t>de maneira racional e assim tenha condições de demonstrar a tese que está</w:t>
-      </w:r>
-    </w:p>
-    <w:p>
-      <w:pPr>
-        <w:tabs>
-          <w:tab w:val="left" w:pos="2400"/>
-        </w:tabs>
-        <w:spacing w:after="0" w:line="360" w:lineRule="auto"/>
-        <w:ind w:firstLine="709"/>
-        <w:jc w:val="both"/>
-        <w:rPr>
-          <w:rFonts w:ascii="Times New Roman" w:hAnsi="Times New Roman" w:cs="Times New Roman"/>
-          <w:b/>
-        </w:rPr>
-      </w:pPr>
-      <w:r>
-        <w:rPr>
-          <w:rFonts w:ascii="Times New Roman" w:hAnsi="Times New Roman" w:cs="Times New Roman"/>
-          <w:b/>
-        </w:rPr>
-        <w:t>defendendo.</w:t>
-      </w:r>
-    </w:p>
-    <w:p>
-      <w:pPr>
-        <w:tabs>
-          <w:tab w:val="left" w:pos="2400"/>
-        </w:tabs>
-        <w:spacing w:after="0" w:line="360" w:lineRule="auto"/>
-        <w:ind w:firstLine="709"/>
-        <w:jc w:val="both"/>
-        <w:rPr>
-          <w:rFonts w:ascii="Times New Roman" w:hAnsi="Times New Roman" w:cs="Times New Roman"/>
-          <w:b/>
-        </w:rPr>
-      </w:pPr>
-      <w:r>
-        <w:rPr>
-          <w:rFonts w:ascii="Times New Roman" w:hAnsi="Times New Roman" w:cs="Times New Roman"/>
-          <w:b/>
-        </w:rPr>
-        <w:t>A conclusão deve proporcionar um resumo sintético, porém completo, da</w:t>
-      </w:r>
-    </w:p>
-    <w:p>
-      <w:pPr>
-        <w:tabs>
-          <w:tab w:val="left" w:pos="2400"/>
-        </w:tabs>
-        <w:spacing w:after="0" w:line="360" w:lineRule="auto"/>
-        <w:ind w:firstLine="709"/>
-        <w:jc w:val="both"/>
-        <w:rPr>
-          <w:rFonts w:ascii="Times New Roman" w:hAnsi="Times New Roman" w:cs="Times New Roman"/>
-          <w:b/>
-        </w:rPr>
-      </w:pPr>
-      <w:r>
-        <w:rPr>
-          <w:rFonts w:ascii="Times New Roman" w:hAnsi="Times New Roman" w:cs="Times New Roman"/>
-          <w:b/>
-        </w:rPr>
-        <w:t>argumentação, das provas e os exemplos abordados nas duas primeiras partes do</w:t>
-      </w:r>
-    </w:p>
-    <w:p>
-      <w:pPr>
-        <w:tabs>
-          <w:tab w:val="left" w:pos="2400"/>
-        </w:tabs>
-        <w:spacing w:after="0" w:line="360" w:lineRule="auto"/>
-        <w:ind w:firstLine="709"/>
-        <w:jc w:val="both"/>
-        <w:rPr>
-          <w:rFonts w:ascii="Times New Roman" w:hAnsi="Times New Roman" w:cs="Times New Roman"/>
-          <w:b/>
-        </w:rPr>
-      </w:pPr>
-      <w:r>
-        <w:rPr>
-          <w:rFonts w:ascii="Times New Roman" w:hAnsi="Times New Roman" w:cs="Times New Roman"/>
-          <w:b/>
-        </w:rPr>
-        <w:t>trabalho (introdução e desenvolvimento). A conclusão deve relacionar, em primeiro</w:t>
-      </w:r>
-    </w:p>
-    <w:p>
-      <w:pPr>
-        <w:tabs>
-          <w:tab w:val="left" w:pos="2400"/>
-        </w:tabs>
-        <w:spacing w:after="0" w:line="360" w:lineRule="auto"/>
-        <w:ind w:firstLine="709"/>
-        <w:jc w:val="both"/>
-        <w:rPr>
-          <w:rFonts w:ascii="Times New Roman" w:hAnsi="Times New Roman" w:cs="Times New Roman"/>
-          <w:b/>
-        </w:rPr>
-      </w:pPr>
-      <w:r>
-        <w:rPr>
-          <w:rFonts w:ascii="Times New Roman" w:hAnsi="Times New Roman" w:cs="Times New Roman"/>
-          <w:b/>
-        </w:rPr>
-        <w:t>lugar, as diversas partes da argumentação, unir as ideias desenvolvidas. É por isso</w:t>
-      </w:r>
-    </w:p>
-    <w:p>
-      <w:pPr>
-        <w:tabs>
-          <w:tab w:val="left" w:pos="2400"/>
-        </w:tabs>
-        <w:spacing w:after="0" w:line="360" w:lineRule="auto"/>
-        <w:ind w:firstLine="709"/>
-        <w:jc w:val="both"/>
-        <w:rPr>
-          <w:rFonts w:ascii="Times New Roman" w:hAnsi="Times New Roman" w:cs="Times New Roman"/>
-          <w:b/>
-        </w:rPr>
-      </w:pPr>
-      <w:r>
-        <w:rPr>
-          <w:rFonts w:ascii="Times New Roman" w:hAnsi="Times New Roman" w:cs="Times New Roman"/>
-          <w:b/>
-        </w:rPr>
-        <w:t>que se diz que, em certo sentido, a conclusão é uma volta à introdução.</w:t>
-      </w:r>
-    </w:p>
-    <w:p>
-      <w:pPr>
-        <w:tabs>
-          <w:tab w:val="left" w:pos="2400"/>
-        </w:tabs>
-        <w:spacing w:after="0" w:line="360" w:lineRule="auto"/>
-        <w:ind w:firstLine="709"/>
-        <w:jc w:val="both"/>
-        <w:rPr>
-          <w:rFonts w:ascii="Times New Roman" w:hAnsi="Times New Roman" w:cs="Times New Roman"/>
-          <w:b/>
-        </w:rPr>
-      </w:pPr>
-      <w:r>
-        <w:rPr>
-          <w:rFonts w:ascii="Times New Roman" w:hAnsi="Times New Roman" w:cs="Times New Roman"/>
-          <w:b/>
-        </w:rPr>
-        <w:t>A informação que se inclui nessa seção depende em grande parte dos</w:t>
-      </w:r>
-    </w:p>
-    <w:p>
-      <w:pPr>
-        <w:tabs>
-          <w:tab w:val="left" w:pos="2400"/>
-        </w:tabs>
-        <w:spacing w:after="0" w:line="360" w:lineRule="auto"/>
-        <w:ind w:firstLine="709"/>
-        <w:jc w:val="both"/>
-        <w:rPr>
-          <w:rFonts w:ascii="Times New Roman" w:hAnsi="Times New Roman" w:cs="Times New Roman"/>
-          <w:b/>
-        </w:rPr>
-      </w:pPr>
-      <w:r>
-        <w:rPr>
-          <w:rFonts w:ascii="Times New Roman" w:hAnsi="Times New Roman" w:cs="Times New Roman"/>
-          <w:b/>
-        </w:rPr>
-        <w:t>resultados do estudo apresentado. Entretanto, o movimento específico-para-geral é</w:t>
-      </w:r>
-    </w:p>
-    <w:p>
-      <w:pPr>
-        <w:tabs>
-          <w:tab w:val="left" w:pos="2400"/>
-        </w:tabs>
-        <w:spacing w:after="0" w:line="360" w:lineRule="auto"/>
-        <w:ind w:firstLine="709"/>
-        <w:jc w:val="both"/>
-        <w:rPr>
-          <w:rFonts w:ascii="Times New Roman" w:hAnsi="Times New Roman" w:cs="Times New Roman"/>
-          <w:b/>
-        </w:rPr>
-      </w:pPr>
-      <w:r>
-        <w:rPr>
-          <w:rFonts w:ascii="Times New Roman" w:hAnsi="Times New Roman" w:cs="Times New Roman"/>
-          <w:b/>
-        </w:rPr>
-        <w:t>uma convenção que a maioria dos escritores segue. Os tipos de informação que se</w:t>
-      </w:r>
-    </w:p>
-    <w:p>
-      <w:pPr>
-        <w:tabs>
-          <w:tab w:val="left" w:pos="2400"/>
-        </w:tabs>
-        <w:spacing w:after="0" w:line="360" w:lineRule="auto"/>
-        <w:ind w:firstLine="709"/>
-        <w:jc w:val="both"/>
-        <w:rPr>
-          <w:rFonts w:ascii="Times New Roman" w:hAnsi="Times New Roman" w:cs="Times New Roman"/>
-          <w:b/>
-        </w:rPr>
-      </w:pPr>
-      <w:r>
-        <w:rPr>
-          <w:rFonts w:ascii="Times New Roman" w:hAnsi="Times New Roman" w:cs="Times New Roman"/>
-          <w:b/>
-        </w:rPr>
-        <w:t>pode incluir na seção Conclusão não são fixos, no entanto os primeiros elementos</w:t>
-      </w:r>
-    </w:p>
-    <w:p>
-      <w:pPr>
-        <w:tabs>
-          <w:tab w:val="left" w:pos="2400"/>
-        </w:tabs>
-        <w:spacing w:after="0" w:line="360" w:lineRule="auto"/>
-        <w:ind w:firstLine="709"/>
-        <w:jc w:val="both"/>
-        <w:rPr>
-          <w:rFonts w:ascii="Times New Roman" w:hAnsi="Times New Roman" w:cs="Times New Roman"/>
-          <w:b/>
-        </w:rPr>
-      </w:pPr>
-      <w:r>
-        <w:rPr>
-          <w:rFonts w:ascii="Times New Roman" w:hAnsi="Times New Roman" w:cs="Times New Roman"/>
-          <w:b/>
-        </w:rPr>
-        <w:t>são tipicamente aqueles que se referem mais diretamente ao estudo e aos</w:t>
-      </w:r>
-    </w:p>
-    <w:p>
-      <w:pPr>
-        <w:tabs>
-          <w:tab w:val="left" w:pos="2400"/>
-        </w:tabs>
-        <w:spacing w:after="0" w:line="360" w:lineRule="auto"/>
-        <w:ind w:firstLine="709"/>
-        <w:jc w:val="both"/>
-        <w:rPr>
-          <w:rFonts w:ascii="Times New Roman" w:hAnsi="Times New Roman" w:cs="Times New Roman"/>
-          <w:b/>
-        </w:rPr>
-      </w:pPr>
-      <w:r>
-        <w:rPr>
-          <w:rFonts w:ascii="Times New Roman" w:hAnsi="Times New Roman" w:cs="Times New Roman"/>
-          <w:b/>
-        </w:rPr>
-        <w:t>resultados.</w:t>
-      </w:r>
-    </w:p>
-    <w:p>
-      <w:pPr>
-        <w:tabs>
-          <w:tab w:val="left" w:pos="2400"/>
-        </w:tabs>
-        <w:spacing w:after="0" w:line="360" w:lineRule="auto"/>
-        <w:ind w:firstLine="709"/>
-        <w:jc w:val="both"/>
-        <w:rPr>
-          <w:rFonts w:ascii="Times New Roman" w:hAnsi="Times New Roman" w:cs="Times New Roman"/>
-          <w:b/>
-        </w:rPr>
-      </w:pPr>
-    </w:p>
-    <w:p>
-      <w:pPr>
-        <w:tabs>
-          <w:tab w:val="left" w:pos="2400"/>
-        </w:tabs>
-        <w:spacing w:after="0" w:line="360" w:lineRule="auto"/>
-        <w:ind w:firstLine="709"/>
-        <w:jc w:val="both"/>
-        <w:rPr>
-          <w:rFonts w:ascii="Times New Roman" w:hAnsi="Times New Roman" w:cs="Times New Roman"/>
-          <w:b/>
-        </w:rPr>
-      </w:pPr>
-    </w:p>
-    <w:p>
-      <w:pPr>
-        <w:tabs>
-          <w:tab w:val="left" w:pos="2400"/>
-        </w:tabs>
-        <w:spacing w:after="0" w:line="360" w:lineRule="auto"/>
-        <w:ind w:firstLine="709"/>
-        <w:jc w:val="both"/>
-        <w:rPr>
-          <w:rFonts w:ascii="Times New Roman" w:hAnsi="Times New Roman" w:cs="Times New Roman"/>
-          <w:b/>
-        </w:rPr>
-      </w:pPr>
-    </w:p>
-    <w:p>
-      <w:pPr>
-        <w:tabs>
-          <w:tab w:val="left" w:pos="2400"/>
-        </w:tabs>
-        <w:spacing w:after="0" w:line="360" w:lineRule="auto"/>
-        <w:ind w:firstLine="709"/>
-        <w:jc w:val="both"/>
-        <w:rPr>
-          <w:rFonts w:ascii="Times New Roman" w:hAnsi="Times New Roman" w:cs="Times New Roman"/>
-          <w:b/>
-        </w:rPr>
-      </w:pPr>
-    </w:p>
-    <w:p>
-      <w:pPr>
-        <w:tabs>
-          <w:tab w:val="left" w:pos="2400"/>
-        </w:tabs>
-        <w:spacing w:after="0" w:line="360" w:lineRule="auto"/>
-        <w:ind w:firstLine="709"/>
-        <w:jc w:val="both"/>
-        <w:rPr>
-          <w:rFonts w:ascii="Times New Roman" w:hAnsi="Times New Roman" w:cs="Times New Roman"/>
-          <w:b/>
-        </w:rPr>
-      </w:pPr>
-    </w:p>
-    <w:p>
-      <w:pPr>
-        <w:tabs>
-          <w:tab w:val="left" w:pos="2400"/>
-        </w:tabs>
-        <w:spacing w:after="0" w:line="360" w:lineRule="auto"/>
-        <w:ind w:firstLine="709"/>
-        <w:jc w:val="both"/>
-        <w:rPr>
-          <w:rFonts w:ascii="Times New Roman" w:hAnsi="Times New Roman" w:cs="Times New Roman"/>
-          <w:b/>
-        </w:rPr>
-      </w:pPr>
-    </w:p>
-    <w:p>
-      <w:pPr>
-        <w:tabs>
-          <w:tab w:val="left" w:pos="2400"/>
-        </w:tabs>
-        <w:spacing w:after="0" w:line="360" w:lineRule="auto"/>
-        <w:ind w:firstLine="709"/>
-        <w:jc w:val="both"/>
-        <w:rPr>
-          <w:rFonts w:ascii="Times New Roman" w:hAnsi="Times New Roman" w:cs="Times New Roman"/>
-          <w:b/>
-        </w:rPr>
-      </w:pPr>
-    </w:p>
-    <w:p>
-      <w:pPr>
-        <w:tabs>
-          <w:tab w:val="left" w:pos="2400"/>
-        </w:tabs>
-        <w:spacing w:after="0" w:line="360" w:lineRule="auto"/>
+      <w:r>
+        <w:rPr>
+          <w:rFonts w:ascii="Times New Roman" w:hAnsi="Times New Roman" w:cs="Times New Roman"/>
+          <w:b/>
+          <w:sz w:val="24"/>
+          <w:szCs w:val="24"/>
+        </w:rPr>
+        <w:t>4.2 CSS</w:t>
+      </w:r>
+    </w:p>
+    <w:p>
+      <w:pPr>
+        <w:tabs>
+          <w:tab w:val="left" w:pos="2400"/>
+        </w:tabs>
+        <w:spacing w:after="0" w:line="360" w:lineRule="auto"/>
+        <w:ind w:firstLine="680"/>
+        <w:jc w:val="both"/>
+        <w:rPr>
+          <w:rFonts w:ascii="Times New Roman" w:hAnsi="Times New Roman" w:cs="Times New Roman"/>
+          <w:sz w:val="24"/>
+          <w:szCs w:val="24"/>
+        </w:rPr>
+      </w:pPr>
+      <w:r>
+        <w:rPr>
+          <w:rFonts w:ascii="Times New Roman" w:hAnsi="Times New Roman" w:cs="Times New Roman"/>
+          <w:sz w:val="24"/>
+          <w:szCs w:val="24"/>
+        </w:rPr>
+        <w:t xml:space="preserve">A linguagem CSS criada em 1995, por Håkon </w:t>
+      </w:r>
+      <w:r>
+        <w:rPr>
+          <w:rFonts w:ascii="Times New Roman" w:hAnsi="Times New Roman" w:cs="Times New Roman"/>
+          <w:sz w:val="24"/>
+          <w:szCs w:val="24"/>
+        </w:rPr>
+        <w:t>Wium Lie e Bert Bos e lançada pelo W3C, o objetivo da criação do CSS foi separar o conteúdo da apresentação</w:t>
+      </w:r>
+      <w:r>
+        <w:rPr>
+          <w:rFonts w:ascii="Times New Roman" w:hAnsi="Times New Roman" w:cs="Times New Roman"/>
+          <w:sz w:val="24"/>
+          <w:szCs w:val="24"/>
+        </w:rPr>
+        <w:t xml:space="preserve"> visual</w:t>
+      </w:r>
+      <w:r>
+        <w:rPr>
+          <w:rFonts w:ascii="Times New Roman" w:hAnsi="Times New Roman" w:cs="Times New Roman"/>
+          <w:sz w:val="24"/>
+          <w:szCs w:val="24"/>
+        </w:rPr>
+        <w:t xml:space="preserve"> de um site</w:t>
+      </w:r>
+      <w:r>
+        <w:rPr>
+          <w:rFonts w:ascii="Times New Roman" w:hAnsi="Times New Roman" w:cs="Times New Roman"/>
+          <w:sz w:val="24"/>
+          <w:szCs w:val="24"/>
+        </w:rPr>
+        <w:t>, o CSS é uma linguagem utilizada no mundo todo por sua utilizada de controlar as opções de</w:t>
+      </w:r>
+      <w:r>
+        <w:rPr>
+          <w:rFonts w:ascii="Times New Roman" w:hAnsi="Times New Roman" w:cs="Times New Roman"/>
+          <w:sz w:val="24"/>
+          <w:szCs w:val="24"/>
+        </w:rPr>
+        <w:t xml:space="preserve"> cores, linhas, margem, alturas, larguras, imagens e posicionamento. Essa linguagem foi desenvolvida para facilitar as programações a partir do momento em que o HTML não sustentava realizar todas essas as funções.</w:t>
+      </w:r>
+    </w:p>
+    <w:p>
+      <w:pPr>
+        <w:tabs>
+          <w:tab w:val="left" w:pos="2400"/>
+        </w:tabs>
+        <w:spacing w:after="0" w:line="360" w:lineRule="auto"/>
+        <w:ind w:firstLine="680"/>
+        <w:jc w:val="both"/>
+        <w:rPr>
+          <w:rFonts w:ascii="Times New Roman" w:eastAsia="Malgun Gothic" w:hAnsi="Times New Roman" w:cs="Malgun Gothic"/>
+          <w:sz w:val="24"/>
+          <w:szCs w:val="24"/>
+        </w:rPr>
+      </w:pPr>
+      <w:r>
+        <w:rPr>
+          <w:rFonts w:ascii="Times New Roman" w:eastAsia="Malgun Gothic" w:hAnsi="Times New Roman" w:cs="Malgun Gothic"/>
+          <w:sz w:val="24"/>
+          <w:szCs w:val="24"/>
+        </w:rPr>
+        <w:t>Utilizamos na programação do nosso site a linguagem CSS para estilizar e tornar o visual das páginas agradável</w:t>
+      </w:r>
+      <w:r>
+        <w:rPr>
+          <w:rFonts w:ascii="Times New Roman" w:eastAsia="Malgun Gothic" w:hAnsi="Times New Roman" w:cs="Malgun Gothic"/>
+          <w:sz w:val="24"/>
+          <w:szCs w:val="24"/>
+        </w:rPr>
+        <w:t xml:space="preserve">, deixando a experiencia e o trabalho mais confortável para o usuário </w:t>
+      </w:r>
+    </w:p>
+    <w:p>
+      <w:pPr>
+        <w:tabs>
+          <w:tab w:val="left" w:pos="2400"/>
+        </w:tabs>
+        <w:spacing w:line="360" w:lineRule="auto"/>
         <w:ind w:left="709" w:hanging="709"/>
         <w:outlineLvl w:val="0"/>
         <w:rPr>
           <w:rFonts w:ascii="Times New Roman" w:hAnsi="Times New Roman" w:cs="Times New Roman"/>
           <w:b/>
-        </w:rPr>
-      </w:pPr>
-    </w:p>
-    <w:p>
-      <w:pPr>
-        <w:tabs>
-          <w:tab w:val="left" w:pos="2400"/>
-        </w:tabs>
-        <w:spacing w:after="0" w:line="360" w:lineRule="auto"/>
+          <w:sz w:val="24"/>
+          <w:szCs w:val="24"/>
+        </w:rPr>
+      </w:pPr>
+      <w:r>
+        <w:rPr>
+          <w:rFonts w:ascii="Times New Roman" w:hAnsi="Times New Roman" w:cs="Times New Roman"/>
+          <w:b/>
+          <w:sz w:val="24"/>
+          <w:szCs w:val="24"/>
+        </w:rPr>
+        <w:t xml:space="preserve">4.3 </w:t>
+      </w:r>
+      <w:r>
+        <w:rPr>
+          <w:rFonts w:ascii="Times New Roman" w:hAnsi="Times New Roman" w:cs="Times New Roman"/>
+          <w:b/>
+          <w:sz w:val="24"/>
+          <w:szCs w:val="24"/>
+        </w:rPr>
+        <w:t>IDE</w:t>
+      </w:r>
+    </w:p>
+    <w:p>
+      <w:pPr>
+        <w:tabs>
+          <w:tab w:val="left" w:pos="2400"/>
+        </w:tabs>
+        <w:spacing w:line="360" w:lineRule="auto"/>
         <w:ind w:left="709" w:hanging="709"/>
         <w:outlineLvl w:val="0"/>
         <w:rPr>
           <w:rFonts w:ascii="Times New Roman" w:hAnsi="Times New Roman" w:cs="Times New Roman"/>
           <w:b/>
+          <w:sz w:val="24"/>
+          <w:szCs w:val="24"/>
+        </w:rPr>
+      </w:pPr>
+      <w:r>
+        <w:rPr>
+          <w:rFonts w:ascii="Times New Roman" w:hAnsi="Times New Roman" w:cs="Times New Roman"/>
+          <w:b/>
+          <w:sz w:val="24"/>
+          <w:szCs w:val="24"/>
+        </w:rPr>
+        <w:t xml:space="preserve">4.4 </w:t>
+      </w:r>
+      <w:r>
+        <w:rPr>
+          <w:rFonts w:ascii="Times New Roman" w:hAnsi="Times New Roman" w:cs="Times New Roman"/>
+          <w:b/>
+          <w:sz w:val="24"/>
+          <w:szCs w:val="24"/>
+        </w:rPr>
+        <w:t>BANCO DE DADOS</w:t>
+      </w:r>
+    </w:p>
+    <w:p>
+      <w:pPr>
+        <w:tabs>
+          <w:tab w:val="left" w:pos="2400"/>
+        </w:tabs>
+        <w:spacing w:line="360" w:lineRule="auto"/>
+        <w:ind w:left="709" w:hanging="709"/>
+        <w:outlineLvl w:val="0"/>
+        <w:rPr>
+          <w:rFonts w:ascii="Times New Roman" w:hAnsi="Times New Roman" w:cs="Times New Roman"/>
+          <w:b/>
+          <w:sz w:val="24"/>
+          <w:szCs w:val="24"/>
+        </w:rPr>
+      </w:pPr>
+      <w:r>
+        <w:rPr>
+          <w:rFonts w:ascii="Times New Roman" w:hAnsi="Times New Roman" w:cs="Times New Roman"/>
+          <w:b/>
+          <w:sz w:val="24"/>
+          <w:szCs w:val="24"/>
+        </w:rPr>
+        <w:t xml:space="preserve">4.5 TRELLO </w:t>
+      </w:r>
+    </w:p>
+    <w:p>
+      <w:pPr>
+        <w:tabs>
+          <w:tab w:val="left" w:pos="2400"/>
+        </w:tabs>
+        <w:spacing w:line="360" w:lineRule="auto"/>
+        <w:ind w:left="709" w:hanging="709"/>
+        <w:outlineLvl w:val="0"/>
+        <w:rPr>
+          <w:rFonts w:ascii="Times New Roman" w:hAnsi="Times New Roman" w:cs="Times New Roman"/>
+          <w:b/>
+          <w:sz w:val="24"/>
+          <w:szCs w:val="24"/>
+        </w:rPr>
+      </w:pPr>
+      <w:r>
+        <w:rPr>
+          <w:rFonts w:ascii="Times New Roman" w:hAnsi="Times New Roman" w:cs="Times New Roman"/>
+          <w:b/>
+          <w:sz w:val="24"/>
+          <w:szCs w:val="24"/>
+        </w:rPr>
+        <w:t>4.6 GIT e GITHUB</w:t>
+      </w:r>
+    </w:p>
+    <w:p>
+      <w:pPr>
+        <w:tabs>
+          <w:tab w:val="left" w:pos="2400"/>
+        </w:tabs>
+        <w:spacing w:line="360" w:lineRule="auto"/>
+        <w:ind w:left="709" w:hanging="709"/>
+        <w:outlineLvl w:val="0"/>
+        <w:rPr>
+          <w:rFonts w:ascii="Times New Roman" w:hAnsi="Times New Roman" w:cs="Times New Roman"/>
+          <w:b/>
+          <w:sz w:val="24"/>
+          <w:szCs w:val="24"/>
+          <w:u w:val="single"/>
+        </w:rPr>
+      </w:pPr>
+      <w:r>
+        <w:rPr>
+          <w:rFonts w:ascii="Times New Roman" w:hAnsi="Times New Roman" w:cs="Times New Roman"/>
+          <w:b/>
+          <w:sz w:val="24"/>
+          <w:szCs w:val="24"/>
+        </w:rPr>
+        <w:lastRenderedPageBreak/>
+        <w:t>4.7 FIGMA</w:t>
+      </w:r>
+      <w:bookmarkStart w:id="6" w:name="_GoBack"/>
+      <w:bookmarkEnd w:id="6"/>
+    </w:p>
+    <w:p>
+      <w:pPr>
+        <w:tabs>
+          <w:tab w:val="left" w:pos="2400"/>
+        </w:tabs>
+        <w:spacing w:line="360" w:lineRule="auto"/>
+        <w:ind w:left="709" w:hanging="709"/>
+        <w:outlineLvl w:val="0"/>
+        <w:rPr>
+          <w:rFonts w:ascii="Times New Roman" w:hAnsi="Times New Roman" w:cs="Times New Roman"/>
+          <w:b/>
+          <w:sz w:val="24"/>
+          <w:szCs w:val="24"/>
+        </w:rPr>
+      </w:pPr>
+      <w:r>
+        <w:rPr>
+          <w:rFonts w:ascii="Times New Roman" w:hAnsi="Times New Roman" w:cs="Times New Roman"/>
+          <w:b/>
+          <w:sz w:val="24"/>
+          <w:szCs w:val="24"/>
+        </w:rPr>
+        <w:t>4.8 CLASROOM</w:t>
+      </w:r>
+    </w:p>
+    <w:p>
+      <w:pPr>
+        <w:tabs>
+          <w:tab w:val="left" w:pos="2400"/>
+        </w:tabs>
+        <w:spacing w:line="360" w:lineRule="auto"/>
+        <w:ind w:left="709" w:hanging="709"/>
+        <w:outlineLvl w:val="0"/>
+        <w:rPr>
+          <w:rFonts w:ascii="Times New Roman" w:hAnsi="Times New Roman" w:cs="Times New Roman"/>
+          <w:b/>
+          <w:sz w:val="24"/>
+          <w:szCs w:val="24"/>
+        </w:rPr>
+      </w:pPr>
+      <w:r>
+        <w:rPr>
+          <w:rFonts w:ascii="Times New Roman" w:hAnsi="Times New Roman" w:cs="Times New Roman"/>
+          <w:b/>
+          <w:sz w:val="24"/>
+          <w:szCs w:val="24"/>
+        </w:rPr>
+        <w:t>4.9 CANVA</w:t>
+      </w:r>
+    </w:p>
+    <w:p>
+      <w:pPr>
+        <w:tabs>
+          <w:tab w:val="left" w:pos="2400"/>
+        </w:tabs>
+        <w:rPr>
+          <w:rFonts w:ascii="Times New Roman" w:hAnsi="Times New Roman" w:cs="Times New Roman"/>
+          <w:b/>
+        </w:rPr>
+      </w:pPr>
+    </w:p>
+    <w:p>
+      <w:pPr>
+        <w:tabs>
+          <w:tab w:val="left" w:pos="2400"/>
+        </w:tabs>
+        <w:rPr>
+          <w:rFonts w:ascii="Times New Roman" w:hAnsi="Times New Roman" w:cs="Times New Roman"/>
+          <w:b/>
+        </w:rPr>
+      </w:pPr>
+    </w:p>
+    <w:p>
+      <w:pPr>
+        <w:tabs>
+          <w:tab w:val="left" w:pos="2400"/>
+        </w:tabs>
+        <w:rPr>
+          <w:rFonts w:ascii="Times New Roman" w:hAnsi="Times New Roman" w:cs="Times New Roman"/>
+          <w:b/>
+        </w:rPr>
+      </w:pPr>
+    </w:p>
+    <w:p>
+      <w:pPr>
+        <w:tabs>
+          <w:tab w:val="left" w:pos="2400"/>
+        </w:tabs>
+        <w:rPr>
+          <w:rFonts w:ascii="Times New Roman" w:hAnsi="Times New Roman" w:cs="Times New Roman"/>
+          <w:b/>
+        </w:rPr>
+      </w:pPr>
+    </w:p>
+    <w:p>
+      <w:pPr>
+        <w:tabs>
+          <w:tab w:val="left" w:pos="2400"/>
+        </w:tabs>
+        <w:rPr>
+          <w:rFonts w:ascii="Times New Roman" w:hAnsi="Times New Roman" w:cs="Times New Roman"/>
+          <w:b/>
+        </w:rPr>
+      </w:pPr>
+    </w:p>
+    <w:p>
+      <w:pPr>
+        <w:tabs>
+          <w:tab w:val="left" w:pos="2400"/>
+        </w:tabs>
+        <w:rPr>
+          <w:rFonts w:ascii="Times New Roman" w:hAnsi="Times New Roman" w:cs="Times New Roman"/>
+          <w:b/>
+        </w:rPr>
+      </w:pPr>
+    </w:p>
+    <w:p>
+      <w:pPr>
+        <w:tabs>
+          <w:tab w:val="left" w:pos="2400"/>
+        </w:tabs>
+        <w:rPr>
+          <w:rFonts w:ascii="Times New Roman" w:hAnsi="Times New Roman" w:cs="Times New Roman"/>
+          <w:b/>
+        </w:rPr>
+      </w:pPr>
+    </w:p>
+    <w:p>
+      <w:pPr>
+        <w:tabs>
+          <w:tab w:val="left" w:pos="2400"/>
+        </w:tabs>
+        <w:rPr>
+          <w:rFonts w:ascii="Times New Roman" w:hAnsi="Times New Roman" w:cs="Times New Roman"/>
+          <w:b/>
+        </w:rPr>
+      </w:pPr>
+    </w:p>
+    <w:p>
+      <w:pPr>
+        <w:tabs>
+          <w:tab w:val="left" w:pos="2400"/>
+        </w:tabs>
+        <w:rPr>
+          <w:rFonts w:ascii="Times New Roman" w:hAnsi="Times New Roman" w:cs="Times New Roman"/>
+          <w:b/>
+        </w:rPr>
+      </w:pPr>
+    </w:p>
+    <w:p>
+      <w:pPr>
+        <w:tabs>
+          <w:tab w:val="left" w:pos="2400"/>
+        </w:tabs>
+        <w:rPr>
+          <w:rFonts w:ascii="Times New Roman" w:hAnsi="Times New Roman" w:cs="Times New Roman"/>
+          <w:b/>
+        </w:rPr>
+      </w:pPr>
+    </w:p>
+    <w:p>
+      <w:pPr>
+        <w:tabs>
+          <w:tab w:val="left" w:pos="2400"/>
+        </w:tabs>
+        <w:rPr>
+          <w:rFonts w:ascii="Times New Roman" w:hAnsi="Times New Roman" w:cs="Times New Roman"/>
+          <w:b/>
+        </w:rPr>
+      </w:pPr>
+    </w:p>
+    <w:p>
+      <w:pPr>
+        <w:tabs>
+          <w:tab w:val="left" w:pos="2400"/>
+        </w:tabs>
+        <w:rPr>
+          <w:rFonts w:ascii="Times New Roman" w:hAnsi="Times New Roman" w:cs="Times New Roman"/>
+          <w:b/>
+        </w:rPr>
+      </w:pPr>
+    </w:p>
+    <w:p>
+      <w:pPr>
+        <w:tabs>
+          <w:tab w:val="left" w:pos="2400"/>
+        </w:tabs>
+        <w:rPr>
+          <w:rFonts w:ascii="Times New Roman" w:hAnsi="Times New Roman" w:cs="Times New Roman"/>
+          <w:b/>
+        </w:rPr>
+      </w:pPr>
+    </w:p>
+    <w:p>
+      <w:pPr>
+        <w:tabs>
+          <w:tab w:val="left" w:pos="2400"/>
+        </w:tabs>
+        <w:rPr>
+          <w:rFonts w:ascii="Times New Roman" w:hAnsi="Times New Roman" w:cs="Times New Roman"/>
+          <w:b/>
+        </w:rPr>
+      </w:pPr>
+    </w:p>
+    <w:p>
+      <w:pPr>
+        <w:tabs>
+          <w:tab w:val="left" w:pos="2400"/>
+        </w:tabs>
+        <w:rPr>
+          <w:rFonts w:ascii="Times New Roman" w:hAnsi="Times New Roman" w:cs="Times New Roman"/>
+          <w:b/>
+        </w:rPr>
+      </w:pPr>
+    </w:p>
+    <w:p>
+      <w:pPr>
+        <w:tabs>
+          <w:tab w:val="left" w:pos="2400"/>
+        </w:tabs>
+        <w:rPr>
+          <w:rFonts w:ascii="Times New Roman" w:hAnsi="Times New Roman" w:cs="Times New Roman"/>
+          <w:b/>
+        </w:rPr>
+      </w:pPr>
+    </w:p>
+    <w:p>
+      <w:pPr>
+        <w:tabs>
+          <w:tab w:val="left" w:pos="2400"/>
+        </w:tabs>
+        <w:rPr>
+          <w:rFonts w:ascii="Times New Roman" w:hAnsi="Times New Roman" w:cs="Times New Roman"/>
+          <w:b/>
+        </w:rPr>
+      </w:pPr>
+    </w:p>
+    <w:p>
+      <w:pPr>
+        <w:tabs>
+          <w:tab w:val="left" w:pos="2400"/>
+        </w:tabs>
+        <w:rPr>
+          <w:rFonts w:ascii="Times New Roman" w:hAnsi="Times New Roman" w:cs="Times New Roman"/>
+          <w:b/>
+        </w:rPr>
+      </w:pPr>
+    </w:p>
+    <w:p>
+      <w:pPr>
+        <w:tabs>
+          <w:tab w:val="left" w:pos="2400"/>
+        </w:tabs>
+        <w:rPr>
+          <w:rFonts w:ascii="Times New Roman" w:hAnsi="Times New Roman" w:cs="Times New Roman"/>
+          <w:b/>
+        </w:rPr>
+      </w:pPr>
+    </w:p>
+    <w:p>
+      <w:pPr>
+        <w:tabs>
+          <w:tab w:val="left" w:pos="2400"/>
+        </w:tabs>
+        <w:rPr>
+          <w:rFonts w:ascii="Times New Roman" w:hAnsi="Times New Roman" w:cs="Times New Roman"/>
+          <w:b/>
+        </w:rPr>
+      </w:pPr>
+    </w:p>
+    <w:p>
+      <w:pPr>
+        <w:tabs>
+          <w:tab w:val="left" w:pos="2400"/>
+        </w:tabs>
+        <w:rPr>
+          <w:rFonts w:ascii="Times New Roman" w:hAnsi="Times New Roman" w:cs="Times New Roman"/>
+          <w:b/>
+        </w:rPr>
+      </w:pPr>
+    </w:p>
+    <w:p>
+      <w:pPr>
+        <w:tabs>
+          <w:tab w:val="left" w:pos="2400"/>
+        </w:tabs>
+        <w:rPr>
+          <w:rFonts w:ascii="Times New Roman" w:hAnsi="Times New Roman" w:cs="Times New Roman"/>
+          <w:b/>
+        </w:rPr>
+      </w:pPr>
+    </w:p>
+    <w:p>
+      <w:pPr>
+        <w:tabs>
+          <w:tab w:val="left" w:pos="2400"/>
+        </w:tabs>
+        <w:rPr>
+          <w:rFonts w:ascii="Times New Roman" w:hAnsi="Times New Roman" w:cs="Times New Roman"/>
+          <w:b/>
+        </w:rPr>
+      </w:pPr>
+    </w:p>
+    <w:p>
+      <w:pPr>
+        <w:tabs>
+          <w:tab w:val="left" w:pos="2400"/>
+        </w:tabs>
+        <w:rPr>
+          <w:rFonts w:ascii="Times New Roman" w:hAnsi="Times New Roman" w:cs="Times New Roman"/>
+          <w:b/>
+        </w:rPr>
+      </w:pPr>
+    </w:p>
+    <w:p>
+      <w:pPr>
+        <w:tabs>
+          <w:tab w:val="left" w:pos="2400"/>
+        </w:tabs>
+        <w:rPr>
+          <w:rFonts w:ascii="Times New Roman" w:hAnsi="Times New Roman" w:cs="Times New Roman"/>
+          <w:b/>
+        </w:rPr>
+      </w:pPr>
+    </w:p>
+    <w:p>
+      <w:pPr>
+        <w:tabs>
+          <w:tab w:val="left" w:pos="2400"/>
+        </w:tabs>
+        <w:spacing w:line="360" w:lineRule="auto"/>
+        <w:outlineLvl w:val="0"/>
+        <w:rPr>
+          <w:rFonts w:ascii="Times New Roman" w:hAnsi="Times New Roman" w:cs="Times New Roman"/>
+          <w:b/>
+        </w:rPr>
+      </w:pPr>
+    </w:p>
+    <w:p>
+      <w:pPr>
+        <w:tabs>
+          <w:tab w:val="left" w:pos="2400"/>
+        </w:tabs>
+        <w:spacing w:line="360" w:lineRule="auto"/>
+        <w:outlineLvl w:val="0"/>
+        <w:rPr>
+          <w:rFonts w:ascii="Times New Roman" w:hAnsi="Times New Roman" w:cs="Times New Roman"/>
+          <w:b/>
+          <w:sz w:val="24"/>
+          <w:szCs w:val="24"/>
+        </w:rPr>
+      </w:pPr>
+      <w:bookmarkStart w:id="7" w:name="_Toc205989574"/>
+      <w:r>
+        <w:rPr>
+          <w:rFonts w:ascii="Times New Roman" w:hAnsi="Times New Roman" w:cs="Times New Roman"/>
+          <w:b/>
+          <w:sz w:val="24"/>
+          <w:szCs w:val="24"/>
+        </w:rPr>
+        <w:t>5 APRESENTAÇÃO E ANALISE DOS RESULTADOS</w:t>
+      </w:r>
+      <w:bookmarkEnd w:id="7"/>
+    </w:p>
+    <w:p>
+      <w:pPr>
+        <w:tabs>
+          <w:tab w:val="left" w:pos="2400"/>
+        </w:tabs>
+        <w:spacing w:line="360" w:lineRule="auto"/>
+        <w:ind w:firstLine="709"/>
+        <w:jc w:val="both"/>
+        <w:rPr>
+          <w:rFonts w:ascii="Times New Roman" w:hAnsi="Times New Roman" w:cs="Times New Roman"/>
+          <w:b/>
+          <w:sz w:val="24"/>
+          <w:szCs w:val="24"/>
+        </w:rPr>
+      </w:pPr>
+      <w:r>
+        <w:rPr>
+          <w:rFonts w:ascii="Times New Roman" w:hAnsi="Times New Roman" w:cs="Times New Roman"/>
+          <w:b/>
+          <w:sz w:val="24"/>
+          <w:szCs w:val="24"/>
+        </w:rPr>
+        <w:lastRenderedPageBreak/>
+        <w:t>Neste capítulo o autor deve apresentar os resultados obtidos com a execução</w:t>
+      </w:r>
+    </w:p>
+    <w:p>
+      <w:pPr>
+        <w:tabs>
+          <w:tab w:val="left" w:pos="2400"/>
+        </w:tabs>
+        <w:spacing w:line="360" w:lineRule="auto"/>
+        <w:ind w:firstLine="709"/>
+        <w:jc w:val="both"/>
+        <w:rPr>
+          <w:rFonts w:ascii="Times New Roman" w:hAnsi="Times New Roman" w:cs="Times New Roman"/>
+          <w:b/>
+          <w:sz w:val="24"/>
+          <w:szCs w:val="24"/>
+        </w:rPr>
+      </w:pPr>
+      <w:r>
+        <w:rPr>
+          <w:rFonts w:ascii="Times New Roman" w:hAnsi="Times New Roman" w:cs="Times New Roman"/>
+          <w:b/>
+          <w:sz w:val="24"/>
+          <w:szCs w:val="24"/>
+        </w:rPr>
+        <w:t>das propostas trabalhadas nos capítulos de desenvolvimento do trabalho. Em</w:t>
+      </w:r>
+    </w:p>
+    <w:p>
+      <w:pPr>
+        <w:tabs>
+          <w:tab w:val="left" w:pos="2400"/>
+        </w:tabs>
+        <w:spacing w:line="360" w:lineRule="auto"/>
+        <w:ind w:firstLine="709"/>
+        <w:jc w:val="both"/>
+        <w:rPr>
+          <w:rFonts w:ascii="Times New Roman" w:hAnsi="Times New Roman" w:cs="Times New Roman"/>
+          <w:b/>
+          <w:sz w:val="24"/>
+          <w:szCs w:val="24"/>
+        </w:rPr>
+      </w:pPr>
+      <w:r>
+        <w:rPr>
+          <w:rFonts w:ascii="Times New Roman" w:hAnsi="Times New Roman" w:cs="Times New Roman"/>
+          <w:b/>
+          <w:sz w:val="24"/>
+          <w:szCs w:val="24"/>
+        </w:rPr>
+        <w:t>algumas pesquisas este capítulo pode resultar em um capítulo posterior de Análise</w:t>
+      </w:r>
+    </w:p>
+    <w:p>
+      <w:pPr>
+        <w:tabs>
+          <w:tab w:val="left" w:pos="2400"/>
+        </w:tabs>
+        <w:spacing w:line="360" w:lineRule="auto"/>
+        <w:ind w:firstLine="709"/>
+        <w:jc w:val="both"/>
+        <w:rPr>
+          <w:rFonts w:ascii="Times New Roman" w:hAnsi="Times New Roman" w:cs="Times New Roman"/>
+          <w:b/>
+          <w:sz w:val="24"/>
+          <w:szCs w:val="24"/>
+        </w:rPr>
+      </w:pPr>
+      <w:r>
+        <w:rPr>
+          <w:rFonts w:ascii="Times New Roman" w:hAnsi="Times New Roman" w:cs="Times New Roman"/>
+          <w:b/>
+          <w:sz w:val="24"/>
+          <w:szCs w:val="24"/>
+        </w:rPr>
+        <w:t>e Discussão dos Dados.</w:t>
+      </w:r>
+    </w:p>
+    <w:p>
+      <w:pPr>
+        <w:tabs>
+          <w:tab w:val="left" w:pos="2400"/>
+        </w:tabs>
+        <w:spacing w:line="360" w:lineRule="auto"/>
+        <w:ind w:firstLine="709"/>
+        <w:jc w:val="both"/>
+        <w:rPr>
+          <w:rFonts w:ascii="Times New Roman" w:hAnsi="Times New Roman" w:cs="Times New Roman"/>
+          <w:b/>
+          <w:sz w:val="24"/>
+          <w:szCs w:val="24"/>
+        </w:rPr>
+      </w:pPr>
+      <w:r>
+        <w:rPr>
+          <w:rFonts w:ascii="Times New Roman" w:hAnsi="Times New Roman" w:cs="Times New Roman"/>
+          <w:b/>
+          <w:sz w:val="24"/>
+          <w:szCs w:val="24"/>
+        </w:rPr>
+        <w:t>A transcrição dos resultados deve ser feita de maneira fiel aquela obtida com</w:t>
+      </w:r>
+    </w:p>
+    <w:p>
+      <w:pPr>
+        <w:tabs>
+          <w:tab w:val="left" w:pos="2400"/>
+        </w:tabs>
+        <w:spacing w:line="360" w:lineRule="auto"/>
+        <w:ind w:firstLine="709"/>
+        <w:jc w:val="both"/>
+        <w:rPr>
+          <w:rFonts w:ascii="Times New Roman" w:hAnsi="Times New Roman" w:cs="Times New Roman"/>
+          <w:b/>
+          <w:sz w:val="24"/>
+          <w:szCs w:val="24"/>
+        </w:rPr>
+      </w:pPr>
+      <w:r>
+        <w:rPr>
+          <w:rFonts w:ascii="Times New Roman" w:hAnsi="Times New Roman" w:cs="Times New Roman"/>
+          <w:b/>
+          <w:sz w:val="24"/>
+          <w:szCs w:val="24"/>
+        </w:rPr>
+        <w:t>a execução das propostas e, apresentar a interpretação crítica dos dados,</w:t>
+      </w:r>
+    </w:p>
+    <w:p>
+      <w:pPr>
+        <w:tabs>
+          <w:tab w:val="left" w:pos="2400"/>
+        </w:tabs>
+        <w:spacing w:line="360" w:lineRule="auto"/>
+        <w:ind w:firstLine="709"/>
+        <w:jc w:val="both"/>
+        <w:rPr>
+          <w:rFonts w:ascii="Times New Roman" w:hAnsi="Times New Roman" w:cs="Times New Roman"/>
+          <w:b/>
+          <w:sz w:val="24"/>
+          <w:szCs w:val="24"/>
+        </w:rPr>
+      </w:pPr>
+      <w:r>
+        <w:rPr>
+          <w:rFonts w:ascii="Times New Roman" w:hAnsi="Times New Roman" w:cs="Times New Roman"/>
+          <w:b/>
+          <w:sz w:val="24"/>
+          <w:szCs w:val="24"/>
+        </w:rPr>
+        <w:t>verificando se os mesmos comprovam ou refutam as hipóteses.</w:t>
+      </w:r>
+    </w:p>
+    <w:p>
+      <w:pPr>
+        <w:tabs>
+          <w:tab w:val="left" w:pos="2400"/>
+        </w:tabs>
+        <w:rPr>
+          <w:rFonts w:ascii="Times New Roman" w:hAnsi="Times New Roman" w:cs="Times New Roman"/>
+          <w:b/>
+        </w:rPr>
+      </w:pPr>
+    </w:p>
+    <w:p>
+      <w:pPr>
+        <w:tabs>
+          <w:tab w:val="left" w:pos="2400"/>
+        </w:tabs>
+        <w:rPr>
+          <w:rFonts w:ascii="Times New Roman" w:hAnsi="Times New Roman" w:cs="Times New Roman"/>
+          <w:b/>
+        </w:rPr>
+      </w:pPr>
+    </w:p>
+    <w:p>
+      <w:pPr>
+        <w:tabs>
+          <w:tab w:val="left" w:pos="2400"/>
+        </w:tabs>
+        <w:rPr>
+          <w:rFonts w:ascii="Times New Roman" w:hAnsi="Times New Roman" w:cs="Times New Roman"/>
+          <w:b/>
+        </w:rPr>
+      </w:pPr>
+    </w:p>
+    <w:p>
+      <w:pPr>
+        <w:tabs>
+          <w:tab w:val="left" w:pos="2400"/>
+        </w:tabs>
+        <w:rPr>
+          <w:rFonts w:ascii="Times New Roman" w:hAnsi="Times New Roman" w:cs="Times New Roman"/>
+          <w:b/>
+        </w:rPr>
+      </w:pPr>
+    </w:p>
+    <w:p>
+      <w:pPr>
+        <w:tabs>
+          <w:tab w:val="left" w:pos="2400"/>
+        </w:tabs>
+        <w:rPr>
+          <w:rFonts w:ascii="Times New Roman" w:hAnsi="Times New Roman" w:cs="Times New Roman"/>
+          <w:b/>
+        </w:rPr>
+      </w:pPr>
+    </w:p>
+    <w:p>
+      <w:pPr>
+        <w:tabs>
+          <w:tab w:val="left" w:pos="2400"/>
+        </w:tabs>
+        <w:rPr>
+          <w:rFonts w:ascii="Times New Roman" w:hAnsi="Times New Roman" w:cs="Times New Roman"/>
+          <w:b/>
+        </w:rPr>
+      </w:pPr>
+    </w:p>
+    <w:p>
+      <w:pPr>
+        <w:tabs>
+          <w:tab w:val="left" w:pos="2400"/>
+        </w:tabs>
+        <w:rPr>
+          <w:rFonts w:ascii="Times New Roman" w:hAnsi="Times New Roman" w:cs="Times New Roman"/>
+          <w:b/>
+        </w:rPr>
+      </w:pPr>
+    </w:p>
+    <w:p>
+      <w:pPr>
+        <w:tabs>
+          <w:tab w:val="left" w:pos="2400"/>
+        </w:tabs>
+        <w:rPr>
+          <w:rFonts w:ascii="Times New Roman" w:hAnsi="Times New Roman" w:cs="Times New Roman"/>
+          <w:b/>
+        </w:rPr>
+      </w:pPr>
+    </w:p>
+    <w:p>
+      <w:pPr>
+        <w:tabs>
+          <w:tab w:val="left" w:pos="2400"/>
+        </w:tabs>
+        <w:rPr>
+          <w:rFonts w:ascii="Times New Roman" w:hAnsi="Times New Roman" w:cs="Times New Roman"/>
+          <w:b/>
+        </w:rPr>
+      </w:pPr>
+    </w:p>
+    <w:p>
+      <w:pPr>
+        <w:tabs>
+          <w:tab w:val="left" w:pos="2400"/>
+        </w:tabs>
+        <w:rPr>
+          <w:rFonts w:ascii="Times New Roman" w:hAnsi="Times New Roman" w:cs="Times New Roman"/>
+          <w:b/>
+        </w:rPr>
+      </w:pPr>
+    </w:p>
+    <w:p>
+      <w:pPr>
+        <w:tabs>
+          <w:tab w:val="left" w:pos="2400"/>
+        </w:tabs>
+        <w:rPr>
+          <w:rFonts w:ascii="Times New Roman" w:hAnsi="Times New Roman" w:cs="Times New Roman"/>
+          <w:b/>
+        </w:rPr>
+      </w:pPr>
+    </w:p>
+    <w:p>
+      <w:pPr>
+        <w:tabs>
+          <w:tab w:val="left" w:pos="2400"/>
+        </w:tabs>
+        <w:rPr>
+          <w:rFonts w:ascii="Times New Roman" w:hAnsi="Times New Roman" w:cs="Times New Roman"/>
+          <w:b/>
+        </w:rPr>
+      </w:pPr>
+    </w:p>
+    <w:p>
+      <w:pPr>
+        <w:tabs>
+          <w:tab w:val="left" w:pos="2400"/>
+        </w:tabs>
+        <w:rPr>
+          <w:rFonts w:ascii="Times New Roman" w:hAnsi="Times New Roman" w:cs="Times New Roman"/>
+          <w:b/>
+        </w:rPr>
+      </w:pPr>
+    </w:p>
+    <w:p>
+      <w:pPr>
+        <w:tabs>
+          <w:tab w:val="left" w:pos="2400"/>
+        </w:tabs>
+        <w:rPr>
+          <w:rFonts w:ascii="Times New Roman" w:hAnsi="Times New Roman" w:cs="Times New Roman"/>
+          <w:b/>
+        </w:rPr>
+      </w:pPr>
+    </w:p>
+    <w:p>
+      <w:pPr>
+        <w:tabs>
+          <w:tab w:val="left" w:pos="2400"/>
+        </w:tabs>
+        <w:rPr>
+          <w:rFonts w:ascii="Times New Roman" w:hAnsi="Times New Roman" w:cs="Times New Roman"/>
+          <w:b/>
+        </w:rPr>
+      </w:pPr>
+    </w:p>
+    <w:p>
+      <w:pPr>
+        <w:tabs>
+          <w:tab w:val="left" w:pos="2400"/>
+        </w:tabs>
+        <w:rPr>
+          <w:rFonts w:ascii="Times New Roman" w:hAnsi="Times New Roman" w:cs="Times New Roman"/>
+          <w:b/>
+        </w:rPr>
+      </w:pPr>
+    </w:p>
+    <w:p>
+      <w:pPr>
+        <w:tabs>
+          <w:tab w:val="left" w:pos="2400"/>
+        </w:tabs>
+        <w:rPr>
+          <w:rFonts w:ascii="Times New Roman" w:hAnsi="Times New Roman" w:cs="Times New Roman"/>
+          <w:b/>
+        </w:rPr>
+      </w:pPr>
+    </w:p>
+    <w:p>
+      <w:pPr>
+        <w:tabs>
+          <w:tab w:val="left" w:pos="2400"/>
+        </w:tabs>
+        <w:rPr>
+          <w:rFonts w:ascii="Times New Roman" w:hAnsi="Times New Roman" w:cs="Times New Roman"/>
+          <w:b/>
+        </w:rPr>
+      </w:pPr>
+    </w:p>
+    <w:p>
+      <w:pPr>
+        <w:tabs>
+          <w:tab w:val="left" w:pos="2400"/>
+        </w:tabs>
+        <w:rPr>
+          <w:rFonts w:ascii="Times New Roman" w:hAnsi="Times New Roman" w:cs="Times New Roman"/>
+          <w:b/>
+        </w:rPr>
+      </w:pPr>
+    </w:p>
+    <w:p>
+      <w:pPr>
+        <w:tabs>
+          <w:tab w:val="left" w:pos="2400"/>
+        </w:tabs>
+        <w:spacing w:line="360" w:lineRule="auto"/>
+        <w:ind w:left="709" w:hanging="709"/>
+        <w:outlineLvl w:val="0"/>
+        <w:rPr>
+          <w:rFonts w:ascii="Times New Roman" w:hAnsi="Times New Roman" w:cs="Times New Roman"/>
+          <w:b/>
+        </w:rPr>
+      </w:pPr>
+    </w:p>
+    <w:p>
+      <w:pPr>
+        <w:tabs>
+          <w:tab w:val="left" w:pos="2400"/>
+        </w:tabs>
+        <w:spacing w:line="360" w:lineRule="auto"/>
+        <w:ind w:left="709" w:hanging="709"/>
+        <w:outlineLvl w:val="0"/>
+        <w:rPr>
+          <w:rFonts w:ascii="Times New Roman" w:hAnsi="Times New Roman" w:cs="Times New Roman"/>
+          <w:b/>
+          <w:sz w:val="24"/>
+          <w:szCs w:val="24"/>
+        </w:rPr>
+      </w:pPr>
+      <w:bookmarkStart w:id="8" w:name="_Toc205989575"/>
+      <w:r>
+        <w:rPr>
+          <w:rFonts w:ascii="Times New Roman" w:hAnsi="Times New Roman" w:cs="Times New Roman"/>
+          <w:b/>
+          <w:sz w:val="24"/>
+          <w:szCs w:val="24"/>
+        </w:rPr>
+        <w:t>6 CONCLUSÃO</w:t>
+      </w:r>
+      <w:bookmarkEnd w:id="8"/>
+    </w:p>
+    <w:p>
+      <w:pPr>
+        <w:tabs>
+          <w:tab w:val="left" w:pos="2400"/>
+        </w:tabs>
+        <w:spacing w:after="0" w:line="360" w:lineRule="auto"/>
+        <w:ind w:firstLine="709"/>
+        <w:jc w:val="both"/>
+        <w:rPr>
+          <w:rFonts w:ascii="Times New Roman" w:hAnsi="Times New Roman" w:cs="Times New Roman"/>
+          <w:b/>
+        </w:rPr>
+      </w:pPr>
+      <w:r>
+        <w:rPr>
+          <w:rFonts w:ascii="Times New Roman" w:hAnsi="Times New Roman" w:cs="Times New Roman"/>
+          <w:b/>
+        </w:rPr>
+        <w:lastRenderedPageBreak/>
+        <w:t>Parte final do texto, na qual se apresentam conclusões correspondentes aos</w:t>
+      </w:r>
+    </w:p>
+    <w:p>
+      <w:pPr>
+        <w:tabs>
+          <w:tab w:val="left" w:pos="2400"/>
+        </w:tabs>
+        <w:spacing w:after="0" w:line="360" w:lineRule="auto"/>
+        <w:ind w:firstLine="709"/>
+        <w:jc w:val="both"/>
+        <w:rPr>
+          <w:rFonts w:ascii="Times New Roman" w:hAnsi="Times New Roman" w:cs="Times New Roman"/>
+          <w:b/>
+        </w:rPr>
+      </w:pPr>
+      <w:r>
+        <w:rPr>
+          <w:rFonts w:ascii="Times New Roman" w:hAnsi="Times New Roman" w:cs="Times New Roman"/>
+          <w:b/>
+        </w:rPr>
+        <w:t>objetivos ou hipóteses.</w:t>
+      </w:r>
+    </w:p>
+    <w:p>
+      <w:pPr>
+        <w:tabs>
+          <w:tab w:val="left" w:pos="2400"/>
+        </w:tabs>
+        <w:spacing w:after="0" w:line="360" w:lineRule="auto"/>
+        <w:ind w:firstLine="709"/>
+        <w:jc w:val="both"/>
+        <w:rPr>
+          <w:rFonts w:ascii="Times New Roman" w:hAnsi="Times New Roman" w:cs="Times New Roman"/>
+          <w:b/>
+        </w:rPr>
+      </w:pPr>
+      <w:r>
+        <w:rPr>
+          <w:rFonts w:ascii="Times New Roman" w:hAnsi="Times New Roman" w:cs="Times New Roman"/>
+          <w:b/>
+        </w:rPr>
+        <w:t>A seção Conclusão é a última do texto e dessa forma deve tem a função de</w:t>
+      </w:r>
+    </w:p>
+    <w:p>
+      <w:pPr>
+        <w:tabs>
+          <w:tab w:val="left" w:pos="2400"/>
+        </w:tabs>
+        <w:spacing w:after="0" w:line="360" w:lineRule="auto"/>
+        <w:ind w:firstLine="709"/>
+        <w:jc w:val="both"/>
+        <w:rPr>
+          <w:rFonts w:ascii="Times New Roman" w:hAnsi="Times New Roman" w:cs="Times New Roman"/>
+          <w:b/>
+        </w:rPr>
+      </w:pPr>
+      <w:r>
+        <w:rPr>
+          <w:rFonts w:ascii="Times New Roman" w:hAnsi="Times New Roman" w:cs="Times New Roman"/>
+          <w:b/>
+        </w:rPr>
+        <w:t>finalizar o assunto. Durante a conclusão do trabalho, a discussão deve ser uma</w:t>
+      </w:r>
+    </w:p>
+    <w:p>
+      <w:pPr>
+        <w:tabs>
+          <w:tab w:val="left" w:pos="2400"/>
+        </w:tabs>
+        <w:spacing w:after="0" w:line="360" w:lineRule="auto"/>
+        <w:ind w:firstLine="709"/>
+        <w:jc w:val="both"/>
+        <w:rPr>
+          <w:rFonts w:ascii="Times New Roman" w:hAnsi="Times New Roman" w:cs="Times New Roman"/>
+          <w:b/>
+        </w:rPr>
+      </w:pPr>
+      <w:r>
+        <w:rPr>
+          <w:rFonts w:ascii="Times New Roman" w:hAnsi="Times New Roman" w:cs="Times New Roman"/>
+          <w:b/>
+        </w:rPr>
+        <w:t>consideração objetiva dos resultados apresentados na seção anterior e deve</w:t>
+      </w:r>
+    </w:p>
+    <w:p>
+      <w:pPr>
+        <w:tabs>
+          <w:tab w:val="left" w:pos="2400"/>
+        </w:tabs>
+        <w:spacing w:after="0" w:line="360" w:lineRule="auto"/>
+        <w:ind w:firstLine="709"/>
+        <w:jc w:val="both"/>
+        <w:rPr>
+          <w:rFonts w:ascii="Times New Roman" w:hAnsi="Times New Roman" w:cs="Times New Roman"/>
+          <w:b/>
+        </w:rPr>
+      </w:pPr>
+      <w:r>
+        <w:rPr>
+          <w:rFonts w:ascii="Times New Roman" w:hAnsi="Times New Roman" w:cs="Times New Roman"/>
+          <w:b/>
+        </w:rPr>
+        <w:t>conduzir com naturalidade às suas principais conclusões.</w:t>
+      </w:r>
+    </w:p>
+    <w:p>
+      <w:pPr>
+        <w:tabs>
+          <w:tab w:val="left" w:pos="2400"/>
+        </w:tabs>
+        <w:spacing w:after="0" w:line="360" w:lineRule="auto"/>
+        <w:ind w:firstLine="709"/>
+        <w:jc w:val="both"/>
+        <w:rPr>
+          <w:rFonts w:ascii="Times New Roman" w:hAnsi="Times New Roman" w:cs="Times New Roman"/>
+          <w:b/>
+        </w:rPr>
+      </w:pPr>
+      <w:r>
+        <w:rPr>
+          <w:rFonts w:ascii="Times New Roman" w:hAnsi="Times New Roman" w:cs="Times New Roman"/>
+          <w:b/>
+        </w:rPr>
+        <w:t>Deve-se fazer referência a qualquer esclarecimento adicional sobre os</w:t>
+      </w:r>
+    </w:p>
+    <w:p>
+      <w:pPr>
+        <w:tabs>
+          <w:tab w:val="left" w:pos="2400"/>
+        </w:tabs>
+        <w:spacing w:after="0" w:line="360" w:lineRule="auto"/>
+        <w:ind w:firstLine="709"/>
+        <w:jc w:val="both"/>
+        <w:rPr>
+          <w:rFonts w:ascii="Times New Roman" w:hAnsi="Times New Roman" w:cs="Times New Roman"/>
+          <w:b/>
+        </w:rPr>
+      </w:pPr>
+      <w:r>
+        <w:rPr>
+          <w:rFonts w:ascii="Times New Roman" w:hAnsi="Times New Roman" w:cs="Times New Roman"/>
+          <w:b/>
+        </w:rPr>
+        <w:t>problemas levantados na seção Introdução e dizer como o trabalho se enquadra no</w:t>
+      </w:r>
+    </w:p>
+    <w:p>
+      <w:pPr>
+        <w:tabs>
+          <w:tab w:val="left" w:pos="2400"/>
+        </w:tabs>
+        <w:spacing w:after="0" w:line="360" w:lineRule="auto"/>
+        <w:ind w:firstLine="709"/>
+        <w:jc w:val="both"/>
+        <w:rPr>
+          <w:rFonts w:ascii="Times New Roman" w:hAnsi="Times New Roman" w:cs="Times New Roman"/>
+          <w:b/>
+        </w:rPr>
+      </w:pPr>
+      <w:r>
+        <w:rPr>
+          <w:rFonts w:ascii="Times New Roman" w:hAnsi="Times New Roman" w:cs="Times New Roman"/>
+          <w:b/>
+        </w:rPr>
+        <w:t>conjunto das investigações precedentes.</w:t>
+      </w:r>
+    </w:p>
+    <w:p>
+      <w:pPr>
+        <w:tabs>
+          <w:tab w:val="left" w:pos="2400"/>
+        </w:tabs>
+        <w:spacing w:after="0" w:line="360" w:lineRule="auto"/>
+        <w:ind w:firstLine="709"/>
+        <w:jc w:val="both"/>
+        <w:rPr>
+          <w:rFonts w:ascii="Times New Roman" w:hAnsi="Times New Roman" w:cs="Times New Roman"/>
+          <w:b/>
+        </w:rPr>
+      </w:pPr>
+      <w:r>
+        <w:rPr>
+          <w:rFonts w:ascii="Times New Roman" w:hAnsi="Times New Roman" w:cs="Times New Roman"/>
+          <w:b/>
+        </w:rPr>
+        <w:t>Referências ao que foi feito devem ser escritas com o verbo no passado, para</w:t>
+      </w:r>
+    </w:p>
+    <w:p>
+      <w:pPr>
+        <w:tabs>
+          <w:tab w:val="left" w:pos="2400"/>
+        </w:tabs>
+        <w:spacing w:after="0" w:line="360" w:lineRule="auto"/>
+        <w:ind w:firstLine="709"/>
+        <w:jc w:val="both"/>
+        <w:rPr>
+          <w:rFonts w:ascii="Times New Roman" w:hAnsi="Times New Roman" w:cs="Times New Roman"/>
+          <w:b/>
+        </w:rPr>
+      </w:pPr>
+      <w:r>
+        <w:rPr>
+          <w:rFonts w:ascii="Times New Roman" w:hAnsi="Times New Roman" w:cs="Times New Roman"/>
+          <w:b/>
+        </w:rPr>
+        <w:t>sublinhar que se está comentando o trabalho relatado. Porém, quando se referir a</w:t>
+      </w:r>
+    </w:p>
+    <w:p>
+      <w:pPr>
+        <w:tabs>
+          <w:tab w:val="left" w:pos="2400"/>
+        </w:tabs>
+        <w:spacing w:after="0" w:line="360" w:lineRule="auto"/>
+        <w:ind w:firstLine="709"/>
+        <w:jc w:val="both"/>
+        <w:rPr>
+          <w:rFonts w:ascii="Times New Roman" w:hAnsi="Times New Roman" w:cs="Times New Roman"/>
+          <w:b/>
+        </w:rPr>
+      </w:pPr>
+      <w:r>
+        <w:rPr>
+          <w:rFonts w:ascii="Times New Roman" w:hAnsi="Times New Roman" w:cs="Times New Roman"/>
+          <w:b/>
+        </w:rPr>
+        <w:t>fatos, o texto deve ser escrito no presente.</w:t>
+      </w:r>
+    </w:p>
+    <w:p>
+      <w:pPr>
+        <w:tabs>
+          <w:tab w:val="left" w:pos="2400"/>
+        </w:tabs>
+        <w:spacing w:after="0" w:line="360" w:lineRule="auto"/>
+        <w:ind w:firstLine="709"/>
+        <w:jc w:val="both"/>
+        <w:rPr>
+          <w:rFonts w:ascii="Times New Roman" w:hAnsi="Times New Roman" w:cs="Times New Roman"/>
+          <w:b/>
+        </w:rPr>
+      </w:pPr>
+      <w:r>
+        <w:rPr>
+          <w:rFonts w:ascii="Times New Roman" w:hAnsi="Times New Roman" w:cs="Times New Roman"/>
+          <w:b/>
+        </w:rPr>
+        <w:t>A rigorosidade de o autor apresentar a discussão dentro de um ritual filosófico</w:t>
+      </w:r>
+    </w:p>
+    <w:p>
+      <w:pPr>
+        <w:tabs>
+          <w:tab w:val="left" w:pos="2400"/>
+        </w:tabs>
+        <w:spacing w:after="0" w:line="360" w:lineRule="auto"/>
+        <w:ind w:firstLine="709"/>
+        <w:jc w:val="both"/>
+        <w:rPr>
+          <w:rFonts w:ascii="Times New Roman" w:hAnsi="Times New Roman" w:cs="Times New Roman"/>
+          <w:b/>
+        </w:rPr>
+      </w:pPr>
+      <w:r>
+        <w:rPr>
+          <w:rFonts w:ascii="Times New Roman" w:hAnsi="Times New Roman" w:cs="Times New Roman"/>
+          <w:b/>
+        </w:rPr>
+        <w:t>inexiste, mas é imprescindível que comunique seu ponto de vista ou o seu achado</w:t>
+      </w:r>
+    </w:p>
+    <w:p>
+      <w:pPr>
+        <w:tabs>
+          <w:tab w:val="left" w:pos="2400"/>
+        </w:tabs>
+        <w:spacing w:after="0" w:line="360" w:lineRule="auto"/>
+        <w:ind w:firstLine="709"/>
+        <w:jc w:val="both"/>
+        <w:rPr>
+          <w:rFonts w:ascii="Times New Roman" w:hAnsi="Times New Roman" w:cs="Times New Roman"/>
+          <w:b/>
+        </w:rPr>
+      </w:pPr>
+      <w:r>
+        <w:rPr>
+          <w:rFonts w:ascii="Times New Roman" w:hAnsi="Times New Roman" w:cs="Times New Roman"/>
+          <w:b/>
+        </w:rPr>
+        <w:t>de maneira racional e assim tenha condições de demonstrar a tese que está</w:t>
+      </w:r>
+    </w:p>
+    <w:p>
+      <w:pPr>
+        <w:tabs>
+          <w:tab w:val="left" w:pos="2400"/>
+        </w:tabs>
+        <w:spacing w:after="0" w:line="360" w:lineRule="auto"/>
+        <w:ind w:firstLine="709"/>
+        <w:jc w:val="both"/>
+        <w:rPr>
+          <w:rFonts w:ascii="Times New Roman" w:hAnsi="Times New Roman" w:cs="Times New Roman"/>
+          <w:b/>
+        </w:rPr>
+      </w:pPr>
+      <w:r>
+        <w:rPr>
+          <w:rFonts w:ascii="Times New Roman" w:hAnsi="Times New Roman" w:cs="Times New Roman"/>
+          <w:b/>
+        </w:rPr>
+        <w:t>defendendo.</w:t>
+      </w:r>
+    </w:p>
+    <w:p>
+      <w:pPr>
+        <w:tabs>
+          <w:tab w:val="left" w:pos="2400"/>
+        </w:tabs>
+        <w:spacing w:after="0" w:line="360" w:lineRule="auto"/>
+        <w:ind w:firstLine="709"/>
+        <w:jc w:val="both"/>
+        <w:rPr>
+          <w:rFonts w:ascii="Times New Roman" w:hAnsi="Times New Roman" w:cs="Times New Roman"/>
+          <w:b/>
+        </w:rPr>
+      </w:pPr>
+      <w:r>
+        <w:rPr>
+          <w:rFonts w:ascii="Times New Roman" w:hAnsi="Times New Roman" w:cs="Times New Roman"/>
+          <w:b/>
+        </w:rPr>
+        <w:t>A conclusão deve proporcionar um resumo sintético, porém completo, da</w:t>
+      </w:r>
+    </w:p>
+    <w:p>
+      <w:pPr>
+        <w:tabs>
+          <w:tab w:val="left" w:pos="2400"/>
+        </w:tabs>
+        <w:spacing w:after="0" w:line="360" w:lineRule="auto"/>
+        <w:ind w:firstLine="709"/>
+        <w:jc w:val="both"/>
+        <w:rPr>
+          <w:rFonts w:ascii="Times New Roman" w:hAnsi="Times New Roman" w:cs="Times New Roman"/>
+          <w:b/>
+        </w:rPr>
+      </w:pPr>
+      <w:r>
+        <w:rPr>
+          <w:rFonts w:ascii="Times New Roman" w:hAnsi="Times New Roman" w:cs="Times New Roman"/>
+          <w:b/>
+        </w:rPr>
+        <w:t>argumentação, das provas e os exemplos abordados nas duas primeiras partes do</w:t>
+      </w:r>
+    </w:p>
+    <w:p>
+      <w:pPr>
+        <w:tabs>
+          <w:tab w:val="left" w:pos="2400"/>
+        </w:tabs>
+        <w:spacing w:after="0" w:line="360" w:lineRule="auto"/>
+        <w:ind w:firstLine="709"/>
+        <w:jc w:val="both"/>
+        <w:rPr>
+          <w:rFonts w:ascii="Times New Roman" w:hAnsi="Times New Roman" w:cs="Times New Roman"/>
+          <w:b/>
+        </w:rPr>
+      </w:pPr>
+      <w:r>
+        <w:rPr>
+          <w:rFonts w:ascii="Times New Roman" w:hAnsi="Times New Roman" w:cs="Times New Roman"/>
+          <w:b/>
+        </w:rPr>
+        <w:t>trabalho (introdução e desenvolvimento). A conclusão deve relacionar, em primeiro</w:t>
+      </w:r>
+    </w:p>
+    <w:p>
+      <w:pPr>
+        <w:tabs>
+          <w:tab w:val="left" w:pos="2400"/>
+        </w:tabs>
+        <w:spacing w:after="0" w:line="360" w:lineRule="auto"/>
+        <w:ind w:firstLine="709"/>
+        <w:jc w:val="both"/>
+        <w:rPr>
+          <w:rFonts w:ascii="Times New Roman" w:hAnsi="Times New Roman" w:cs="Times New Roman"/>
+          <w:b/>
+        </w:rPr>
+      </w:pPr>
+      <w:r>
+        <w:rPr>
+          <w:rFonts w:ascii="Times New Roman" w:hAnsi="Times New Roman" w:cs="Times New Roman"/>
+          <w:b/>
+        </w:rPr>
+        <w:t>lugar, as diversas partes da argumentação, unir as ideias desenvolvidas. É por isso</w:t>
+      </w:r>
+    </w:p>
+    <w:p>
+      <w:pPr>
+        <w:tabs>
+          <w:tab w:val="left" w:pos="2400"/>
+        </w:tabs>
+        <w:spacing w:after="0" w:line="360" w:lineRule="auto"/>
+        <w:ind w:firstLine="709"/>
+        <w:jc w:val="both"/>
+        <w:rPr>
+          <w:rFonts w:ascii="Times New Roman" w:hAnsi="Times New Roman" w:cs="Times New Roman"/>
+          <w:b/>
+        </w:rPr>
+      </w:pPr>
+      <w:r>
+        <w:rPr>
+          <w:rFonts w:ascii="Times New Roman" w:hAnsi="Times New Roman" w:cs="Times New Roman"/>
+          <w:b/>
+        </w:rPr>
+        <w:t>que se diz que, em certo sentido, a conclusão é uma volta à introdução.</w:t>
+      </w:r>
+    </w:p>
+    <w:p>
+      <w:pPr>
+        <w:tabs>
+          <w:tab w:val="left" w:pos="2400"/>
+        </w:tabs>
+        <w:spacing w:after="0" w:line="360" w:lineRule="auto"/>
+        <w:ind w:firstLine="709"/>
+        <w:jc w:val="both"/>
+        <w:rPr>
+          <w:rFonts w:ascii="Times New Roman" w:hAnsi="Times New Roman" w:cs="Times New Roman"/>
+          <w:b/>
+        </w:rPr>
+      </w:pPr>
+      <w:r>
+        <w:rPr>
+          <w:rFonts w:ascii="Times New Roman" w:hAnsi="Times New Roman" w:cs="Times New Roman"/>
+          <w:b/>
+        </w:rPr>
+        <w:t>A informação que se inclui nessa seção depende em grande parte dos</w:t>
+      </w:r>
+    </w:p>
+    <w:p>
+      <w:pPr>
+        <w:tabs>
+          <w:tab w:val="left" w:pos="2400"/>
+        </w:tabs>
+        <w:spacing w:after="0" w:line="360" w:lineRule="auto"/>
+        <w:ind w:firstLine="709"/>
+        <w:jc w:val="both"/>
+        <w:rPr>
+          <w:rFonts w:ascii="Times New Roman" w:hAnsi="Times New Roman" w:cs="Times New Roman"/>
+          <w:b/>
+        </w:rPr>
+      </w:pPr>
+      <w:r>
+        <w:rPr>
+          <w:rFonts w:ascii="Times New Roman" w:hAnsi="Times New Roman" w:cs="Times New Roman"/>
+          <w:b/>
+        </w:rPr>
+        <w:t>resultados do estudo apresentado. Entretanto, o movimento específico-para-geral é</w:t>
+      </w:r>
+    </w:p>
+    <w:p>
+      <w:pPr>
+        <w:tabs>
+          <w:tab w:val="left" w:pos="2400"/>
+        </w:tabs>
+        <w:spacing w:after="0" w:line="360" w:lineRule="auto"/>
+        <w:ind w:firstLine="709"/>
+        <w:jc w:val="both"/>
+        <w:rPr>
+          <w:rFonts w:ascii="Times New Roman" w:hAnsi="Times New Roman" w:cs="Times New Roman"/>
+          <w:b/>
+        </w:rPr>
+      </w:pPr>
+      <w:r>
+        <w:rPr>
+          <w:rFonts w:ascii="Times New Roman" w:hAnsi="Times New Roman" w:cs="Times New Roman"/>
+          <w:b/>
+        </w:rPr>
+        <w:t>uma convenção que a maioria dos escritores segue. Os tipos de informação que se</w:t>
+      </w:r>
+    </w:p>
+    <w:p>
+      <w:pPr>
+        <w:tabs>
+          <w:tab w:val="left" w:pos="2400"/>
+        </w:tabs>
+        <w:spacing w:after="0" w:line="360" w:lineRule="auto"/>
+        <w:ind w:firstLine="709"/>
+        <w:jc w:val="both"/>
+        <w:rPr>
+          <w:rFonts w:ascii="Times New Roman" w:hAnsi="Times New Roman" w:cs="Times New Roman"/>
+          <w:b/>
+        </w:rPr>
+      </w:pPr>
+      <w:r>
+        <w:rPr>
+          <w:rFonts w:ascii="Times New Roman" w:hAnsi="Times New Roman" w:cs="Times New Roman"/>
+          <w:b/>
+        </w:rPr>
+        <w:t>pode incluir na seção Conclusão não são fixos, no entanto os primeiros elementos</w:t>
+      </w:r>
+    </w:p>
+    <w:p>
+      <w:pPr>
+        <w:tabs>
+          <w:tab w:val="left" w:pos="2400"/>
+        </w:tabs>
+        <w:spacing w:after="0" w:line="360" w:lineRule="auto"/>
+        <w:ind w:firstLine="709"/>
+        <w:jc w:val="both"/>
+        <w:rPr>
+          <w:rFonts w:ascii="Times New Roman" w:hAnsi="Times New Roman" w:cs="Times New Roman"/>
+          <w:b/>
+        </w:rPr>
+      </w:pPr>
+      <w:r>
+        <w:rPr>
+          <w:rFonts w:ascii="Times New Roman" w:hAnsi="Times New Roman" w:cs="Times New Roman"/>
+          <w:b/>
+        </w:rPr>
+        <w:t>são tipicamente aqueles que se referem mais diretamente ao estudo e aos</w:t>
+      </w:r>
+    </w:p>
+    <w:p>
+      <w:pPr>
+        <w:tabs>
+          <w:tab w:val="left" w:pos="2400"/>
+        </w:tabs>
+        <w:spacing w:after="0" w:line="360" w:lineRule="auto"/>
+        <w:ind w:firstLine="709"/>
+        <w:jc w:val="both"/>
+        <w:rPr>
+          <w:rFonts w:ascii="Times New Roman" w:hAnsi="Times New Roman" w:cs="Times New Roman"/>
+          <w:b/>
+        </w:rPr>
+      </w:pPr>
+      <w:r>
+        <w:rPr>
+          <w:rFonts w:ascii="Times New Roman" w:hAnsi="Times New Roman" w:cs="Times New Roman"/>
+          <w:b/>
+        </w:rPr>
+        <w:t>resultados.</w:t>
+      </w:r>
+    </w:p>
+    <w:p>
+      <w:pPr>
+        <w:tabs>
+          <w:tab w:val="left" w:pos="2400"/>
+        </w:tabs>
+        <w:spacing w:after="0" w:line="360" w:lineRule="auto"/>
+        <w:ind w:firstLine="709"/>
+        <w:jc w:val="both"/>
+        <w:rPr>
+          <w:rFonts w:ascii="Times New Roman" w:hAnsi="Times New Roman" w:cs="Times New Roman"/>
+          <w:b/>
+        </w:rPr>
+      </w:pPr>
+    </w:p>
+    <w:p>
+      <w:pPr>
+        <w:tabs>
+          <w:tab w:val="left" w:pos="2400"/>
+        </w:tabs>
+        <w:spacing w:after="0" w:line="360" w:lineRule="auto"/>
+        <w:ind w:firstLine="709"/>
+        <w:jc w:val="both"/>
+        <w:rPr>
+          <w:rFonts w:ascii="Times New Roman" w:hAnsi="Times New Roman" w:cs="Times New Roman"/>
+          <w:b/>
+        </w:rPr>
+      </w:pPr>
+    </w:p>
+    <w:p>
+      <w:pPr>
+        <w:tabs>
+          <w:tab w:val="left" w:pos="2400"/>
+        </w:tabs>
+        <w:spacing w:after="0" w:line="360" w:lineRule="auto"/>
+        <w:ind w:firstLine="709"/>
+        <w:jc w:val="both"/>
+        <w:rPr>
+          <w:rFonts w:ascii="Times New Roman" w:hAnsi="Times New Roman" w:cs="Times New Roman"/>
+          <w:b/>
+        </w:rPr>
+      </w:pPr>
+    </w:p>
+    <w:p>
+      <w:pPr>
+        <w:tabs>
+          <w:tab w:val="left" w:pos="2400"/>
+        </w:tabs>
+        <w:spacing w:after="0" w:line="360" w:lineRule="auto"/>
+        <w:ind w:firstLine="709"/>
+        <w:jc w:val="both"/>
+        <w:rPr>
+          <w:rFonts w:ascii="Times New Roman" w:hAnsi="Times New Roman" w:cs="Times New Roman"/>
+          <w:b/>
+        </w:rPr>
+      </w:pPr>
+    </w:p>
+    <w:p>
+      <w:pPr>
+        <w:tabs>
+          <w:tab w:val="left" w:pos="2400"/>
+        </w:tabs>
+        <w:spacing w:after="0" w:line="360" w:lineRule="auto"/>
+        <w:ind w:firstLine="709"/>
+        <w:jc w:val="both"/>
+        <w:rPr>
+          <w:rFonts w:ascii="Times New Roman" w:hAnsi="Times New Roman" w:cs="Times New Roman"/>
+          <w:b/>
+        </w:rPr>
+      </w:pPr>
+    </w:p>
+    <w:p>
+      <w:pPr>
+        <w:tabs>
+          <w:tab w:val="left" w:pos="2400"/>
+        </w:tabs>
+        <w:spacing w:after="0" w:line="360" w:lineRule="auto"/>
+        <w:ind w:firstLine="709"/>
+        <w:jc w:val="both"/>
+        <w:rPr>
+          <w:rFonts w:ascii="Times New Roman" w:hAnsi="Times New Roman" w:cs="Times New Roman"/>
+          <w:b/>
+        </w:rPr>
+      </w:pPr>
+    </w:p>
+    <w:p>
+      <w:pPr>
+        <w:tabs>
+          <w:tab w:val="left" w:pos="2400"/>
+        </w:tabs>
+        <w:spacing w:after="0" w:line="360" w:lineRule="auto"/>
+        <w:ind w:firstLine="709"/>
+        <w:jc w:val="both"/>
+        <w:rPr>
+          <w:rFonts w:ascii="Times New Roman" w:hAnsi="Times New Roman" w:cs="Times New Roman"/>
+          <w:b/>
+        </w:rPr>
+      </w:pPr>
+    </w:p>
+    <w:p>
+      <w:pPr>
+        <w:tabs>
+          <w:tab w:val="left" w:pos="2400"/>
+        </w:tabs>
+        <w:spacing w:after="0" w:line="360" w:lineRule="auto"/>
+        <w:ind w:left="709" w:hanging="709"/>
+        <w:outlineLvl w:val="0"/>
+        <w:rPr>
+          <w:rFonts w:ascii="Times New Roman" w:hAnsi="Times New Roman" w:cs="Times New Roman"/>
+          <w:b/>
+        </w:rPr>
+      </w:pPr>
+    </w:p>
+    <w:p>
+      <w:pPr>
+        <w:tabs>
+          <w:tab w:val="left" w:pos="2400"/>
+        </w:tabs>
+        <w:spacing w:after="0" w:line="360" w:lineRule="auto"/>
+        <w:ind w:left="709" w:hanging="709"/>
+        <w:outlineLvl w:val="0"/>
+        <w:rPr>
+          <w:rFonts w:ascii="Times New Roman" w:hAnsi="Times New Roman" w:cs="Times New Roman"/>
+          <w:b/>
         </w:rPr>
       </w:pPr>
       <w:bookmarkStart w:id="9" w:name="_Toc205989576"/>
@@ -5569,6 +5463,7 @@
           <w:sz w:val="24"/>
           <w:szCs w:val="24"/>
         </w:rPr>
+        <w:lastRenderedPageBreak/>
         <w:t>Referências:</w:t>
       </w:r>
     </w:p>
@@ -6374,7 +6269,6 @@
   <w:style w:type="character" w:default="1" w:styleId="Fontepargpadro">
     <w:name w:val="Default Paragraph Font"/>
     <w:uiPriority w:val="1"/>
-    <w:semiHidden/>
     <w:unhideWhenUsed/>
   </w:style>
   <w:style w:type="table" w:default="1" w:styleId="Tabelanormal">
@@ -6505,6 +6399,115 @@
       <w:spacing w:after="100"/>
       <w:ind w:left="220"/>
     </w:pPr>
+  </w:style>
+  <w:style w:type="character" w:styleId="Forte">
+    <w:name w:val="Strong"/>
+    <w:basedOn w:val="Fontepargpadro"/>
+    <w:uiPriority w:val="22"/>
+    <w:qFormat/>
+    <w:rsid w:val="00A36DB4"/>
+    <w:rPr>
+      <w:b/>
+      <w:bCs/>
+    </w:rPr>
+  </w:style>
+  <w:style w:type="character" w:styleId="Refdecomentrio">
+    <w:name w:val="annotation reference"/>
+    <w:basedOn w:val="Fontepargpadro"/>
+    <w:uiPriority w:val="99"/>
+    <w:semiHidden/>
+    <w:unhideWhenUsed/>
+    <w:rsid w:val="004F4CC4"/>
+    <w:rPr>
+      <w:sz w:val="16"/>
+      <w:szCs w:val="16"/>
+    </w:rPr>
+  </w:style>
+  <w:style w:type="paragraph" w:styleId="Textodecomentrio">
+    <w:name w:val="annotation text"/>
+    <w:basedOn w:val="Normal"/>
+    <w:link w:val="TextodecomentrioChar"/>
+    <w:uiPriority w:val="99"/>
+    <w:semiHidden/>
+    <w:unhideWhenUsed/>
+    <w:rsid w:val="004F4CC4"/>
+    <w:pPr>
+      <w:spacing w:line="240" w:lineRule="auto"/>
+    </w:pPr>
+    <w:rPr>
+      <w:sz w:val="20"/>
+      <w:szCs w:val="20"/>
+    </w:rPr>
+  </w:style>
+  <w:style w:type="character" w:customStyle="1" w:styleId="TextodecomentrioChar">
+    <w:name w:val="Texto de comentário Char"/>
+    <w:basedOn w:val="Fontepargpadro"/>
+    <w:link w:val="Textodecomentrio"/>
+    <w:uiPriority w:val="99"/>
+    <w:semiHidden/>
+    <w:rsid w:val="004F4CC4"/>
+    <w:rPr>
+      <w:sz w:val="20"/>
+      <w:szCs w:val="20"/>
+    </w:rPr>
+  </w:style>
+  <w:style w:type="paragraph" w:styleId="Assuntodocomentrio">
+    <w:name w:val="annotation subject"/>
+    <w:basedOn w:val="Textodecomentrio"/>
+    <w:next w:val="Textodecomentrio"/>
+    <w:link w:val="AssuntodocomentrioChar"/>
+    <w:uiPriority w:val="99"/>
+    <w:semiHidden/>
+    <w:unhideWhenUsed/>
+    <w:rsid w:val="004F4CC4"/>
+    <w:rPr>
+      <w:b/>
+      <w:bCs/>
+    </w:rPr>
+  </w:style>
+  <w:style w:type="character" w:customStyle="1" w:styleId="AssuntodocomentrioChar">
+    <w:name w:val="Assunto do comentário Char"/>
+    <w:basedOn w:val="TextodecomentrioChar"/>
+    <w:link w:val="Assuntodocomentrio"/>
+    <w:uiPriority w:val="99"/>
+    <w:semiHidden/>
+    <w:rsid w:val="004F4CC4"/>
+    <w:rPr>
+      <w:b/>
+      <w:bCs/>
+      <w:sz w:val="20"/>
+      <w:szCs w:val="20"/>
+    </w:rPr>
+  </w:style>
+  <w:style w:type="paragraph" w:styleId="Textodebalo">
+    <w:name w:val="Balloon Text"/>
+    <w:basedOn w:val="Normal"/>
+    <w:link w:val="TextodebaloChar"/>
+    <w:uiPriority w:val="99"/>
+    <w:semiHidden/>
+    <w:unhideWhenUsed/>
+    <w:rsid w:val="004F4CC4"/>
+    <w:pPr>
+      <w:spacing w:after="0" w:line="240" w:lineRule="auto"/>
+    </w:pPr>
+    <w:rPr>
+      <w:rFonts w:ascii="Segoe UI" w:hAnsi="Segoe UI" w:cs="Segoe UI"/>
+      <w:sz w:val="18"/>
+      <w:szCs w:val="18"/>
+    </w:rPr>
+  </w:style>
+  <w:style w:type="character" w:customStyle="1" w:styleId="TextodebaloChar">
+    <w:name w:val="Texto de balão Char"/>
+    <w:basedOn w:val="Fontepargpadro"/>
+    <w:link w:val="Textodebalo"/>
+    <w:uiPriority w:val="99"/>
+    <w:semiHidden/>
+    <w:rsid w:val="004F4CC4"/>
+    <w:rPr>
+      <w:rFonts w:ascii="Segoe UI" w:hAnsi="Segoe UI" w:cs="Segoe UI"/>
+      <w:sz w:val="18"/>
+      <w:szCs w:val="18"/>
+    </w:rPr>
   </w:style>
 </w:styles>
 </file>
@@ -6809,7 +6812,7 @@
 </file>
 
 <file path=customXml/itemProps1.xml><?xml version="1.0" encoding="utf-8"?>
-<ds:datastoreItem xmlns:ds="http://schemas.openxmlformats.org/officeDocument/2006/customXml" ds:itemID="{A69D07F5-B66A-432C-A50B-103FB4C72C34}">
+<ds:datastoreItem xmlns:ds="http://schemas.openxmlformats.org/officeDocument/2006/customXml" ds:itemID="{4742975B-CB2D-4BBC-9486-BD620DE5A974}">
   <ds:schemaRefs>
     <ds:schemaRef ds:uri="http://schemas.openxmlformats.org/officeDocument/2006/bibliography"/>
   </ds:schemaRefs>
